--- a/docx/Automation/automation_commands.docx
+++ b/docx/Automation/automation_commands.docx
@@ -918,8 +918,16 @@
       <w:tblPr>
         <w:tblStyle w:val="Table"/>
         <w:tblW w:type="pct" w:w="5000"/>
-        <w:tblLayout w:type="fixed"/>
+        <w:tblLayout w:type="autofit"/>
         <w:tblLook w:firstRow="1" w:lastRow="0" w:firstColumn="0" w:lastColumn="0" w:noHBand="0" w:noVBand="0" w:val="0020"/>
+        <w:tblBorders>
+          <w:top w:val="single" w:sz="6" w:space="0" w:color="auto"/>
+          <w:left w:val="single" w:sz="6" w:space="0" w:color="auto"/>
+          <w:bottom w:val="single" w:sz="6" w:space="0" w:color="auto"/>
+          <w:right w:val="single" w:sz="6" w:space="0" w:color="auto"/>
+          <w:insideH w:val="single" w:sz="6" w:space="0" w:color="auto"/>
+          <w:insideV w:val="single" w:sz="6" w:space="0" w:color="auto"/>
+        </w:tblBorders>
       </w:tblPr>
       <w:tblGrid>
         <w:gridCol w:w="1848"/>
@@ -1619,8 +1627,16 @@
       <w:tblPr>
         <w:tblStyle w:val="Table"/>
         <w:tblW w:type="pct" w:w="5000"/>
-        <w:tblLayout w:type="fixed"/>
+        <w:tblLayout w:type="autofit"/>
         <w:tblLook w:firstRow="1" w:lastRow="0" w:firstColumn="0" w:lastColumn="0" w:noHBand="0" w:noVBand="0" w:val="0020"/>
+        <w:tblBorders>
+          <w:top w:val="single" w:sz="6" w:space="0" w:color="auto"/>
+          <w:left w:val="single" w:sz="6" w:space="0" w:color="auto"/>
+          <w:bottom w:val="single" w:sz="6" w:space="0" w:color="auto"/>
+          <w:right w:val="single" w:sz="6" w:space="0" w:color="auto"/>
+          <w:insideH w:val="single" w:sz="6" w:space="0" w:color="auto"/>
+          <w:insideV w:val="single" w:sz="6" w:space="0" w:color="auto"/>
+        </w:tblBorders>
       </w:tblPr>
       <w:tblGrid>
         <w:gridCol w:w="2436"/>
@@ -2719,8 +2735,16 @@
       <w:tblPr>
         <w:tblStyle w:val="Table"/>
         <w:tblW w:type="pct" w:w="5000"/>
-        <w:tblLayout w:type="fixed"/>
+        <w:tblLayout w:type="autofit"/>
         <w:tblLook w:firstRow="1" w:lastRow="0" w:firstColumn="0" w:lastColumn="0" w:noHBand="0" w:noVBand="0" w:val="0020"/>
+        <w:tblBorders>
+          <w:top w:val="single" w:sz="6" w:space="0" w:color="auto"/>
+          <w:left w:val="single" w:sz="6" w:space="0" w:color="auto"/>
+          <w:bottom w:val="single" w:sz="6" w:space="0" w:color="auto"/>
+          <w:right w:val="single" w:sz="6" w:space="0" w:color="auto"/>
+          <w:insideH w:val="single" w:sz="6" w:space="0" w:color="auto"/>
+          <w:insideV w:val="single" w:sz="6" w:space="0" w:color="auto"/>
+        </w:tblBorders>
       </w:tblPr>
       <w:tblGrid>
         <w:gridCol w:w="2562"/>
@@ -3536,8 +3560,16 @@
       <w:tblPr>
         <w:tblStyle w:val="Table"/>
         <w:tblW w:type="pct" w:w="5000"/>
-        <w:tblLayout w:type="fixed"/>
+        <w:tblLayout w:type="autofit"/>
         <w:tblLook w:firstRow="1" w:lastRow="0" w:firstColumn="0" w:lastColumn="0" w:noHBand="0" w:noVBand="0" w:val="0020"/>
+        <w:tblBorders>
+          <w:top w:val="single" w:sz="6" w:space="0" w:color="auto"/>
+          <w:left w:val="single" w:sz="6" w:space="0" w:color="auto"/>
+          <w:bottom w:val="single" w:sz="6" w:space="0" w:color="auto"/>
+          <w:right w:val="single" w:sz="6" w:space="0" w:color="auto"/>
+          <w:insideH w:val="single" w:sz="6" w:space="0" w:color="auto"/>
+          <w:insideV w:val="single" w:sz="6" w:space="0" w:color="auto"/>
+        </w:tblBorders>
       </w:tblPr>
       <w:tblGrid>
         <w:gridCol w:w="2562"/>
@@ -4093,8 +4125,16 @@
       <w:tblPr>
         <w:tblStyle w:val="Table"/>
         <w:tblW w:type="pct" w:w="5000"/>
-        <w:tblLayout w:type="fixed"/>
+        <w:tblLayout w:type="autofit"/>
         <w:tblLook w:firstRow="1" w:lastRow="0" w:firstColumn="0" w:lastColumn="0" w:noHBand="0" w:noVBand="0" w:val="0020"/>
+        <w:tblBorders>
+          <w:top w:val="single" w:sz="6" w:space="0" w:color="auto"/>
+          <w:left w:val="single" w:sz="6" w:space="0" w:color="auto"/>
+          <w:bottom w:val="single" w:sz="6" w:space="0" w:color="auto"/>
+          <w:right w:val="single" w:sz="6" w:space="0" w:color="auto"/>
+          <w:insideH w:val="single" w:sz="6" w:space="0" w:color="auto"/>
+          <w:insideV w:val="single" w:sz="6" w:space="0" w:color="auto"/>
+        </w:tblBorders>
       </w:tblPr>
       <w:tblGrid>
         <w:gridCol w:w="2026"/>
@@ -4908,8 +4948,16 @@
       <w:tblPr>
         <w:tblStyle w:val="Table"/>
         <w:tblW w:type="pct" w:w="5000"/>
-        <w:tblLayout w:type="fixed"/>
+        <w:tblLayout w:type="autofit"/>
         <w:tblLook w:firstRow="1" w:lastRow="0" w:firstColumn="0" w:lastColumn="0" w:noHBand="0" w:noVBand="0" w:val="0020"/>
+        <w:tblBorders>
+          <w:top w:val="single" w:sz="6" w:space="0" w:color="auto"/>
+          <w:left w:val="single" w:sz="6" w:space="0" w:color="auto"/>
+          <w:bottom w:val="single" w:sz="6" w:space="0" w:color="auto"/>
+          <w:right w:val="single" w:sz="6" w:space="0" w:color="auto"/>
+          <w:insideH w:val="single" w:sz="6" w:space="0" w:color="auto"/>
+          <w:insideV w:val="single" w:sz="6" w:space="0" w:color="auto"/>
+        </w:tblBorders>
       </w:tblPr>
       <w:tblGrid>
         <w:gridCol w:w="1675"/>
@@ -6259,8 +6307,16 @@
       <w:tblPr>
         <w:tblStyle w:val="Table"/>
         <w:tblW w:type="pct" w:w="5000"/>
-        <w:tblLayout w:type="fixed"/>
+        <w:tblLayout w:type="autofit"/>
         <w:tblLook w:firstRow="1" w:lastRow="0" w:firstColumn="0" w:lastColumn="0" w:noHBand="0" w:noVBand="0" w:val="0020"/>
+        <w:tblBorders>
+          <w:top w:val="single" w:sz="6" w:space="0" w:color="auto"/>
+          <w:left w:val="single" w:sz="6" w:space="0" w:color="auto"/>
+          <w:bottom w:val="single" w:sz="6" w:space="0" w:color="auto"/>
+          <w:right w:val="single" w:sz="6" w:space="0" w:color="auto"/>
+          <w:insideH w:val="single" w:sz="6" w:space="0" w:color="auto"/>
+          <w:insideV w:val="single" w:sz="6" w:space="0" w:color="auto"/>
+        </w:tblBorders>
       </w:tblPr>
       <w:tblGrid>
         <w:gridCol w:w="2043"/>
@@ -7934,8 +7990,16 @@
       <w:tblPr>
         <w:tblStyle w:val="Table"/>
         <w:tblW w:type="pct" w:w="5000"/>
-        <w:tblLayout w:type="fixed"/>
+        <w:tblLayout w:type="autofit"/>
         <w:tblLook w:firstRow="1" w:lastRow="0" w:firstColumn="0" w:lastColumn="0" w:noHBand="0" w:noVBand="0" w:val="0020"/>
+        <w:tblBorders>
+          <w:top w:val="single" w:sz="6" w:space="0" w:color="auto"/>
+          <w:left w:val="single" w:sz="6" w:space="0" w:color="auto"/>
+          <w:bottom w:val="single" w:sz="6" w:space="0" w:color="auto"/>
+          <w:right w:val="single" w:sz="6" w:space="0" w:color="auto"/>
+          <w:insideH w:val="single" w:sz="6" w:space="0" w:color="auto"/>
+          <w:insideV w:val="single" w:sz="6" w:space="0" w:color="auto"/>
+        </w:tblBorders>
       </w:tblPr>
       <w:tblGrid>
         <w:gridCol w:w="1675"/>
@@ -10138,6 +10202,15 @@
         <w:tblStyle w:val="Table"/>
         <w:tblW w:type="auto" w:w="0"/>
         <w:tblLook w:firstRow="1" w:lastRow="0" w:firstColumn="0" w:lastColumn="0" w:noHBand="0" w:noVBand="0" w:val="0020"/>
+        <w:tblLayout w:type="autofit"/>
+        <w:tblBorders>
+          <w:top w:val="single" w:sz="6" w:space="0" w:color="auto"/>
+          <w:left w:val="single" w:sz="6" w:space="0" w:color="auto"/>
+          <w:bottom w:val="single" w:sz="6" w:space="0" w:color="auto"/>
+          <w:right w:val="single" w:sz="6" w:space="0" w:color="auto"/>
+          <w:insideH w:val="single" w:sz="6" w:space="0" w:color="auto"/>
+          <w:insideV w:val="single" w:sz="6" w:space="0" w:color="auto"/>
+        </w:tblBorders>
       </w:tblPr>
       <w:tblGrid>
         <w:gridCol w:w="3960"/>
@@ -10358,8 +10431,16 @@
       <w:tblPr>
         <w:tblStyle w:val="Table"/>
         <w:tblW w:type="pct" w:w="5000"/>
-        <w:tblLayout w:type="fixed"/>
+        <w:tblLayout w:type="autofit"/>
         <w:tblLook w:firstRow="1" w:lastRow="0" w:firstColumn="0" w:lastColumn="0" w:noHBand="0" w:noVBand="0" w:val="0020"/>
+        <w:tblBorders>
+          <w:top w:val="single" w:sz="6" w:space="0" w:color="auto"/>
+          <w:left w:val="single" w:sz="6" w:space="0" w:color="auto"/>
+          <w:bottom w:val="single" w:sz="6" w:space="0" w:color="auto"/>
+          <w:right w:val="single" w:sz="6" w:space="0" w:color="auto"/>
+          <w:insideH w:val="single" w:sz="6" w:space="0" w:color="auto"/>
+          <w:insideV w:val="single" w:sz="6" w:space="0" w:color="auto"/>
+        </w:tblBorders>
       </w:tblPr>
       <w:tblGrid>
         <w:gridCol w:w="2640"/>
@@ -12064,8 +12145,16 @@
       <w:tblPr>
         <w:tblStyle w:val="Table"/>
         <w:tblW w:type="pct" w:w="5000"/>
-        <w:tblLayout w:type="fixed"/>
+        <w:tblLayout w:type="autofit"/>
         <w:tblLook w:firstRow="1" w:lastRow="0" w:firstColumn="0" w:lastColumn="0" w:noHBand="0" w:noVBand="0" w:val="0020"/>
+        <w:tblBorders>
+          <w:top w:val="single" w:sz="6" w:space="0" w:color="auto"/>
+          <w:left w:val="single" w:sz="6" w:space="0" w:color="auto"/>
+          <w:bottom w:val="single" w:sz="6" w:space="0" w:color="auto"/>
+          <w:right w:val="single" w:sz="6" w:space="0" w:color="auto"/>
+          <w:insideH w:val="single" w:sz="6" w:space="0" w:color="auto"/>
+          <w:insideV w:val="single" w:sz="6" w:space="0" w:color="auto"/>
+        </w:tblBorders>
       </w:tblPr>
       <w:tblGrid>
         <w:gridCol w:w="2562"/>
@@ -14480,8 +14569,16 @@
       <w:tblPr>
         <w:tblStyle w:val="Table"/>
         <w:tblW w:type="pct" w:w="5000"/>
-        <w:tblLayout w:type="fixed"/>
+        <w:tblLayout w:type="autofit"/>
         <w:tblLook w:firstRow="1" w:lastRow="0" w:firstColumn="0" w:lastColumn="0" w:noHBand="0" w:noVBand="0" w:val="0020"/>
+        <w:tblBorders>
+          <w:top w:val="single" w:sz="6" w:space="0" w:color="auto"/>
+          <w:left w:val="single" w:sz="6" w:space="0" w:color="auto"/>
+          <w:bottom w:val="single" w:sz="6" w:space="0" w:color="auto"/>
+          <w:right w:val="single" w:sz="6" w:space="0" w:color="auto"/>
+          <w:insideH w:val="single" w:sz="6" w:space="0" w:color="auto"/>
+          <w:insideV w:val="single" w:sz="6" w:space="0" w:color="auto"/>
+        </w:tblBorders>
       </w:tblPr>
       <w:tblGrid>
         <w:gridCol w:w="1675"/>
@@ -15882,8 +15979,16 @@
       <w:tblPr>
         <w:tblStyle w:val="Table"/>
         <w:tblW w:type="pct" w:w="5000"/>
-        <w:tblLayout w:type="fixed"/>
+        <w:tblLayout w:type="autofit"/>
         <w:tblLook w:firstRow="1" w:lastRow="0" w:firstColumn="0" w:lastColumn="0" w:noHBand="0" w:noVBand="0" w:val="0020"/>
+        <w:tblBorders>
+          <w:top w:val="single" w:sz="6" w:space="0" w:color="auto"/>
+          <w:left w:val="single" w:sz="6" w:space="0" w:color="auto"/>
+          <w:bottom w:val="single" w:sz="6" w:space="0" w:color="auto"/>
+          <w:right w:val="single" w:sz="6" w:space="0" w:color="auto"/>
+          <w:insideH w:val="single" w:sz="6" w:space="0" w:color="auto"/>
+          <w:insideV w:val="single" w:sz="6" w:space="0" w:color="auto"/>
+        </w:tblBorders>
       </w:tblPr>
       <w:tblGrid>
         <w:gridCol w:w="1675"/>
@@ -17200,8 +17305,16 @@
       <w:tblPr>
         <w:tblStyle w:val="Table"/>
         <w:tblW w:type="pct" w:w="5000"/>
-        <w:tblLayout w:type="fixed"/>
+        <w:tblLayout w:type="autofit"/>
         <w:tblLook w:firstRow="1" w:lastRow="0" w:firstColumn="0" w:lastColumn="0" w:noHBand="0" w:noVBand="0" w:val="0020"/>
+        <w:tblBorders>
+          <w:top w:val="single" w:sz="6" w:space="0" w:color="auto"/>
+          <w:left w:val="single" w:sz="6" w:space="0" w:color="auto"/>
+          <w:bottom w:val="single" w:sz="6" w:space="0" w:color="auto"/>
+          <w:right w:val="single" w:sz="6" w:space="0" w:color="auto"/>
+          <w:insideH w:val="single" w:sz="6" w:space="0" w:color="auto"/>
+          <w:insideV w:val="single" w:sz="6" w:space="0" w:color="auto"/>
+        </w:tblBorders>
       </w:tblPr>
       <w:tblGrid>
         <w:gridCol w:w="1675"/>
@@ -18342,8 +18455,16 @@
       <w:tblPr>
         <w:tblStyle w:val="Table"/>
         <w:tblW w:type="pct" w:w="5000"/>
-        <w:tblLayout w:type="fixed"/>
+        <w:tblLayout w:type="autofit"/>
         <w:tblLook w:firstRow="1" w:lastRow="0" w:firstColumn="0" w:lastColumn="0" w:noHBand="0" w:noVBand="0" w:val="0020"/>
+        <w:tblBorders>
+          <w:top w:val="single" w:sz="6" w:space="0" w:color="auto"/>
+          <w:left w:val="single" w:sz="6" w:space="0" w:color="auto"/>
+          <w:bottom w:val="single" w:sz="6" w:space="0" w:color="auto"/>
+          <w:right w:val="single" w:sz="6" w:space="0" w:color="auto"/>
+          <w:insideH w:val="single" w:sz="6" w:space="0" w:color="auto"/>
+          <w:insideV w:val="single" w:sz="6" w:space="0" w:color="auto"/>
+        </w:tblBorders>
       </w:tblPr>
       <w:tblGrid>
         <w:gridCol w:w="1675"/>
@@ -19552,8 +19673,16 @@
       <w:tblPr>
         <w:tblStyle w:val="Table"/>
         <w:tblW w:type="pct" w:w="5000"/>
-        <w:tblLayout w:type="fixed"/>
+        <w:tblLayout w:type="autofit"/>
         <w:tblLook w:firstRow="1" w:lastRow="0" w:firstColumn="0" w:lastColumn="0" w:noHBand="0" w:noVBand="0" w:val="0020"/>
+        <w:tblBorders>
+          <w:top w:val="single" w:sz="6" w:space="0" w:color="auto"/>
+          <w:left w:val="single" w:sz="6" w:space="0" w:color="auto"/>
+          <w:bottom w:val="single" w:sz="6" w:space="0" w:color="auto"/>
+          <w:right w:val="single" w:sz="6" w:space="0" w:color="auto"/>
+          <w:insideH w:val="single" w:sz="6" w:space="0" w:color="auto"/>
+          <w:insideV w:val="single" w:sz="6" w:space="0" w:color="auto"/>
+        </w:tblBorders>
       </w:tblPr>
       <w:tblGrid>
         <w:gridCol w:w="1675"/>
@@ -20783,8 +20912,16 @@
       <w:tblPr>
         <w:tblStyle w:val="Table"/>
         <w:tblW w:type="pct" w:w="5000"/>
-        <w:tblLayout w:type="fixed"/>
+        <w:tblLayout w:type="autofit"/>
         <w:tblLook w:firstRow="1" w:lastRow="0" w:firstColumn="0" w:lastColumn="0" w:noHBand="0" w:noVBand="0" w:val="0020"/>
+        <w:tblBorders>
+          <w:top w:val="single" w:sz="6" w:space="0" w:color="auto"/>
+          <w:left w:val="single" w:sz="6" w:space="0" w:color="auto"/>
+          <w:bottom w:val="single" w:sz="6" w:space="0" w:color="auto"/>
+          <w:right w:val="single" w:sz="6" w:space="0" w:color="auto"/>
+          <w:insideH w:val="single" w:sz="6" w:space="0" w:color="auto"/>
+          <w:insideV w:val="single" w:sz="6" w:space="0" w:color="auto"/>
+        </w:tblBorders>
       </w:tblPr>
       <w:tblGrid>
         <w:gridCol w:w="1675"/>
@@ -23927,6 +24064,7 @@
     <w:bookmarkEnd w:id="77"/>
     <w:bookmarkEnd w:id="78"/>
     <w:sectPr>
+      <w:pgSz w:w="16838" w:h="11906" w:orient="landscape"/>
       <w:footnotePr>
         <w:numRestart w:val="eachSect"/>
       </w:footnotePr>
@@ -24198,6 +24336,7 @@
   <w:docDefaults>
     <w:rPrDefault>
       <w:rPr>
+        <w:color w:val="auto"/>
         <w:rFonts w:asciiTheme="minorHAnsi" w:cstheme="minorBidi" w:eastAsiaTheme="minorEastAsia" w:hAnsiTheme="minorHAnsi"/>
         <w:sz w:val="24"/>
         <w:szCs w:val="24"/>

--- a/docx/Automation/automation_commands.docx
+++ b/docx/Automation/automation_commands.docx
@@ -918,15 +918,15 @@
       <w:tblPr>
         <w:tblStyle w:val="Table"/>
         <w:tblW w:type="pct" w:w="5000"/>
-        <w:tblLayout w:type="autofit"/>
+        <w:tblLayout w:type="fixed"/>
         <w:tblLook w:firstRow="1" w:lastRow="0" w:firstColumn="0" w:lastColumn="0" w:noHBand="0" w:noVBand="0" w:val="0020"/>
         <w:tblBorders>
-          <w:top w:val="single" w:sz="6" w:space="0" w:color="auto"/>
-          <w:left w:val="single" w:sz="6" w:space="0" w:color="auto"/>
-          <w:bottom w:val="single" w:sz="6" w:space="0" w:color="auto"/>
-          <w:right w:val="single" w:sz="6" w:space="0" w:color="auto"/>
-          <w:insideH w:val="single" w:sz="6" w:space="0" w:color="auto"/>
-          <w:insideV w:val="single" w:sz="6" w:space="0" w:color="auto"/>
+          <w:top w:val="single" w:sz="6" w:space="0" w:color="808080"/>
+          <w:left w:val="single" w:sz="6" w:space="0" w:color="808080"/>
+          <w:bottom w:val="single" w:sz="6" w:space="0" w:color="808080"/>
+          <w:right w:val="single" w:sz="6" w:space="0" w:color="808080"/>
+          <w:insideH w:val="single" w:sz="6" w:space="0" w:color="808080"/>
+          <w:insideV w:val="single" w:sz="6" w:space="0" w:color="808080"/>
         </w:tblBorders>
       </w:tblPr>
       <w:tblGrid>
@@ -1627,15 +1627,15 @@
       <w:tblPr>
         <w:tblStyle w:val="Table"/>
         <w:tblW w:type="pct" w:w="5000"/>
-        <w:tblLayout w:type="autofit"/>
+        <w:tblLayout w:type="fixed"/>
         <w:tblLook w:firstRow="1" w:lastRow="0" w:firstColumn="0" w:lastColumn="0" w:noHBand="0" w:noVBand="0" w:val="0020"/>
         <w:tblBorders>
-          <w:top w:val="single" w:sz="6" w:space="0" w:color="auto"/>
-          <w:left w:val="single" w:sz="6" w:space="0" w:color="auto"/>
-          <w:bottom w:val="single" w:sz="6" w:space="0" w:color="auto"/>
-          <w:right w:val="single" w:sz="6" w:space="0" w:color="auto"/>
-          <w:insideH w:val="single" w:sz="6" w:space="0" w:color="auto"/>
-          <w:insideV w:val="single" w:sz="6" w:space="0" w:color="auto"/>
+          <w:top w:val="single" w:sz="6" w:space="0" w:color="808080"/>
+          <w:left w:val="single" w:sz="6" w:space="0" w:color="808080"/>
+          <w:bottom w:val="single" w:sz="6" w:space="0" w:color="808080"/>
+          <w:right w:val="single" w:sz="6" w:space="0" w:color="808080"/>
+          <w:insideH w:val="single" w:sz="6" w:space="0" w:color="808080"/>
+          <w:insideV w:val="single" w:sz="6" w:space="0" w:color="808080"/>
         </w:tblBorders>
       </w:tblPr>
       <w:tblGrid>
@@ -2735,15 +2735,15 @@
       <w:tblPr>
         <w:tblStyle w:val="Table"/>
         <w:tblW w:type="pct" w:w="5000"/>
-        <w:tblLayout w:type="autofit"/>
+        <w:tblLayout w:type="fixed"/>
         <w:tblLook w:firstRow="1" w:lastRow="0" w:firstColumn="0" w:lastColumn="0" w:noHBand="0" w:noVBand="0" w:val="0020"/>
         <w:tblBorders>
-          <w:top w:val="single" w:sz="6" w:space="0" w:color="auto"/>
-          <w:left w:val="single" w:sz="6" w:space="0" w:color="auto"/>
-          <w:bottom w:val="single" w:sz="6" w:space="0" w:color="auto"/>
-          <w:right w:val="single" w:sz="6" w:space="0" w:color="auto"/>
-          <w:insideH w:val="single" w:sz="6" w:space="0" w:color="auto"/>
-          <w:insideV w:val="single" w:sz="6" w:space="0" w:color="auto"/>
+          <w:top w:val="single" w:sz="6" w:space="0" w:color="808080"/>
+          <w:left w:val="single" w:sz="6" w:space="0" w:color="808080"/>
+          <w:bottom w:val="single" w:sz="6" w:space="0" w:color="808080"/>
+          <w:right w:val="single" w:sz="6" w:space="0" w:color="808080"/>
+          <w:insideH w:val="single" w:sz="6" w:space="0" w:color="808080"/>
+          <w:insideV w:val="single" w:sz="6" w:space="0" w:color="808080"/>
         </w:tblBorders>
       </w:tblPr>
       <w:tblGrid>
@@ -3560,15 +3560,15 @@
       <w:tblPr>
         <w:tblStyle w:val="Table"/>
         <w:tblW w:type="pct" w:w="5000"/>
-        <w:tblLayout w:type="autofit"/>
+        <w:tblLayout w:type="fixed"/>
         <w:tblLook w:firstRow="1" w:lastRow="0" w:firstColumn="0" w:lastColumn="0" w:noHBand="0" w:noVBand="0" w:val="0020"/>
         <w:tblBorders>
-          <w:top w:val="single" w:sz="6" w:space="0" w:color="auto"/>
-          <w:left w:val="single" w:sz="6" w:space="0" w:color="auto"/>
-          <w:bottom w:val="single" w:sz="6" w:space="0" w:color="auto"/>
-          <w:right w:val="single" w:sz="6" w:space="0" w:color="auto"/>
-          <w:insideH w:val="single" w:sz="6" w:space="0" w:color="auto"/>
-          <w:insideV w:val="single" w:sz="6" w:space="0" w:color="auto"/>
+          <w:top w:val="single" w:sz="6" w:space="0" w:color="808080"/>
+          <w:left w:val="single" w:sz="6" w:space="0" w:color="808080"/>
+          <w:bottom w:val="single" w:sz="6" w:space="0" w:color="808080"/>
+          <w:right w:val="single" w:sz="6" w:space="0" w:color="808080"/>
+          <w:insideH w:val="single" w:sz="6" w:space="0" w:color="808080"/>
+          <w:insideV w:val="single" w:sz="6" w:space="0" w:color="808080"/>
         </w:tblBorders>
       </w:tblPr>
       <w:tblGrid>
@@ -4125,15 +4125,15 @@
       <w:tblPr>
         <w:tblStyle w:val="Table"/>
         <w:tblW w:type="pct" w:w="5000"/>
-        <w:tblLayout w:type="autofit"/>
+        <w:tblLayout w:type="fixed"/>
         <w:tblLook w:firstRow="1" w:lastRow="0" w:firstColumn="0" w:lastColumn="0" w:noHBand="0" w:noVBand="0" w:val="0020"/>
         <w:tblBorders>
-          <w:top w:val="single" w:sz="6" w:space="0" w:color="auto"/>
-          <w:left w:val="single" w:sz="6" w:space="0" w:color="auto"/>
-          <w:bottom w:val="single" w:sz="6" w:space="0" w:color="auto"/>
-          <w:right w:val="single" w:sz="6" w:space="0" w:color="auto"/>
-          <w:insideH w:val="single" w:sz="6" w:space="0" w:color="auto"/>
-          <w:insideV w:val="single" w:sz="6" w:space="0" w:color="auto"/>
+          <w:top w:val="single" w:sz="6" w:space="0" w:color="808080"/>
+          <w:left w:val="single" w:sz="6" w:space="0" w:color="808080"/>
+          <w:bottom w:val="single" w:sz="6" w:space="0" w:color="808080"/>
+          <w:right w:val="single" w:sz="6" w:space="0" w:color="808080"/>
+          <w:insideH w:val="single" w:sz="6" w:space="0" w:color="808080"/>
+          <w:insideV w:val="single" w:sz="6" w:space="0" w:color="808080"/>
         </w:tblBorders>
       </w:tblPr>
       <w:tblGrid>
@@ -4948,15 +4948,15 @@
       <w:tblPr>
         <w:tblStyle w:val="Table"/>
         <w:tblW w:type="pct" w:w="5000"/>
-        <w:tblLayout w:type="autofit"/>
+        <w:tblLayout w:type="fixed"/>
         <w:tblLook w:firstRow="1" w:lastRow="0" w:firstColumn="0" w:lastColumn="0" w:noHBand="0" w:noVBand="0" w:val="0020"/>
         <w:tblBorders>
-          <w:top w:val="single" w:sz="6" w:space="0" w:color="auto"/>
-          <w:left w:val="single" w:sz="6" w:space="0" w:color="auto"/>
-          <w:bottom w:val="single" w:sz="6" w:space="0" w:color="auto"/>
-          <w:right w:val="single" w:sz="6" w:space="0" w:color="auto"/>
-          <w:insideH w:val="single" w:sz="6" w:space="0" w:color="auto"/>
-          <w:insideV w:val="single" w:sz="6" w:space="0" w:color="auto"/>
+          <w:top w:val="single" w:sz="6" w:space="0" w:color="808080"/>
+          <w:left w:val="single" w:sz="6" w:space="0" w:color="808080"/>
+          <w:bottom w:val="single" w:sz="6" w:space="0" w:color="808080"/>
+          <w:right w:val="single" w:sz="6" w:space="0" w:color="808080"/>
+          <w:insideH w:val="single" w:sz="6" w:space="0" w:color="808080"/>
+          <w:insideV w:val="single" w:sz="6" w:space="0" w:color="808080"/>
         </w:tblBorders>
       </w:tblPr>
       <w:tblGrid>
@@ -6307,15 +6307,15 @@
       <w:tblPr>
         <w:tblStyle w:val="Table"/>
         <w:tblW w:type="pct" w:w="5000"/>
-        <w:tblLayout w:type="autofit"/>
+        <w:tblLayout w:type="fixed"/>
         <w:tblLook w:firstRow="1" w:lastRow="0" w:firstColumn="0" w:lastColumn="0" w:noHBand="0" w:noVBand="0" w:val="0020"/>
         <w:tblBorders>
-          <w:top w:val="single" w:sz="6" w:space="0" w:color="auto"/>
-          <w:left w:val="single" w:sz="6" w:space="0" w:color="auto"/>
-          <w:bottom w:val="single" w:sz="6" w:space="0" w:color="auto"/>
-          <w:right w:val="single" w:sz="6" w:space="0" w:color="auto"/>
-          <w:insideH w:val="single" w:sz="6" w:space="0" w:color="auto"/>
-          <w:insideV w:val="single" w:sz="6" w:space="0" w:color="auto"/>
+          <w:top w:val="single" w:sz="6" w:space="0" w:color="808080"/>
+          <w:left w:val="single" w:sz="6" w:space="0" w:color="808080"/>
+          <w:bottom w:val="single" w:sz="6" w:space="0" w:color="808080"/>
+          <w:right w:val="single" w:sz="6" w:space="0" w:color="808080"/>
+          <w:insideH w:val="single" w:sz="6" w:space="0" w:color="808080"/>
+          <w:insideV w:val="single" w:sz="6" w:space="0" w:color="808080"/>
         </w:tblBorders>
       </w:tblPr>
       <w:tblGrid>
@@ -7990,15 +7990,15 @@
       <w:tblPr>
         <w:tblStyle w:val="Table"/>
         <w:tblW w:type="pct" w:w="5000"/>
-        <w:tblLayout w:type="autofit"/>
+        <w:tblLayout w:type="fixed"/>
         <w:tblLook w:firstRow="1" w:lastRow="0" w:firstColumn="0" w:lastColumn="0" w:noHBand="0" w:noVBand="0" w:val="0020"/>
         <w:tblBorders>
-          <w:top w:val="single" w:sz="6" w:space="0" w:color="auto"/>
-          <w:left w:val="single" w:sz="6" w:space="0" w:color="auto"/>
-          <w:bottom w:val="single" w:sz="6" w:space="0" w:color="auto"/>
-          <w:right w:val="single" w:sz="6" w:space="0" w:color="auto"/>
-          <w:insideH w:val="single" w:sz="6" w:space="0" w:color="auto"/>
-          <w:insideV w:val="single" w:sz="6" w:space="0" w:color="auto"/>
+          <w:top w:val="single" w:sz="6" w:space="0" w:color="808080"/>
+          <w:left w:val="single" w:sz="6" w:space="0" w:color="808080"/>
+          <w:bottom w:val="single" w:sz="6" w:space="0" w:color="808080"/>
+          <w:right w:val="single" w:sz="6" w:space="0" w:color="808080"/>
+          <w:insideH w:val="single" w:sz="6" w:space="0" w:color="808080"/>
+          <w:insideV w:val="single" w:sz="6" w:space="0" w:color="808080"/>
         </w:tblBorders>
       </w:tblPr>
       <w:tblGrid>
@@ -10202,14 +10202,13 @@
         <w:tblStyle w:val="Table"/>
         <w:tblW w:type="auto" w:w="0"/>
         <w:tblLook w:firstRow="1" w:lastRow="0" w:firstColumn="0" w:lastColumn="0" w:noHBand="0" w:noVBand="0" w:val="0020"/>
-        <w:tblLayout w:type="autofit"/>
         <w:tblBorders>
-          <w:top w:val="single" w:sz="6" w:space="0" w:color="auto"/>
-          <w:left w:val="single" w:sz="6" w:space="0" w:color="auto"/>
-          <w:bottom w:val="single" w:sz="6" w:space="0" w:color="auto"/>
-          <w:right w:val="single" w:sz="6" w:space="0" w:color="auto"/>
-          <w:insideH w:val="single" w:sz="6" w:space="0" w:color="auto"/>
-          <w:insideV w:val="single" w:sz="6" w:space="0" w:color="auto"/>
+          <w:top w:val="single" w:sz="6" w:space="0" w:color="808080"/>
+          <w:left w:val="single" w:sz="6" w:space="0" w:color="808080"/>
+          <w:bottom w:val="single" w:sz="6" w:space="0" w:color="808080"/>
+          <w:right w:val="single" w:sz="6" w:space="0" w:color="808080"/>
+          <w:insideH w:val="single" w:sz="6" w:space="0" w:color="808080"/>
+          <w:insideV w:val="single" w:sz="6" w:space="0" w:color="808080"/>
         </w:tblBorders>
       </w:tblPr>
       <w:tblGrid>
@@ -10431,15 +10430,15 @@
       <w:tblPr>
         <w:tblStyle w:val="Table"/>
         <w:tblW w:type="pct" w:w="5000"/>
-        <w:tblLayout w:type="autofit"/>
+        <w:tblLayout w:type="fixed"/>
         <w:tblLook w:firstRow="1" w:lastRow="0" w:firstColumn="0" w:lastColumn="0" w:noHBand="0" w:noVBand="0" w:val="0020"/>
         <w:tblBorders>
-          <w:top w:val="single" w:sz="6" w:space="0" w:color="auto"/>
-          <w:left w:val="single" w:sz="6" w:space="0" w:color="auto"/>
-          <w:bottom w:val="single" w:sz="6" w:space="0" w:color="auto"/>
-          <w:right w:val="single" w:sz="6" w:space="0" w:color="auto"/>
-          <w:insideH w:val="single" w:sz="6" w:space="0" w:color="auto"/>
-          <w:insideV w:val="single" w:sz="6" w:space="0" w:color="auto"/>
+          <w:top w:val="single" w:sz="6" w:space="0" w:color="808080"/>
+          <w:left w:val="single" w:sz="6" w:space="0" w:color="808080"/>
+          <w:bottom w:val="single" w:sz="6" w:space="0" w:color="808080"/>
+          <w:right w:val="single" w:sz="6" w:space="0" w:color="808080"/>
+          <w:insideH w:val="single" w:sz="6" w:space="0" w:color="808080"/>
+          <w:insideV w:val="single" w:sz="6" w:space="0" w:color="808080"/>
         </w:tblBorders>
       </w:tblPr>
       <w:tblGrid>
@@ -12145,15 +12144,15 @@
       <w:tblPr>
         <w:tblStyle w:val="Table"/>
         <w:tblW w:type="pct" w:w="5000"/>
-        <w:tblLayout w:type="autofit"/>
+        <w:tblLayout w:type="fixed"/>
         <w:tblLook w:firstRow="1" w:lastRow="0" w:firstColumn="0" w:lastColumn="0" w:noHBand="0" w:noVBand="0" w:val="0020"/>
         <w:tblBorders>
-          <w:top w:val="single" w:sz="6" w:space="0" w:color="auto"/>
-          <w:left w:val="single" w:sz="6" w:space="0" w:color="auto"/>
-          <w:bottom w:val="single" w:sz="6" w:space="0" w:color="auto"/>
-          <w:right w:val="single" w:sz="6" w:space="0" w:color="auto"/>
-          <w:insideH w:val="single" w:sz="6" w:space="0" w:color="auto"/>
-          <w:insideV w:val="single" w:sz="6" w:space="0" w:color="auto"/>
+          <w:top w:val="single" w:sz="6" w:space="0" w:color="808080"/>
+          <w:left w:val="single" w:sz="6" w:space="0" w:color="808080"/>
+          <w:bottom w:val="single" w:sz="6" w:space="0" w:color="808080"/>
+          <w:right w:val="single" w:sz="6" w:space="0" w:color="808080"/>
+          <w:insideH w:val="single" w:sz="6" w:space="0" w:color="808080"/>
+          <w:insideV w:val="single" w:sz="6" w:space="0" w:color="808080"/>
         </w:tblBorders>
       </w:tblPr>
       <w:tblGrid>
@@ -14569,15 +14568,15 @@
       <w:tblPr>
         <w:tblStyle w:val="Table"/>
         <w:tblW w:type="pct" w:w="5000"/>
-        <w:tblLayout w:type="autofit"/>
+        <w:tblLayout w:type="fixed"/>
         <w:tblLook w:firstRow="1" w:lastRow="0" w:firstColumn="0" w:lastColumn="0" w:noHBand="0" w:noVBand="0" w:val="0020"/>
         <w:tblBorders>
-          <w:top w:val="single" w:sz="6" w:space="0" w:color="auto"/>
-          <w:left w:val="single" w:sz="6" w:space="0" w:color="auto"/>
-          <w:bottom w:val="single" w:sz="6" w:space="0" w:color="auto"/>
-          <w:right w:val="single" w:sz="6" w:space="0" w:color="auto"/>
-          <w:insideH w:val="single" w:sz="6" w:space="0" w:color="auto"/>
-          <w:insideV w:val="single" w:sz="6" w:space="0" w:color="auto"/>
+          <w:top w:val="single" w:sz="6" w:space="0" w:color="808080"/>
+          <w:left w:val="single" w:sz="6" w:space="0" w:color="808080"/>
+          <w:bottom w:val="single" w:sz="6" w:space="0" w:color="808080"/>
+          <w:right w:val="single" w:sz="6" w:space="0" w:color="808080"/>
+          <w:insideH w:val="single" w:sz="6" w:space="0" w:color="808080"/>
+          <w:insideV w:val="single" w:sz="6" w:space="0" w:color="808080"/>
         </w:tblBorders>
       </w:tblPr>
       <w:tblGrid>
@@ -15979,15 +15978,15 @@
       <w:tblPr>
         <w:tblStyle w:val="Table"/>
         <w:tblW w:type="pct" w:w="5000"/>
-        <w:tblLayout w:type="autofit"/>
+        <w:tblLayout w:type="fixed"/>
         <w:tblLook w:firstRow="1" w:lastRow="0" w:firstColumn="0" w:lastColumn="0" w:noHBand="0" w:noVBand="0" w:val="0020"/>
         <w:tblBorders>
-          <w:top w:val="single" w:sz="6" w:space="0" w:color="auto"/>
-          <w:left w:val="single" w:sz="6" w:space="0" w:color="auto"/>
-          <w:bottom w:val="single" w:sz="6" w:space="0" w:color="auto"/>
-          <w:right w:val="single" w:sz="6" w:space="0" w:color="auto"/>
-          <w:insideH w:val="single" w:sz="6" w:space="0" w:color="auto"/>
-          <w:insideV w:val="single" w:sz="6" w:space="0" w:color="auto"/>
+          <w:top w:val="single" w:sz="6" w:space="0" w:color="808080"/>
+          <w:left w:val="single" w:sz="6" w:space="0" w:color="808080"/>
+          <w:bottom w:val="single" w:sz="6" w:space="0" w:color="808080"/>
+          <w:right w:val="single" w:sz="6" w:space="0" w:color="808080"/>
+          <w:insideH w:val="single" w:sz="6" w:space="0" w:color="808080"/>
+          <w:insideV w:val="single" w:sz="6" w:space="0" w:color="808080"/>
         </w:tblBorders>
       </w:tblPr>
       <w:tblGrid>
@@ -17305,15 +17304,15 @@
       <w:tblPr>
         <w:tblStyle w:val="Table"/>
         <w:tblW w:type="pct" w:w="5000"/>
-        <w:tblLayout w:type="autofit"/>
+        <w:tblLayout w:type="fixed"/>
         <w:tblLook w:firstRow="1" w:lastRow="0" w:firstColumn="0" w:lastColumn="0" w:noHBand="0" w:noVBand="0" w:val="0020"/>
         <w:tblBorders>
-          <w:top w:val="single" w:sz="6" w:space="0" w:color="auto"/>
-          <w:left w:val="single" w:sz="6" w:space="0" w:color="auto"/>
-          <w:bottom w:val="single" w:sz="6" w:space="0" w:color="auto"/>
-          <w:right w:val="single" w:sz="6" w:space="0" w:color="auto"/>
-          <w:insideH w:val="single" w:sz="6" w:space="0" w:color="auto"/>
-          <w:insideV w:val="single" w:sz="6" w:space="0" w:color="auto"/>
+          <w:top w:val="single" w:sz="6" w:space="0" w:color="808080"/>
+          <w:left w:val="single" w:sz="6" w:space="0" w:color="808080"/>
+          <w:bottom w:val="single" w:sz="6" w:space="0" w:color="808080"/>
+          <w:right w:val="single" w:sz="6" w:space="0" w:color="808080"/>
+          <w:insideH w:val="single" w:sz="6" w:space="0" w:color="808080"/>
+          <w:insideV w:val="single" w:sz="6" w:space="0" w:color="808080"/>
         </w:tblBorders>
       </w:tblPr>
       <w:tblGrid>
@@ -18455,15 +18454,15 @@
       <w:tblPr>
         <w:tblStyle w:val="Table"/>
         <w:tblW w:type="pct" w:w="5000"/>
-        <w:tblLayout w:type="autofit"/>
+        <w:tblLayout w:type="fixed"/>
         <w:tblLook w:firstRow="1" w:lastRow="0" w:firstColumn="0" w:lastColumn="0" w:noHBand="0" w:noVBand="0" w:val="0020"/>
         <w:tblBorders>
-          <w:top w:val="single" w:sz="6" w:space="0" w:color="auto"/>
-          <w:left w:val="single" w:sz="6" w:space="0" w:color="auto"/>
-          <w:bottom w:val="single" w:sz="6" w:space="0" w:color="auto"/>
-          <w:right w:val="single" w:sz="6" w:space="0" w:color="auto"/>
-          <w:insideH w:val="single" w:sz="6" w:space="0" w:color="auto"/>
-          <w:insideV w:val="single" w:sz="6" w:space="0" w:color="auto"/>
+          <w:top w:val="single" w:sz="6" w:space="0" w:color="808080"/>
+          <w:left w:val="single" w:sz="6" w:space="0" w:color="808080"/>
+          <w:bottom w:val="single" w:sz="6" w:space="0" w:color="808080"/>
+          <w:right w:val="single" w:sz="6" w:space="0" w:color="808080"/>
+          <w:insideH w:val="single" w:sz="6" w:space="0" w:color="808080"/>
+          <w:insideV w:val="single" w:sz="6" w:space="0" w:color="808080"/>
         </w:tblBorders>
       </w:tblPr>
       <w:tblGrid>
@@ -19673,15 +19672,15 @@
       <w:tblPr>
         <w:tblStyle w:val="Table"/>
         <w:tblW w:type="pct" w:w="5000"/>
-        <w:tblLayout w:type="autofit"/>
+        <w:tblLayout w:type="fixed"/>
         <w:tblLook w:firstRow="1" w:lastRow="0" w:firstColumn="0" w:lastColumn="0" w:noHBand="0" w:noVBand="0" w:val="0020"/>
         <w:tblBorders>
-          <w:top w:val="single" w:sz="6" w:space="0" w:color="auto"/>
-          <w:left w:val="single" w:sz="6" w:space="0" w:color="auto"/>
-          <w:bottom w:val="single" w:sz="6" w:space="0" w:color="auto"/>
-          <w:right w:val="single" w:sz="6" w:space="0" w:color="auto"/>
-          <w:insideH w:val="single" w:sz="6" w:space="0" w:color="auto"/>
-          <w:insideV w:val="single" w:sz="6" w:space="0" w:color="auto"/>
+          <w:top w:val="single" w:sz="6" w:space="0" w:color="808080"/>
+          <w:left w:val="single" w:sz="6" w:space="0" w:color="808080"/>
+          <w:bottom w:val="single" w:sz="6" w:space="0" w:color="808080"/>
+          <w:right w:val="single" w:sz="6" w:space="0" w:color="808080"/>
+          <w:insideH w:val="single" w:sz="6" w:space="0" w:color="808080"/>
+          <w:insideV w:val="single" w:sz="6" w:space="0" w:color="808080"/>
         </w:tblBorders>
       </w:tblPr>
       <w:tblGrid>
@@ -20912,15 +20911,15 @@
       <w:tblPr>
         <w:tblStyle w:val="Table"/>
         <w:tblW w:type="pct" w:w="5000"/>
-        <w:tblLayout w:type="autofit"/>
+        <w:tblLayout w:type="fixed"/>
         <w:tblLook w:firstRow="1" w:lastRow="0" w:firstColumn="0" w:lastColumn="0" w:noHBand="0" w:noVBand="0" w:val="0020"/>
         <w:tblBorders>
-          <w:top w:val="single" w:sz="6" w:space="0" w:color="auto"/>
-          <w:left w:val="single" w:sz="6" w:space="0" w:color="auto"/>
-          <w:bottom w:val="single" w:sz="6" w:space="0" w:color="auto"/>
-          <w:right w:val="single" w:sz="6" w:space="0" w:color="auto"/>
-          <w:insideH w:val="single" w:sz="6" w:space="0" w:color="auto"/>
-          <w:insideV w:val="single" w:sz="6" w:space="0" w:color="auto"/>
+          <w:top w:val="single" w:sz="6" w:space="0" w:color="808080"/>
+          <w:left w:val="single" w:sz="6" w:space="0" w:color="808080"/>
+          <w:bottom w:val="single" w:sz="6" w:space="0" w:color="808080"/>
+          <w:right w:val="single" w:sz="6" w:space="0" w:color="808080"/>
+          <w:insideH w:val="single" w:sz="6" w:space="0" w:color="808080"/>
+          <w:insideV w:val="single" w:sz="6" w:space="0" w:color="808080"/>
         </w:tblBorders>
       </w:tblPr>
       <w:tblGrid>
@@ -24336,7 +24335,6 @@
   <w:docDefaults>
     <w:rPrDefault>
       <w:rPr>
-        <w:color w:val="auto"/>
         <w:rFonts w:asciiTheme="minorHAnsi" w:cstheme="minorBidi" w:eastAsiaTheme="minorEastAsia" w:hAnsiTheme="minorHAnsi"/>
         <w:sz w:val="24"/>
         <w:szCs w:val="24"/>
@@ -24879,6 +24877,14 @@
         <w:bottom w:type="dxa" w:w="0"/>
         <w:right w:type="dxa" w:w="108"/>
       </w:tblCellMar>
+      <w:tblBorders>
+        <w:top w:color="auto" w:space="0" w:sz="6" w:val="single"/>
+        <w:left w:color="auto" w:space="0" w:sz="6" w:val="single"/>
+        <w:bottom w:color="auto" w:space="0" w:sz="6" w:val="single"/>
+        <w:right w:color="auto" w:space="0" w:sz="6" w:val="single"/>
+        <w:insideH w:color="auto" w:space="0" w:sz="6" w:val="single"/>
+        <w:insideV w:color="auto" w:space="0" w:sz="6" w:val="single"/>
+      </w:tblBorders>
     </w:tblPr>
     <w:tblStylePr w:type="firstRow">
       <w:tcPr>

--- a/docx/Automation/automation_commands.docx
+++ b/docx/Automation/automation_commands.docx
@@ -2,7 +2,7 @@
 <file path=word/document.xml><?xml version="1.0" encoding="utf-8"?>
 <w:document xmlns:w="http://schemas.openxmlformats.org/wordprocessingml/2006/main" xmlns:m="http://schemas.openxmlformats.org/officeDocument/2006/math" xmlns:r="http://schemas.openxmlformats.org/officeDocument/2006/relationships" xmlns:o="urn:schemas-microsoft-com:office:office" xmlns:v="urn:schemas-microsoft-com:vml" xmlns:w10="urn:schemas-microsoft-com:office:word" xmlns:a="http://schemas.openxmlformats.org/drawingml/2006/main" xmlns:pic="http://schemas.openxmlformats.org/drawingml/2006/picture" xmlns:wp="http://schemas.openxmlformats.org/drawingml/2006/wordprocessingDrawing">
   <w:body>
-    <w:bookmarkStart w:id="78" w:name="sec1"/>
+    <w:bookmarkStart w:id="82" w:name="sec1"/>
     <w:p>
       <w:pPr>
         <w:pStyle w:val="Heading1"/>
@@ -283,7 +283,7 @@
           <w:numId w:val="1004"/>
         </w:numPr>
       </w:pPr>
-      <w:hyperlink w:anchor="sec53">
+      <w:hyperlink w:anchor="sec65">
         <w:r>
           <w:rPr>
             <w:rStyle w:val="Hyperlink"/>
@@ -300,7 +300,7 @@
           <w:numId w:val="1004"/>
         </w:numPr>
       </w:pPr>
-      <w:hyperlink w:anchor="sec54">
+      <w:hyperlink w:anchor="sec66">
         <w:r>
           <w:rPr>
             <w:rStyle w:val="Hyperlink"/>
@@ -317,7 +317,7 @@
           <w:numId w:val="1004"/>
         </w:numPr>
       </w:pPr>
-      <w:hyperlink w:anchor="sec55">
+      <w:hyperlink w:anchor="sec67">
         <w:r>
           <w:rPr>
             <w:rStyle w:val="Hyperlink"/>
@@ -334,7 +334,7 @@
           <w:numId w:val="1001"/>
         </w:numPr>
       </w:pPr>
-      <w:hyperlink w:anchor="sec56">
+      <w:hyperlink w:anchor="sec68">
         <w:r>
           <w:rPr>
             <w:rStyle w:val="Hyperlink"/>
@@ -351,7 +351,7 @@
           <w:numId w:val="1005"/>
         </w:numPr>
       </w:pPr>
-      <w:hyperlink w:anchor="sec57">
+      <w:hyperlink w:anchor="sec69">
         <w:r>
           <w:rPr>
             <w:rStyle w:val="Hyperlink"/>
@@ -368,7 +368,7 @@
           <w:numId w:val="1005"/>
         </w:numPr>
       </w:pPr>
-      <w:hyperlink w:anchor="sec61">
+      <w:hyperlink w:anchor="sec73">
         <w:r>
           <w:rPr>
             <w:rStyle w:val="Hyperlink"/>
@@ -385,7 +385,7 @@
           <w:numId w:val="1005"/>
         </w:numPr>
       </w:pPr>
-      <w:hyperlink w:anchor="sec66">
+      <w:hyperlink w:anchor="sec80">
         <w:r>
           <w:rPr>
             <w:rStyle w:val="Hyperlink"/>
@@ -402,7 +402,7 @@
           <w:numId w:val="1005"/>
         </w:numPr>
       </w:pPr>
-      <w:hyperlink w:anchor="sec69">
+      <w:hyperlink w:anchor="sec83">
         <w:r>
           <w:rPr>
             <w:rStyle w:val="Hyperlink"/>
@@ -419,7 +419,7 @@
           <w:numId w:val="1005"/>
         </w:numPr>
       </w:pPr>
-      <w:hyperlink w:anchor="sec72">
+      <w:hyperlink w:anchor="sec86">
         <w:r>
           <w:rPr>
             <w:rStyle w:val="Hyperlink"/>
@@ -436,7 +436,7 @@
           <w:numId w:val="1005"/>
         </w:numPr>
       </w:pPr>
-      <w:hyperlink w:anchor="sec76">
+      <w:hyperlink w:anchor="sec90">
         <w:r>
           <w:rPr>
             <w:rStyle w:val="Hyperlink"/>
@@ -453,7 +453,7 @@
           <w:numId w:val="1001"/>
         </w:numPr>
       </w:pPr>
-      <w:hyperlink w:anchor="sec80">
+      <w:hyperlink w:anchor="sec94">
         <w:r>
           <w:rPr>
             <w:rStyle w:val="Hyperlink"/>
@@ -470,7 +470,7 @@
           <w:numId w:val="1006"/>
         </w:numPr>
       </w:pPr>
-      <w:hyperlink w:anchor="sec81">
+      <w:hyperlink w:anchor="sec95">
         <w:r>
           <w:rPr>
             <w:rStyle w:val="Hyperlink"/>
@@ -487,7 +487,7 @@
           <w:numId w:val="1001"/>
         </w:numPr>
       </w:pPr>
-      <w:hyperlink w:anchor="sec82">
+      <w:hyperlink w:anchor="sec96">
         <w:r>
           <w:rPr>
             <w:rStyle w:val="Hyperlink"/>
@@ -504,7 +504,7 @@
           <w:numId w:val="1007"/>
         </w:numPr>
       </w:pPr>
-      <w:hyperlink w:anchor="sec83">
+      <w:hyperlink w:anchor="sec97">
         <w:r>
           <w:rPr>
             <w:rStyle w:val="Hyperlink"/>
@@ -521,7 +521,7 @@
           <w:numId w:val="1007"/>
         </w:numPr>
       </w:pPr>
-      <w:hyperlink w:anchor="sec84">
+      <w:hyperlink w:anchor="sec98">
         <w:r>
           <w:rPr>
             <w:rStyle w:val="Hyperlink"/>
@@ -538,7 +538,7 @@
           <w:numId w:val="1007"/>
         </w:numPr>
       </w:pPr>
-      <w:hyperlink w:anchor="sec85">
+      <w:hyperlink w:anchor="sec99">
         <w:r>
           <w:rPr>
             <w:rStyle w:val="Hyperlink"/>
@@ -555,7 +555,7 @@
           <w:numId w:val="1007"/>
         </w:numPr>
       </w:pPr>
-      <w:hyperlink w:anchor="sec86">
+      <w:hyperlink w:anchor="sec100">
         <w:r>
           <w:rPr>
             <w:rStyle w:val="Hyperlink"/>
@@ -572,7 +572,7 @@
           <w:numId w:val="1001"/>
         </w:numPr>
       </w:pPr>
-      <w:hyperlink w:anchor="sec87">
+      <w:hyperlink w:anchor="sec101">
         <w:r>
           <w:rPr>
             <w:rStyle w:val="Hyperlink"/>
@@ -589,7 +589,7 @@
           <w:numId w:val="1008"/>
         </w:numPr>
       </w:pPr>
-      <w:hyperlink w:anchor="sec88">
+      <w:hyperlink w:anchor="sec102">
         <w:r>
           <w:rPr>
             <w:rStyle w:val="Hyperlink"/>
@@ -606,7 +606,7 @@
           <w:numId w:val="1008"/>
         </w:numPr>
       </w:pPr>
-      <w:hyperlink w:anchor="sec89">
+      <w:hyperlink w:anchor="sec103">
         <w:r>
           <w:rPr>
             <w:rStyle w:val="Hyperlink"/>
@@ -623,7 +623,7 @@
           <w:numId w:val="1008"/>
         </w:numPr>
       </w:pPr>
-      <w:hyperlink w:anchor="sec90">
+      <w:hyperlink w:anchor="sec104">
         <w:r>
           <w:rPr>
             <w:rStyle w:val="Hyperlink"/>
@@ -640,7 +640,7 @@
           <w:numId w:val="1008"/>
         </w:numPr>
       </w:pPr>
-      <w:hyperlink w:anchor="sec91">
+      <w:hyperlink w:anchor="sec105">
         <w:r>
           <w:rPr>
             <w:rStyle w:val="Hyperlink"/>
@@ -657,7 +657,7 @@
           <w:numId w:val="1001"/>
         </w:numPr>
       </w:pPr>
-      <w:hyperlink w:anchor="sec92">
+      <w:hyperlink w:anchor="sec106">
         <w:r>
           <w:rPr>
             <w:rStyle w:val="Hyperlink"/>
@@ -674,7 +674,7 @@
           <w:numId w:val="1009"/>
         </w:numPr>
       </w:pPr>
-      <w:hyperlink w:anchor="sec93">
+      <w:hyperlink w:anchor="sec107">
         <w:r>
           <w:rPr>
             <w:rStyle w:val="Hyperlink"/>
@@ -691,7 +691,7 @@
           <w:numId w:val="1009"/>
         </w:numPr>
       </w:pPr>
-      <w:hyperlink w:anchor="sec94">
+      <w:hyperlink w:anchor="sec108">
         <w:r>
           <w:rPr>
             <w:rStyle w:val="Hyperlink"/>
@@ -708,7 +708,7 @@
           <w:numId w:val="1001"/>
         </w:numPr>
       </w:pPr>
-      <w:hyperlink w:anchor="sec95">
+      <w:hyperlink w:anchor="sec109">
         <w:r>
           <w:rPr>
             <w:rStyle w:val="Hyperlink"/>
@@ -725,7 +725,7 @@
           <w:numId w:val="1010"/>
         </w:numPr>
       </w:pPr>
-      <w:hyperlink w:anchor="sec96">
+      <w:hyperlink w:anchor="sec110">
         <w:r>
           <w:rPr>
             <w:rStyle w:val="Hyperlink"/>
@@ -742,7 +742,7 @@
           <w:numId w:val="1010"/>
         </w:numPr>
       </w:pPr>
-      <w:hyperlink w:anchor="sec97">
+      <w:hyperlink w:anchor="sec111">
         <w:r>
           <w:rPr>
             <w:rStyle w:val="Hyperlink"/>
@@ -759,7 +759,7 @@
           <w:numId w:val="1010"/>
         </w:numPr>
       </w:pPr>
-      <w:hyperlink w:anchor="sec98">
+      <w:hyperlink w:anchor="sec112">
         <w:r>
           <w:rPr>
             <w:rStyle w:val="Hyperlink"/>
@@ -776,7 +776,7 @@
           <w:numId w:val="1010"/>
         </w:numPr>
       </w:pPr>
-      <w:hyperlink w:anchor="sec99">
+      <w:hyperlink w:anchor="sec113">
         <w:r>
           <w:rPr>
             <w:rStyle w:val="Hyperlink"/>
@@ -793,7 +793,7 @@
           <w:numId w:val="1010"/>
         </w:numPr>
       </w:pPr>
-      <w:hyperlink w:anchor="sec100">
+      <w:hyperlink w:anchor="sec114">
         <w:r>
           <w:rPr>
             <w:rStyle w:val="Hyperlink"/>
@@ -11419,7 +11419,7 @@
     </w:p>
     <w:bookmarkEnd w:id="25"/>
     <w:bookmarkEnd w:id="26"/>
-    <w:bookmarkStart w:id="31" w:name="sec47"/>
+    <w:bookmarkStart w:id="35" w:name="sec47"/>
     <w:p>
       <w:pPr>
         <w:pStyle w:val="Heading2"/>
@@ -12734,6 +12734,22 @@
             <w:r>
               <w:t xml:space="preserve">URLs, HTTPS, NFS, or a mapped network drive; local paths not supported). When supplied, ConfigMgr build/publish is skipped.</w:t>
             </w:r>
+            <w:r>
+              <w:t xml:space="preserve"> </w:t>
+            </w:r>
+            <w:r>
+              <w:rPr>
+                <w:b/>
+                <w:bCs/>
+              </w:rPr>
+              <w:t xml:space="preserve">Mandatory for a deploy</w:t>
+            </w:r>
+            <w:r>
+              <w:t xml:space="preserve"> </w:t>
+            </w:r>
+            <w:r>
+              <w:t xml:space="preserve">— there is no other image source.</w:t>
+            </w:r>
           </w:p>
         </w:tc>
       </w:tr>
@@ -12748,48 +12764,268 @@
               <w:rPr>
                 <w:rStyle w:val="VerbatimChar"/>
               </w:rPr>
-              <w:t xml:space="preserve">-GuardRail</w:t>
-            </w:r>
-          </w:p>
-        </w:tc>
-        <w:tc>
-          <w:tcPr/>
-          <w:p>
-            <w:pPr>
-              <w:pStyle w:val="Compact"/>
-            </w:pPr>
-            <w:r>
-              <w:t xml:space="preserve">Yes</w:t>
-            </w:r>
-          </w:p>
-        </w:tc>
-        <w:tc>
-          <w:tcPr/>
-          <w:p>
-            <w:pPr>
-              <w:pStyle w:val="Compact"/>
-            </w:pPr>
+              <w:t xml:space="preserve">-FirmwareFolders</w:t>
+            </w:r>
+          </w:p>
+        </w:tc>
+        <w:tc>
+          <w:tcPr/>
+          <w:p>
+            <w:pPr>
+              <w:pStyle w:val="Compact"/>
+            </w:pPr>
+            <w:r>
+              <w:t xml:space="preserve">No</w:t>
+            </w:r>
+          </w:p>
+        </w:tc>
+        <w:tc>
+          <w:tcPr/>
+          <w:p>
+            <w:pPr>
+              <w:pStyle w:val="Compact"/>
+            </w:pPr>
+            <w:r>
+              <w:t xml:space="preserve">Array of client-supplied firmware folders /</w:t>
+            </w:r>
+            <w:r>
+              <w:t xml:space="preserve"> </w:t>
+            </w:r>
+            <w:r>
+              <w:rPr>
+                <w:rStyle w:val="VerbatimChar"/>
+              </w:rPr>
+              <w:t xml:space="preserve">.zip</w:t>
+            </w:r>
+            <w:r>
+              <w:t xml:space="preserve">s (UNC/SMB,</w:t>
+            </w:r>
+            <w:r>
+              <w:t xml:space="preserve"> </w:t>
+            </w:r>
+            <w:r>
+              <w:rPr>
+                <w:rStyle w:val="VerbatimChar"/>
+              </w:rPr>
+              <w:t xml:space="preserve">cifs://</w:t>
+            </w:r>
+            <w:r>
+              <w:t xml:space="preserve">,</w:t>
+            </w:r>
+            <w:r>
+              <w:t xml:space="preserve"> </w:t>
+            </w:r>
+            <w:r>
+              <w:rPr>
+                <w:rStyle w:val="VerbatimChar"/>
+              </w:rPr>
+              <w:t xml:space="preserve">smb://</w:t>
+            </w:r>
+            <w:r>
+              <w:t xml:space="preserve">, HTTPS, NFS, or a mapped network drive). When supplied, each is applied</w:t>
+            </w:r>
+            <w:r>
+              <w:t xml:space="preserve"> </w:t>
+            </w:r>
             <w:r>
               <w:rPr>
                 <w:b/>
                 <w:bCs/>
               </w:rPr>
-              <w:t xml:space="preserve">MANDATORY</w:t>
+              <w:t xml:space="preserve">post-OS</w:t>
             </w:r>
             <w:r>
               <w:t xml:space="preserve"> </w:t>
             </w:r>
             <w:r>
-              <w:t xml:space="preserve">safety gate for shared/production networks. A CASE-INSENSITIVE</w:t>
+              <w:t xml:space="preserve">via HPE SUT/SUM.</w:t>
+            </w:r>
+          </w:p>
+        </w:tc>
+      </w:tr>
+      <w:tr>
+        <w:tc>
+          <w:tcPr/>
+          <w:p>
+            <w:pPr>
+              <w:pStyle w:val="Compact"/>
+            </w:pPr>
+            <w:r>
+              <w:rPr>
+                <w:rStyle w:val="VerbatimChar"/>
+              </w:rPr>
+              <w:t xml:space="preserve">-ServerCredential</w:t>
+            </w:r>
+          </w:p>
+        </w:tc>
+        <w:tc>
+          <w:tcPr/>
+          <w:p>
+            <w:pPr>
+              <w:pStyle w:val="Compact"/>
+            </w:pPr>
+            <w:r>
+              <w:t xml:space="preserve">No</w:t>
+            </w:r>
+          </w:p>
+        </w:tc>
+        <w:tc>
+          <w:tcPr/>
+          <w:p>
+            <w:pPr>
+              <w:pStyle w:val="Compact"/>
+            </w:pPr>
+            <w:r>
+              <w:rPr>
+                <w:rStyle w:val="VerbatimChar"/>
+              </w:rPr>
+              <w:t xml:space="preserve">PSCredential</w:t>
             </w:r>
             <w:r>
               <w:t xml:space="preserve"> </w:t>
             </w:r>
+            <w:r>
+              <w:t xml:space="preserve">for WinRM into the built OS, used by the firmware step. Falls back to</w:t>
+            </w:r>
+            <w:r>
+              <w:t xml:space="preserve"> </w:t>
+            </w:r>
+            <w:r>
+              <w:rPr>
+                <w:rStyle w:val="VerbatimChar"/>
+              </w:rPr>
+              <w:t xml:space="preserve">OS_ADMIN_USER</w:t>
+            </w:r>
+            <w:r>
+              <w:t xml:space="preserve"> </w:t>
+            </w:r>
+            <w:r>
+              <w:t xml:space="preserve">/</w:t>
+            </w:r>
+            <w:r>
+              <w:t xml:space="preserve"> </w:t>
+            </w:r>
+            <w:r>
+              <w:rPr>
+                <w:rStyle w:val="VerbatimChar"/>
+              </w:rPr>
+              <w:t xml:space="preserve">OS_ADMIN_PASSWORD</w:t>
+            </w:r>
+            <w:r>
+              <w:t xml:space="preserve"> </w:t>
+            </w:r>
+            <w:r>
+              <w:t xml:space="preserve">(env / CyberArk) or an interactive prompt.</w:t>
+            </w:r>
+          </w:p>
+        </w:tc>
+      </w:tr>
+      <w:tr>
+        <w:tc>
+          <w:tcPr/>
+          <w:p>
+            <w:pPr>
+              <w:pStyle w:val="Compact"/>
+            </w:pPr>
+            <w:r>
+              <w:rPr>
+                <w:rStyle w:val="VerbatimChar"/>
+              </w:rPr>
+              <w:t xml:space="preserve">-SkipFirmware</w:t>
+            </w:r>
+          </w:p>
+        </w:tc>
+        <w:tc>
+          <w:tcPr/>
+          <w:p>
+            <w:pPr>
+              <w:pStyle w:val="Compact"/>
+            </w:pPr>
+            <w:r>
+              <w:t xml:space="preserve">No</w:t>
+            </w:r>
+          </w:p>
+        </w:tc>
+        <w:tc>
+          <w:tcPr/>
+          <w:p>
+            <w:pPr>
+              <w:pStyle w:val="Compact"/>
+            </w:pPr>
+            <w:r>
+              <w:t xml:space="preserve">Skip the post-OS firmware update even if</w:t>
+            </w:r>
+            <w:r>
+              <w:t xml:space="preserve"> </w:t>
+            </w:r>
+            <w:r>
+              <w:rPr>
+                <w:rStyle w:val="VerbatimChar"/>
+              </w:rPr>
+              <w:t xml:space="preserve">-FirmwareFolders</w:t>
+            </w:r>
+            <w:r>
+              <w:t xml:space="preserve"> </w:t>
+            </w:r>
+            <w:r>
+              <w:t xml:space="preserve">is supplied.</w:t>
+            </w:r>
+          </w:p>
+        </w:tc>
+      </w:tr>
+      <w:tr>
+        <w:tc>
+          <w:tcPr/>
+          <w:p>
+            <w:pPr>
+              <w:pStyle w:val="Compact"/>
+            </w:pPr>
+            <w:r>
+              <w:rPr>
+                <w:rStyle w:val="VerbatimChar"/>
+              </w:rPr>
+              <w:t xml:space="preserve">-GuardRail</w:t>
+            </w:r>
+          </w:p>
+        </w:tc>
+        <w:tc>
+          <w:tcPr/>
+          <w:p>
+            <w:pPr>
+              <w:pStyle w:val="Compact"/>
+            </w:pPr>
+            <w:r>
+              <w:t xml:space="preserve">Yes</w:t>
+            </w:r>
+          </w:p>
+        </w:tc>
+        <w:tc>
+          <w:tcPr/>
+          <w:p>
+            <w:pPr>
+              <w:pStyle w:val="Compact"/>
+            </w:pPr>
             <w:r>
               <w:rPr>
                 <w:b/>
                 <w:bCs/>
               </w:rPr>
+              <w:t xml:space="preserve">MANDATORY</w:t>
+            </w:r>
+            <w:r>
+              <w:t xml:space="preserve"> </w:t>
+            </w:r>
+            <w:r>
+              <w:t xml:space="preserve">safety gate for shared/production networks. A CASE-INSENSITIVE</w:t>
+            </w:r>
+            <w:r>
+              <w:t xml:space="preserve"> </w:t>
+            </w:r>
+            <w:r>
+              <w:rPr>
+                <w:b/>
+                <w:bCs/>
+              </w:rPr>
               <w:t xml:space="preserve">REGEX</w:t>
             </w:r>
             <w:r>
@@ -13780,12 +14016,3014 @@
       </w:r>
     </w:p>
     <w:bookmarkEnd w:id="27"/>
-    <w:bookmarkStart w:id="28" w:name="sec53"/>
+    <w:bookmarkStart w:id="31" w:name="sec53"/>
     <w:p>
       <w:pPr>
         <w:pStyle w:val="Heading3"/>
       </w:pPr>
       <w:r>
+        <w:t xml:space="preserve">ISO &amp; Firmware parameter options</w:t>
+      </w:r>
+    </w:p>
+    <w:p>
+      <w:pPr>
+        <w:pStyle w:val="FirstParagraph"/>
+      </w:pPr>
+      <w:r>
+        <w:t xml:space="preserve">A deploy is</w:t>
+      </w:r>
+      <w:r>
+        <w:t xml:space="preserve"> </w:t>
+      </w:r>
+      <w:r>
+        <w:rPr>
+          <w:b/>
+          <w:bCs/>
+        </w:rPr>
+        <w:t xml:space="preserve">destructive</w:t>
+      </w:r>
+      <w:r>
+        <w:t xml:space="preserve"> </w:t>
+      </w:r>
+      <w:r>
+        <w:t xml:space="preserve">(it wipes/reinstalls the server). The two parameters that define</w:t>
+      </w:r>
+      <w:r>
+        <w:t xml:space="preserve"> </w:t>
+      </w:r>
+      <w:r>
+        <w:rPr>
+          <w:i/>
+          <w:iCs/>
+        </w:rPr>
+        <w:t xml:space="preserve">what</w:t>
+      </w:r>
+      <w:r>
+        <w:t xml:space="preserve"> </w:t>
+      </w:r>
+      <w:r>
+        <w:t xml:space="preserve">gets written are mandatory on a real deploy:</w:t>
+      </w:r>
+    </w:p>
+    <w:p>
+      <w:pPr>
+        <w:pStyle w:val="Compact"/>
+        <w:numPr>
+          <w:ilvl w:val="0"/>
+          <w:numId w:val="1015"/>
+        </w:numPr>
+      </w:pPr>
+      <w:r>
+        <w:rPr>
+          <w:rStyle w:val="VerbatimChar"/>
+          <w:b/>
+          <w:bCs/>
+        </w:rPr>
+        <w:t xml:space="preserve">-ExternalIsoPath</w:t>
+      </w:r>
+      <w:r>
+        <w:t xml:space="preserve"> </w:t>
+      </w:r>
+      <w:r>
+        <w:t xml:space="preserve">— the client-supplied Windows Server ISO (UNC/SMB,</w:t>
+      </w:r>
+      <w:r>
+        <w:t xml:space="preserve"> </w:t>
+      </w:r>
+      <w:r>
+        <w:rPr>
+          <w:rStyle w:val="VerbatimChar"/>
+        </w:rPr>
+        <w:t xml:space="preserve">cifs://</w:t>
+      </w:r>
+      <w:r>
+        <w:t xml:space="preserve">,</w:t>
+      </w:r>
+      <w:r>
+        <w:t xml:space="preserve"> </w:t>
+      </w:r>
+      <w:r>
+        <w:rPr>
+          <w:rStyle w:val="VerbatimChar"/>
+        </w:rPr>
+        <w:t xml:space="preserve">smb://</w:t>
+      </w:r>
+      <w:r>
+        <w:t xml:space="preserve">, HTTPS, NFS, or a mapped network drive). Local drives are rejected.</w:t>
+      </w:r>
+    </w:p>
+    <w:p>
+      <w:pPr>
+        <w:pStyle w:val="Compact"/>
+        <w:numPr>
+          <w:ilvl w:val="0"/>
+          <w:numId w:val="1015"/>
+        </w:numPr>
+      </w:pPr>
+      <w:r>
+        <w:rPr>
+          <w:rStyle w:val="VerbatimChar"/>
+          <w:b/>
+          <w:bCs/>
+        </w:rPr>
+        <w:t xml:space="preserve">-GuardRail</w:t>
+      </w:r>
+      <w:r>
+        <w:t xml:space="preserve"> </w:t>
+      </w:r>
+      <w:r>
+        <w:t xml:space="preserve">— a mandatory regex the resolved server name must match before anything happens.</w:t>
+      </w:r>
+    </w:p>
+    <w:p>
+      <w:pPr>
+        <w:pStyle w:val="FirstParagraph"/>
+      </w:pPr>
+      <w:r>
+        <w:rPr>
+          <w:rStyle w:val="VerbatimChar"/>
+        </w:rPr>
+        <w:t xml:space="preserve">-FirmwareFolders</w:t>
+      </w:r>
+      <w:r>
+        <w:t xml:space="preserve"> </w:t>
+      </w:r>
+      <w:r>
+        <w:t xml:space="preserve">is optional but, when supplied, firmware from each folder is applied</w:t>
+      </w:r>
+      <w:r>
+        <w:t xml:space="preserve"> </w:t>
+      </w:r>
+      <w:r>
+        <w:rPr>
+          <w:b/>
+          <w:bCs/>
+        </w:rPr>
+        <w:t xml:space="preserve">post-OS</w:t>
+      </w:r>
+      <w:r>
+        <w:t xml:space="preserve"> </w:t>
+      </w:r>
+      <w:r>
+        <w:t xml:space="preserve">via HPE SUT/SUM.</w:t>
+      </w:r>
+    </w:p>
+    <w:bookmarkStart w:id="28" w:name="sec54"/>
+    <w:p>
+      <w:pPr>
+        <w:pStyle w:val="Heading4"/>
+      </w:pPr>
+      <w:r>
+        <w:rPr>
+          <w:rStyle w:val="VerbatimChar"/>
+        </w:rPr>
+        <w:t xml:space="preserve">-ExternalIsoPath</w:t>
+      </w:r>
+      <w:r>
+        <w:t xml:space="preserve"> </w:t>
+      </w:r>
+      <w:r>
+        <w:t xml:space="preserve">(ISO) options</w:t>
+      </w:r>
+    </w:p>
+    <w:p>
+      <w:pPr>
+        <w:pStyle w:val="FirstParagraph"/>
+      </w:pPr>
+      <w:r>
+        <w:t xml:space="preserve">All of the following resolve to a URL the iLO BMC can mount as virtual media:</w:t>
+      </w:r>
+    </w:p>
+    <w:tbl>
+      <w:tblPr>
+        <w:tblStyle w:val="Table"/>
+        <w:tblW w:type="pct" w:w="5000"/>
+        <w:tblLayout w:type="fixed"/>
+        <w:tblLook w:firstRow="1" w:lastRow="0" w:firstColumn="0" w:lastColumn="0" w:noHBand="0" w:noVBand="0" w:val="0020"/>
+        <w:tblBorders>
+          <w:top w:val="single" w:sz="6" w:space="0" w:color="808080"/>
+          <w:left w:val="single" w:sz="6" w:space="0" w:color="808080"/>
+          <w:bottom w:val="single" w:sz="6" w:space="0" w:color="808080"/>
+          <w:right w:val="single" w:sz="6" w:space="0" w:color="808080"/>
+          <w:insideH w:val="single" w:sz="6" w:space="0" w:color="808080"/>
+          <w:insideV w:val="single" w:sz="6" w:space="0" w:color="808080"/>
+        </w:tblBorders>
+      </w:tblPr>
+      <w:tblGrid>
+        <w:gridCol w:w="2640"/>
+        <w:gridCol w:w="2970"/>
+        <w:gridCol w:w="2310"/>
+      </w:tblGrid>
+      <w:tr>
+        <w:trPr>
+          <w:tblHeader w:val="on"/>
+        </w:trPr>
+        <w:tc>
+          <w:tcPr/>
+          <w:p>
+            <w:pPr>
+              <w:pStyle w:val="Compact"/>
+            </w:pPr>
+            <w:r>
+              <w:t xml:space="preserve">Format</w:t>
+            </w:r>
+          </w:p>
+        </w:tc>
+        <w:tc>
+          <w:tcPr/>
+          <w:p>
+            <w:pPr>
+              <w:pStyle w:val="Compact"/>
+            </w:pPr>
+            <w:r>
+              <w:t xml:space="preserve">Example</w:t>
+            </w:r>
+          </w:p>
+        </w:tc>
+        <w:tc>
+          <w:tcPr/>
+          <w:p>
+            <w:pPr>
+              <w:pStyle w:val="Compact"/>
+            </w:pPr>
+            <w:r>
+              <w:t xml:space="preserve">Notes</w:t>
+            </w:r>
+          </w:p>
+        </w:tc>
+      </w:tr>
+      <w:tr>
+        <w:tc>
+          <w:tcPr/>
+          <w:p>
+            <w:pPr>
+              <w:pStyle w:val="Compact"/>
+            </w:pPr>
+            <w:r>
+              <w:t xml:space="preserve">UNC/SMB (backslash)</w:t>
+            </w:r>
+          </w:p>
+        </w:tc>
+        <w:tc>
+          <w:tcPr/>
+          <w:p>
+            <w:pPr>
+              <w:pStyle w:val="Compact"/>
+            </w:pPr>
+            <w:r>
+              <w:rPr>
+                <w:rStyle w:val="VerbatimChar"/>
+              </w:rPr>
+              <w:t xml:space="preserve">'\\fileserver\isos\WinSrv2025.iso'</w:t>
+            </w:r>
+          </w:p>
+        </w:tc>
+        <w:tc>
+          <w:tcPr/>
+          <w:p>
+            <w:pPr>
+              <w:pStyle w:val="Compact"/>
+            </w:pPr>
+            <w:r>
+              <w:t xml:space="preserve">Converted to</w:t>
+            </w:r>
+            <w:r>
+              <w:t xml:space="preserve"> </w:t>
+            </w:r>
+            <w:r>
+              <w:rPr>
+                <w:rStyle w:val="VerbatimChar"/>
+              </w:rPr>
+              <w:t xml:space="preserve">cifs://…</w:t>
+            </w:r>
+          </w:p>
+        </w:tc>
+      </w:tr>
+      <w:tr>
+        <w:tc>
+          <w:tcPr/>
+          <w:p>
+            <w:pPr>
+              <w:pStyle w:val="Compact"/>
+            </w:pPr>
+            <w:r>
+              <w:t xml:space="preserve">UNC/SMB (forward slash)</w:t>
+            </w:r>
+          </w:p>
+        </w:tc>
+        <w:tc>
+          <w:tcPr/>
+          <w:p>
+            <w:pPr>
+              <w:pStyle w:val="Compact"/>
+            </w:pPr>
+            <w:r>
+              <w:rPr>
+                <w:rStyle w:val="VerbatimChar"/>
+              </w:rPr>
+              <w:t xml:space="preserve">'//fileserver/isos/WinSrv2025.iso'</w:t>
+            </w:r>
+          </w:p>
+        </w:tc>
+        <w:tc>
+          <w:tcPr/>
+          <w:p>
+            <w:pPr>
+              <w:pStyle w:val="Compact"/>
+            </w:pPr>
+            <w:r>
+              <w:t xml:space="preserve">Treated identically to</w:t>
+            </w:r>
+            <w:r>
+              <w:t xml:space="preserve"> </w:t>
+            </w:r>
+            <w:r>
+              <w:rPr>
+                <w:rStyle w:val="VerbatimChar"/>
+              </w:rPr>
+              <w:t xml:space="preserve">\\</w:t>
+            </w:r>
+          </w:p>
+        </w:tc>
+      </w:tr>
+      <w:tr>
+        <w:tc>
+          <w:tcPr/>
+          <w:p>
+            <w:pPr>
+              <w:pStyle w:val="Compact"/>
+            </w:pPr>
+            <w:r>
+              <w:t xml:space="preserve">CIFS/SMB URL</w:t>
+            </w:r>
+          </w:p>
+        </w:tc>
+        <w:tc>
+          <w:tcPr/>
+          <w:p>
+            <w:pPr>
+              <w:pStyle w:val="Compact"/>
+            </w:pPr>
+            <w:r>
+              <w:rPr>
+                <w:rStyle w:val="VerbatimChar"/>
+              </w:rPr>
+              <w:t xml:space="preserve">'cifs://fileserver/isos/WinSrv2025.iso'</w:t>
+            </w:r>
+          </w:p>
+        </w:tc>
+        <w:tc>
+          <w:tcPr/>
+          <w:p>
+            <w:pPr>
+              <w:pStyle w:val="Compact"/>
+            </w:pPr>
+            <w:r>
+              <w:t xml:space="preserve">Used directly</w:t>
+            </w:r>
+          </w:p>
+        </w:tc>
+      </w:tr>
+      <w:tr>
+        <w:tc>
+          <w:tcPr/>
+          <w:p>
+            <w:pPr>
+              <w:pStyle w:val="Compact"/>
+            </w:pPr>
+            <w:r>
+              <w:t xml:space="preserve">SMB URL alias</w:t>
+            </w:r>
+          </w:p>
+        </w:tc>
+        <w:tc>
+          <w:tcPr/>
+          <w:p>
+            <w:pPr>
+              <w:pStyle w:val="Compact"/>
+            </w:pPr>
+            <w:r>
+              <w:rPr>
+                <w:rStyle w:val="VerbatimChar"/>
+              </w:rPr>
+              <w:t xml:space="preserve">'smb://fileserver/isos/WinSrv2025.iso'</w:t>
+            </w:r>
+          </w:p>
+        </w:tc>
+        <w:tc>
+          <w:tcPr/>
+          <w:p>
+            <w:pPr>
+              <w:pStyle w:val="Compact"/>
+            </w:pPr>
+            <w:r>
+              <w:t xml:space="preserve">Normalised to</w:t>
+            </w:r>
+            <w:r>
+              <w:t xml:space="preserve"> </w:t>
+            </w:r>
+            <w:r>
+              <w:rPr>
+                <w:rStyle w:val="VerbatimChar"/>
+              </w:rPr>
+              <w:t xml:space="preserve">cifs://…</w:t>
+            </w:r>
+          </w:p>
+        </w:tc>
+      </w:tr>
+      <w:tr>
+        <w:tc>
+          <w:tcPr/>
+          <w:p>
+            <w:pPr>
+              <w:pStyle w:val="Compact"/>
+            </w:pPr>
+            <w:r>
+              <w:t xml:space="preserve">HTTPS URL</w:t>
+            </w:r>
+          </w:p>
+        </w:tc>
+        <w:tc>
+          <w:tcPr/>
+          <w:p>
+            <w:pPr>
+              <w:pStyle w:val="Compact"/>
+            </w:pPr>
+            <w:r>
+              <w:rPr>
+                <w:rStyle w:val="VerbatimChar"/>
+              </w:rPr>
+              <w:t xml:space="preserve">'https://artifacts.corp.local/isos/WinSrv2025.iso'</w:t>
+            </w:r>
+          </w:p>
+        </w:tc>
+        <w:tc>
+          <w:tcPr/>
+          <w:p>
+            <w:pPr>
+              <w:pStyle w:val="Compact"/>
+            </w:pPr>
+            <w:r>
+              <w:t xml:space="preserve">iLO downloads directly</w:t>
+            </w:r>
+          </w:p>
+        </w:tc>
+      </w:tr>
+      <w:tr>
+        <w:tc>
+          <w:tcPr/>
+          <w:p>
+            <w:pPr>
+              <w:pStyle w:val="Compact"/>
+            </w:pPr>
+            <w:r>
+              <w:t xml:space="preserve">NFS URL</w:t>
+            </w:r>
+          </w:p>
+        </w:tc>
+        <w:tc>
+          <w:tcPr/>
+          <w:p>
+            <w:pPr>
+              <w:pStyle w:val="Compact"/>
+            </w:pPr>
+            <w:r>
+              <w:rPr>
+                <w:rStyle w:val="VerbatimChar"/>
+              </w:rPr>
+              <w:t xml:space="preserve">'nfs://fileserver/export/WinSrv2025.iso'</w:t>
+            </w:r>
+          </w:p>
+        </w:tc>
+        <w:tc>
+          <w:tcPr/>
+          <w:p>
+            <w:pPr>
+              <w:pStyle w:val="Compact"/>
+            </w:pPr>
+            <w:r>
+              <w:t xml:space="preserve">iLO mounts via NFS</w:t>
+            </w:r>
+          </w:p>
+        </w:tc>
+      </w:tr>
+      <w:tr>
+        <w:tc>
+          <w:tcPr/>
+          <w:p>
+            <w:pPr>
+              <w:pStyle w:val="Compact"/>
+            </w:pPr>
+            <w:r>
+              <w:t xml:space="preserve">Mapped network drive</w:t>
+            </w:r>
+          </w:p>
+        </w:tc>
+        <w:tc>
+          <w:tcPr/>
+          <w:p>
+            <w:pPr>
+              <w:pStyle w:val="Compact"/>
+            </w:pPr>
+            <w:r>
+              <w:rPr>
+                <w:rStyle w:val="VerbatimChar"/>
+              </w:rPr>
+              <w:t xml:space="preserve">'H:\WinSrv2025.iso'</w:t>
+            </w:r>
+            <w:r>
+              <w:t xml:space="preserve"> </w:t>
+            </w:r>
+            <w:r>
+              <w:t xml:space="preserve">(H: →</w:t>
+            </w:r>
+            <w:r>
+              <w:t xml:space="preserve"> </w:t>
+            </w:r>
+            <w:r>
+              <w:rPr>
+                <w:rStyle w:val="VerbatimChar"/>
+              </w:rPr>
+              <w:t xml:space="preserve">\\fileserver\isos</w:t>
+            </w:r>
+            <w:r>
+              <w:t xml:space="preserve">)</w:t>
+            </w:r>
+          </w:p>
+        </w:tc>
+        <w:tc>
+          <w:tcPr/>
+          <w:p>
+            <w:pPr>
+              <w:pStyle w:val="Compact"/>
+            </w:pPr>
+            <w:r>
+              <w:t xml:space="preserve">Expanded to UNC, then</w:t>
+            </w:r>
+            <w:r>
+              <w:t xml:space="preserve"> </w:t>
+            </w:r>
+            <w:r>
+              <w:rPr>
+                <w:rStyle w:val="VerbatimChar"/>
+              </w:rPr>
+              <w:t xml:space="preserve">cifs://…</w:t>
+            </w:r>
+          </w:p>
+        </w:tc>
+      </w:tr>
+    </w:tbl>
+    <w:p>
+      <w:pPr>
+        <w:pStyle w:val="SourceCode"/>
+      </w:pPr>
+      <w:r>
+        <w:rPr>
+          <w:rStyle w:val="CommentTok"/>
+        </w:rPr>
+        <w:t xml:space="preserve"># Backslash UNC (most common) {#sec55}</w:t>
+      </w:r>
+      <w:r>
+        <w:br/>
+      </w:r>
+      <w:r>
+        <w:rPr>
+          <w:rStyle w:val="NormalTok"/>
+        </w:rPr>
+        <w:t xml:space="preserve">Configure-PhysicalBuild </w:t>
+      </w:r>
+      <w:r>
+        <w:rPr>
+          <w:rStyle w:val="OperatorTok"/>
+        </w:rPr>
+        <w:t xml:space="preserve">-</w:t>
+      </w:r>
+      <w:r>
+        <w:rPr>
+          <w:rStyle w:val="NormalTok"/>
+        </w:rPr>
+        <w:t xml:space="preserve">ServerIdentifier srv01 </w:t>
+      </w:r>
+      <w:r>
+        <w:rPr>
+          <w:rStyle w:val="OperatorTok"/>
+        </w:rPr>
+        <w:t xml:space="preserve">-</w:t>
+      </w:r>
+      <w:r>
+        <w:rPr>
+          <w:rStyle w:val="NormalTok"/>
+        </w:rPr>
+        <w:t xml:space="preserve">OneViewHost oneview</w:t>
+      </w:r>
+      <w:r>
+        <w:rPr>
+          <w:rStyle w:val="OperatorTok"/>
+        </w:rPr>
+        <w:t xml:space="preserve">.</w:t>
+      </w:r>
+      <w:r>
+        <w:rPr>
+          <w:rStyle w:val="FunctionTok"/>
+        </w:rPr>
+        <w:t xml:space="preserve">corp</w:t>
+      </w:r>
+      <w:r>
+        <w:rPr>
+          <w:rStyle w:val="OperatorTok"/>
+        </w:rPr>
+        <w:t xml:space="preserve">.</w:t>
+      </w:r>
+      <w:r>
+        <w:rPr>
+          <w:rStyle w:val="FunctionTok"/>
+        </w:rPr>
+        <w:t xml:space="preserve">local</w:t>
+      </w:r>
+      <w:r>
+        <w:rPr>
+          <w:rStyle w:val="NormalTok"/>
+        </w:rPr>
+        <w:t xml:space="preserve"> </w:t>
+      </w:r>
+      <w:r>
+        <w:rPr>
+          <w:rStyle w:val="OperatorTok"/>
+        </w:rPr>
+        <w:t xml:space="preserve">-</w:t>
+      </w:r>
+      <w:r>
+        <w:rPr>
+          <w:rStyle w:val="NormalTok"/>
+        </w:rPr>
+        <w:t xml:space="preserve">IloIp </w:t>
+      </w:r>
+      <w:r>
+        <w:rPr>
+          <w:rStyle w:val="DecValTok"/>
+        </w:rPr>
+        <w:t xml:space="preserve">10.0</w:t>
+      </w:r>
+      <w:r>
+        <w:rPr>
+          <w:rStyle w:val="OperatorTok"/>
+        </w:rPr>
+        <w:t xml:space="preserve">.</w:t>
+      </w:r>
+      <w:r>
+        <w:rPr>
+          <w:rStyle w:val="DecValTok"/>
+        </w:rPr>
+        <w:t xml:space="preserve">1.50</w:t>
+      </w:r>
+      <w:r>
+        <w:rPr>
+          <w:rStyle w:val="NormalTok"/>
+        </w:rPr>
+        <w:t xml:space="preserve"> `</w:t>
+      </w:r>
+      <w:r>
+        <w:br/>
+      </w:r>
+      <w:r>
+        <w:rPr>
+          <w:rStyle w:val="NormalTok"/>
+        </w:rPr>
+        <w:t xml:space="preserve">    </w:t>
+      </w:r>
+      <w:r>
+        <w:rPr>
+          <w:rStyle w:val="OperatorTok"/>
+        </w:rPr>
+        <w:t xml:space="preserve">-</w:t>
+      </w:r>
+      <w:r>
+        <w:rPr>
+          <w:rStyle w:val="NormalTok"/>
+        </w:rPr>
+        <w:t xml:space="preserve">ExternalIsoPath </w:t>
+      </w:r>
+      <w:r>
+        <w:rPr>
+          <w:rStyle w:val="StringTok"/>
+        </w:rPr>
+        <w:t xml:space="preserve">'\\fileserver\isos\WinSrv2025.iso'</w:t>
+      </w:r>
+      <w:r>
+        <w:rPr>
+          <w:rStyle w:val="NormalTok"/>
+        </w:rPr>
+        <w:t xml:space="preserve"> </w:t>
+      </w:r>
+      <w:r>
+        <w:rPr>
+          <w:rStyle w:val="OperatorTok"/>
+        </w:rPr>
+        <w:t xml:space="preserve">-</w:t>
+      </w:r>
+      <w:r>
+        <w:rPr>
+          <w:rStyle w:val="NormalTok"/>
+        </w:rPr>
+        <w:t xml:space="preserve">InMaintenanceWindow </w:t>
+      </w:r>
+      <w:r>
+        <w:rPr>
+          <w:rStyle w:val="OperatorTok"/>
+        </w:rPr>
+        <w:t xml:space="preserve">-</w:t>
+      </w:r>
+      <w:r>
+        <w:rPr>
+          <w:rStyle w:val="NormalTok"/>
+        </w:rPr>
+        <w:t xml:space="preserve">Deploy </w:t>
+      </w:r>
+      <w:r>
+        <w:rPr>
+          <w:rStyle w:val="OperatorTok"/>
+        </w:rPr>
+        <w:t xml:space="preserve">-</w:t>
+      </w:r>
+      <w:r>
+        <w:rPr>
+          <w:rStyle w:val="NormalTok"/>
+        </w:rPr>
+        <w:t xml:space="preserve">GuardRail </w:t>
+      </w:r>
+      <w:r>
+        <w:rPr>
+          <w:rStyle w:val="StringTok"/>
+        </w:rPr>
+        <w:t xml:space="preserve">'srv01'</w:t>
+      </w:r>
+      <w:r>
+        <w:br/>
+      </w:r>
+      <w:r>
+        <w:br/>
+      </w:r>
+      <w:r>
+        <w:rPr>
+          <w:rStyle w:val="CommentTok"/>
+        </w:rPr>
+        <w:t xml:space="preserve"># Forward-slash UNC (identical result) {#sec56}</w:t>
+      </w:r>
+      <w:r>
+        <w:br/>
+      </w:r>
+      <w:r>
+        <w:rPr>
+          <w:rStyle w:val="NormalTok"/>
+        </w:rPr>
+        <w:t xml:space="preserve">Configure-PhysicalBuild </w:t>
+      </w:r>
+      <w:r>
+        <w:rPr>
+          <w:rStyle w:val="OperatorTok"/>
+        </w:rPr>
+        <w:t xml:space="preserve">-</w:t>
+      </w:r>
+      <w:r>
+        <w:rPr>
+          <w:rStyle w:val="NormalTok"/>
+        </w:rPr>
+        <w:t xml:space="preserve">ServerIdentifier srv01 </w:t>
+      </w:r>
+      <w:r>
+        <w:rPr>
+          <w:rStyle w:val="OperatorTok"/>
+        </w:rPr>
+        <w:t xml:space="preserve">-</w:t>
+      </w:r>
+      <w:r>
+        <w:rPr>
+          <w:rStyle w:val="NormalTok"/>
+        </w:rPr>
+        <w:t xml:space="preserve">OneViewHost oneview</w:t>
+      </w:r>
+      <w:r>
+        <w:rPr>
+          <w:rStyle w:val="OperatorTok"/>
+        </w:rPr>
+        <w:t xml:space="preserve">.</w:t>
+      </w:r>
+      <w:r>
+        <w:rPr>
+          <w:rStyle w:val="FunctionTok"/>
+        </w:rPr>
+        <w:t xml:space="preserve">corp</w:t>
+      </w:r>
+      <w:r>
+        <w:rPr>
+          <w:rStyle w:val="OperatorTok"/>
+        </w:rPr>
+        <w:t xml:space="preserve">.</w:t>
+      </w:r>
+      <w:r>
+        <w:rPr>
+          <w:rStyle w:val="FunctionTok"/>
+        </w:rPr>
+        <w:t xml:space="preserve">local</w:t>
+      </w:r>
+      <w:r>
+        <w:rPr>
+          <w:rStyle w:val="NormalTok"/>
+        </w:rPr>
+        <w:t xml:space="preserve"> </w:t>
+      </w:r>
+      <w:r>
+        <w:rPr>
+          <w:rStyle w:val="OperatorTok"/>
+        </w:rPr>
+        <w:t xml:space="preserve">-</w:t>
+      </w:r>
+      <w:r>
+        <w:rPr>
+          <w:rStyle w:val="NormalTok"/>
+        </w:rPr>
+        <w:t xml:space="preserve">IloIp </w:t>
+      </w:r>
+      <w:r>
+        <w:rPr>
+          <w:rStyle w:val="DecValTok"/>
+        </w:rPr>
+        <w:t xml:space="preserve">10.0</w:t>
+      </w:r>
+      <w:r>
+        <w:rPr>
+          <w:rStyle w:val="OperatorTok"/>
+        </w:rPr>
+        <w:t xml:space="preserve">.</w:t>
+      </w:r>
+      <w:r>
+        <w:rPr>
+          <w:rStyle w:val="DecValTok"/>
+        </w:rPr>
+        <w:t xml:space="preserve">1.50</w:t>
+      </w:r>
+      <w:r>
+        <w:rPr>
+          <w:rStyle w:val="NormalTok"/>
+        </w:rPr>
+        <w:t xml:space="preserve"> `</w:t>
+      </w:r>
+      <w:r>
+        <w:br/>
+      </w:r>
+      <w:r>
+        <w:rPr>
+          <w:rStyle w:val="NormalTok"/>
+        </w:rPr>
+        <w:t xml:space="preserve">    </w:t>
+      </w:r>
+      <w:r>
+        <w:rPr>
+          <w:rStyle w:val="OperatorTok"/>
+        </w:rPr>
+        <w:t xml:space="preserve">-</w:t>
+      </w:r>
+      <w:r>
+        <w:rPr>
+          <w:rStyle w:val="NormalTok"/>
+        </w:rPr>
+        <w:t xml:space="preserve">ExternalIsoPath </w:t>
+      </w:r>
+      <w:r>
+        <w:rPr>
+          <w:rStyle w:val="StringTok"/>
+        </w:rPr>
+        <w:t xml:space="preserve">'//fileserver/isos/WinSrv2025.iso'</w:t>
+      </w:r>
+      <w:r>
+        <w:rPr>
+          <w:rStyle w:val="NormalTok"/>
+        </w:rPr>
+        <w:t xml:space="preserve"> </w:t>
+      </w:r>
+      <w:r>
+        <w:rPr>
+          <w:rStyle w:val="OperatorTok"/>
+        </w:rPr>
+        <w:t xml:space="preserve">-</w:t>
+      </w:r>
+      <w:r>
+        <w:rPr>
+          <w:rStyle w:val="NormalTok"/>
+        </w:rPr>
+        <w:t xml:space="preserve">InMaintenanceWindow </w:t>
+      </w:r>
+      <w:r>
+        <w:rPr>
+          <w:rStyle w:val="OperatorTok"/>
+        </w:rPr>
+        <w:t xml:space="preserve">-</w:t>
+      </w:r>
+      <w:r>
+        <w:rPr>
+          <w:rStyle w:val="NormalTok"/>
+        </w:rPr>
+        <w:t xml:space="preserve">Deploy </w:t>
+      </w:r>
+      <w:r>
+        <w:rPr>
+          <w:rStyle w:val="OperatorTok"/>
+        </w:rPr>
+        <w:t xml:space="preserve">-</w:t>
+      </w:r>
+      <w:r>
+        <w:rPr>
+          <w:rStyle w:val="NormalTok"/>
+        </w:rPr>
+        <w:t xml:space="preserve">GuardRail </w:t>
+      </w:r>
+      <w:r>
+        <w:rPr>
+          <w:rStyle w:val="StringTok"/>
+        </w:rPr>
+        <w:t xml:space="preserve">'srv01'</w:t>
+      </w:r>
+      <w:r>
+        <w:br/>
+      </w:r>
+      <w:r>
+        <w:br/>
+      </w:r>
+      <w:r>
+        <w:rPr>
+          <w:rStyle w:val="CommentTok"/>
+        </w:rPr>
+        <w:t xml:space="preserve"># HTTPS (iLO downloads directly, no SMB share needed) {#sec57}</w:t>
+      </w:r>
+      <w:r>
+        <w:br/>
+      </w:r>
+      <w:r>
+        <w:rPr>
+          <w:rStyle w:val="NormalTok"/>
+        </w:rPr>
+        <w:t xml:space="preserve">Configure-PhysicalBuild </w:t>
+      </w:r>
+      <w:r>
+        <w:rPr>
+          <w:rStyle w:val="OperatorTok"/>
+        </w:rPr>
+        <w:t xml:space="preserve">-</w:t>
+      </w:r>
+      <w:r>
+        <w:rPr>
+          <w:rStyle w:val="NormalTok"/>
+        </w:rPr>
+        <w:t xml:space="preserve">ServerIdentifier srv01 </w:t>
+      </w:r>
+      <w:r>
+        <w:rPr>
+          <w:rStyle w:val="OperatorTok"/>
+        </w:rPr>
+        <w:t xml:space="preserve">-</w:t>
+      </w:r>
+      <w:r>
+        <w:rPr>
+          <w:rStyle w:val="NormalTok"/>
+        </w:rPr>
+        <w:t xml:space="preserve">OneViewHost oneview</w:t>
+      </w:r>
+      <w:r>
+        <w:rPr>
+          <w:rStyle w:val="OperatorTok"/>
+        </w:rPr>
+        <w:t xml:space="preserve">.</w:t>
+      </w:r>
+      <w:r>
+        <w:rPr>
+          <w:rStyle w:val="FunctionTok"/>
+        </w:rPr>
+        <w:t xml:space="preserve">corp</w:t>
+      </w:r>
+      <w:r>
+        <w:rPr>
+          <w:rStyle w:val="OperatorTok"/>
+        </w:rPr>
+        <w:t xml:space="preserve">.</w:t>
+      </w:r>
+      <w:r>
+        <w:rPr>
+          <w:rStyle w:val="FunctionTok"/>
+        </w:rPr>
+        <w:t xml:space="preserve">local</w:t>
+      </w:r>
+      <w:r>
+        <w:rPr>
+          <w:rStyle w:val="NormalTok"/>
+        </w:rPr>
+        <w:t xml:space="preserve"> </w:t>
+      </w:r>
+      <w:r>
+        <w:rPr>
+          <w:rStyle w:val="OperatorTok"/>
+        </w:rPr>
+        <w:t xml:space="preserve">-</w:t>
+      </w:r>
+      <w:r>
+        <w:rPr>
+          <w:rStyle w:val="NormalTok"/>
+        </w:rPr>
+        <w:t xml:space="preserve">IloIp </w:t>
+      </w:r>
+      <w:r>
+        <w:rPr>
+          <w:rStyle w:val="DecValTok"/>
+        </w:rPr>
+        <w:t xml:space="preserve">10.0</w:t>
+      </w:r>
+      <w:r>
+        <w:rPr>
+          <w:rStyle w:val="OperatorTok"/>
+        </w:rPr>
+        <w:t xml:space="preserve">.</w:t>
+      </w:r>
+      <w:r>
+        <w:rPr>
+          <w:rStyle w:val="DecValTok"/>
+        </w:rPr>
+        <w:t xml:space="preserve">1.50</w:t>
+      </w:r>
+      <w:r>
+        <w:rPr>
+          <w:rStyle w:val="NormalTok"/>
+        </w:rPr>
+        <w:t xml:space="preserve"> `</w:t>
+      </w:r>
+      <w:r>
+        <w:br/>
+      </w:r>
+      <w:r>
+        <w:rPr>
+          <w:rStyle w:val="NormalTok"/>
+        </w:rPr>
+        <w:t xml:space="preserve">    </w:t>
+      </w:r>
+      <w:r>
+        <w:rPr>
+          <w:rStyle w:val="OperatorTok"/>
+        </w:rPr>
+        <w:t xml:space="preserve">-</w:t>
+      </w:r>
+      <w:r>
+        <w:rPr>
+          <w:rStyle w:val="NormalTok"/>
+        </w:rPr>
+        <w:t xml:space="preserve">ExternalIsoPath </w:t>
+      </w:r>
+      <w:r>
+        <w:rPr>
+          <w:rStyle w:val="StringTok"/>
+        </w:rPr>
+        <w:t xml:space="preserve">'https://artifacts.corp.local/isos/WinSrv2025.iso'</w:t>
+      </w:r>
+      <w:r>
+        <w:rPr>
+          <w:rStyle w:val="NormalTok"/>
+        </w:rPr>
+        <w:t xml:space="preserve"> </w:t>
+      </w:r>
+      <w:r>
+        <w:rPr>
+          <w:rStyle w:val="OperatorTok"/>
+        </w:rPr>
+        <w:t xml:space="preserve">-</w:t>
+      </w:r>
+      <w:r>
+        <w:rPr>
+          <w:rStyle w:val="NormalTok"/>
+        </w:rPr>
+        <w:t xml:space="preserve">InMaintenanceWindow </w:t>
+      </w:r>
+      <w:r>
+        <w:rPr>
+          <w:rStyle w:val="OperatorTok"/>
+        </w:rPr>
+        <w:t xml:space="preserve">-</w:t>
+      </w:r>
+      <w:r>
+        <w:rPr>
+          <w:rStyle w:val="NormalTok"/>
+        </w:rPr>
+        <w:t xml:space="preserve">Deploy </w:t>
+      </w:r>
+      <w:r>
+        <w:rPr>
+          <w:rStyle w:val="OperatorTok"/>
+        </w:rPr>
+        <w:t xml:space="preserve">-</w:t>
+      </w:r>
+      <w:r>
+        <w:rPr>
+          <w:rStyle w:val="NormalTok"/>
+        </w:rPr>
+        <w:t xml:space="preserve">GuardRail </w:t>
+      </w:r>
+      <w:r>
+        <w:rPr>
+          <w:rStyle w:val="StringTok"/>
+        </w:rPr>
+        <w:t xml:space="preserve">'srv01'</w:t>
+      </w:r>
+      <w:r>
+        <w:br/>
+      </w:r>
+      <w:r>
+        <w:br/>
+      </w:r>
+      <w:r>
+        <w:rPr>
+          <w:rStyle w:val="CommentTok"/>
+        </w:rPr>
+        <w:t xml:space="preserve"># CIFS/SMB URL {#sec58}</w:t>
+      </w:r>
+      <w:r>
+        <w:br/>
+      </w:r>
+      <w:r>
+        <w:rPr>
+          <w:rStyle w:val="NormalTok"/>
+        </w:rPr>
+        <w:t xml:space="preserve">Configure-PhysicalBuild </w:t>
+      </w:r>
+      <w:r>
+        <w:rPr>
+          <w:rStyle w:val="OperatorTok"/>
+        </w:rPr>
+        <w:t xml:space="preserve">-</w:t>
+      </w:r>
+      <w:r>
+        <w:rPr>
+          <w:rStyle w:val="NormalTok"/>
+        </w:rPr>
+        <w:t xml:space="preserve">ServerIdentifier srv01 </w:t>
+      </w:r>
+      <w:r>
+        <w:rPr>
+          <w:rStyle w:val="OperatorTok"/>
+        </w:rPr>
+        <w:t xml:space="preserve">-</w:t>
+      </w:r>
+      <w:r>
+        <w:rPr>
+          <w:rStyle w:val="NormalTok"/>
+        </w:rPr>
+        <w:t xml:space="preserve">OneViewHost oneview</w:t>
+      </w:r>
+      <w:r>
+        <w:rPr>
+          <w:rStyle w:val="OperatorTok"/>
+        </w:rPr>
+        <w:t xml:space="preserve">.</w:t>
+      </w:r>
+      <w:r>
+        <w:rPr>
+          <w:rStyle w:val="FunctionTok"/>
+        </w:rPr>
+        <w:t xml:space="preserve">corp</w:t>
+      </w:r>
+      <w:r>
+        <w:rPr>
+          <w:rStyle w:val="OperatorTok"/>
+        </w:rPr>
+        <w:t xml:space="preserve">.</w:t>
+      </w:r>
+      <w:r>
+        <w:rPr>
+          <w:rStyle w:val="FunctionTok"/>
+        </w:rPr>
+        <w:t xml:space="preserve">local</w:t>
+      </w:r>
+      <w:r>
+        <w:rPr>
+          <w:rStyle w:val="NormalTok"/>
+        </w:rPr>
+        <w:t xml:space="preserve"> </w:t>
+      </w:r>
+      <w:r>
+        <w:rPr>
+          <w:rStyle w:val="OperatorTok"/>
+        </w:rPr>
+        <w:t xml:space="preserve">-</w:t>
+      </w:r>
+      <w:r>
+        <w:rPr>
+          <w:rStyle w:val="NormalTok"/>
+        </w:rPr>
+        <w:t xml:space="preserve">IloIp </w:t>
+      </w:r>
+      <w:r>
+        <w:rPr>
+          <w:rStyle w:val="DecValTok"/>
+        </w:rPr>
+        <w:t xml:space="preserve">10.0</w:t>
+      </w:r>
+      <w:r>
+        <w:rPr>
+          <w:rStyle w:val="OperatorTok"/>
+        </w:rPr>
+        <w:t xml:space="preserve">.</w:t>
+      </w:r>
+      <w:r>
+        <w:rPr>
+          <w:rStyle w:val="DecValTok"/>
+        </w:rPr>
+        <w:t xml:space="preserve">1.50</w:t>
+      </w:r>
+      <w:r>
+        <w:rPr>
+          <w:rStyle w:val="NormalTok"/>
+        </w:rPr>
+        <w:t xml:space="preserve"> `</w:t>
+      </w:r>
+      <w:r>
+        <w:br/>
+      </w:r>
+      <w:r>
+        <w:rPr>
+          <w:rStyle w:val="NormalTok"/>
+        </w:rPr>
+        <w:t xml:space="preserve">    </w:t>
+      </w:r>
+      <w:r>
+        <w:rPr>
+          <w:rStyle w:val="OperatorTok"/>
+        </w:rPr>
+        <w:t xml:space="preserve">-</w:t>
+      </w:r>
+      <w:r>
+        <w:rPr>
+          <w:rStyle w:val="NormalTok"/>
+        </w:rPr>
+        <w:t xml:space="preserve">ExternalIsoPath </w:t>
+      </w:r>
+      <w:r>
+        <w:rPr>
+          <w:rStyle w:val="StringTok"/>
+        </w:rPr>
+        <w:t xml:space="preserve">'cifs://fileserver/isos/WinSrv2025.iso'</w:t>
+      </w:r>
+      <w:r>
+        <w:rPr>
+          <w:rStyle w:val="NormalTok"/>
+        </w:rPr>
+        <w:t xml:space="preserve"> </w:t>
+      </w:r>
+      <w:r>
+        <w:rPr>
+          <w:rStyle w:val="OperatorTok"/>
+        </w:rPr>
+        <w:t xml:space="preserve">-</w:t>
+      </w:r>
+      <w:r>
+        <w:rPr>
+          <w:rStyle w:val="NormalTok"/>
+        </w:rPr>
+        <w:t xml:space="preserve">InMaintenanceWindow </w:t>
+      </w:r>
+      <w:r>
+        <w:rPr>
+          <w:rStyle w:val="OperatorTok"/>
+        </w:rPr>
+        <w:t xml:space="preserve">-</w:t>
+      </w:r>
+      <w:r>
+        <w:rPr>
+          <w:rStyle w:val="NormalTok"/>
+        </w:rPr>
+        <w:t xml:space="preserve">Deploy </w:t>
+      </w:r>
+      <w:r>
+        <w:rPr>
+          <w:rStyle w:val="OperatorTok"/>
+        </w:rPr>
+        <w:t xml:space="preserve">-</w:t>
+      </w:r>
+      <w:r>
+        <w:rPr>
+          <w:rStyle w:val="NormalTok"/>
+        </w:rPr>
+        <w:t xml:space="preserve">GuardRail </w:t>
+      </w:r>
+      <w:r>
+        <w:rPr>
+          <w:rStyle w:val="StringTok"/>
+        </w:rPr>
+        <w:t xml:space="preserve">'srv01'</w:t>
+      </w:r>
+    </w:p>
+    <w:p>
+      <w:pPr>
+        <w:pStyle w:val="BlockText"/>
+      </w:pPr>
+      <w:r>
+        <w:t xml:space="preserve">A</w:t>
+      </w:r>
+      <w:r>
+        <w:t xml:space="preserve"> </w:t>
+      </w:r>
+      <w:r>
+        <w:rPr>
+          <w:b/>
+          <w:bCs/>
+        </w:rPr>
+        <w:t xml:space="preserve">local drive</w:t>
+      </w:r>
+      <w:r>
+        <w:t xml:space="preserve"> </w:t>
+      </w:r>
+      <w:r>
+        <w:t xml:space="preserve">path (</w:t>
+      </w:r>
+      <w:r>
+        <w:rPr>
+          <w:rStyle w:val="VerbatimChar"/>
+        </w:rPr>
+        <w:t xml:space="preserve">'C:\isos\WinSrv2025.iso'</w:t>
+      </w:r>
+      <w:r>
+        <w:t xml:space="preserve">, or an</w:t>
+      </w:r>
+      <w:r>
+        <w:t xml:space="preserve"> </w:t>
+      </w:r>
+      <w:r>
+        <w:rPr>
+          <w:rStyle w:val="VerbatimChar"/>
+        </w:rPr>
+        <w:t xml:space="preserve">H:\</w:t>
+      </w:r>
+      <w:r>
+        <w:t xml:space="preserve"> </w:t>
+      </w:r>
+      <w:r>
+        <w:t xml:space="preserve">that maps to a</w:t>
+      </w:r>
+      <w:r>
+        <w:t xml:space="preserve"> </w:t>
+      </w:r>
+      <w:r>
+        <w:rPr>
+          <w:i/>
+          <w:iCs/>
+        </w:rPr>
+        <w:t xml:space="preserve">local</w:t>
+      </w:r>
+      <w:r>
+        <w:t xml:space="preserve"> </w:t>
+      </w:r>
+      <w:r>
+        <w:t xml:space="preserve">disk) is rejected — the iLO BMC is a separate controller and cannot read local drives on the automation host.</w:t>
+      </w:r>
+    </w:p>
+    <w:bookmarkEnd w:id="28"/>
+    <w:bookmarkStart w:id="29" w:name="sec59"/>
+    <w:p>
+      <w:pPr>
+        <w:pStyle w:val="Heading4"/>
+      </w:pPr>
+      <w:r>
+        <w:rPr>
+          <w:rStyle w:val="VerbatimChar"/>
+        </w:rPr>
+        <w:t xml:space="preserve">-FirmwareFolders</w:t>
+      </w:r>
+      <w:r>
+        <w:t xml:space="preserve"> </w:t>
+      </w:r>
+      <w:r>
+        <w:t xml:space="preserve">options</w:t>
+      </w:r>
+    </w:p>
+    <w:p>
+      <w:pPr>
+        <w:pStyle w:val="FirstParagraph"/>
+      </w:pPr>
+      <w:r>
+        <w:t xml:space="preserve">Supplied as an array. Each entry is resolved the same way as the ISO. For consistency the folder must be reachable from the</w:t>
+      </w:r>
+      <w:r>
+        <w:t xml:space="preserve"> </w:t>
+      </w:r>
+      <w:r>
+        <w:rPr>
+          <w:b/>
+          <w:bCs/>
+        </w:rPr>
+        <w:t xml:space="preserve">installed OS</w:t>
+      </w:r>
+      <w:r>
+        <w:t xml:space="preserve"> </w:t>
+      </w:r>
+      <w:r>
+        <w:t xml:space="preserve">(UNC /</w:t>
+      </w:r>
+      <w:r>
+        <w:t xml:space="preserve"> </w:t>
+      </w:r>
+      <w:r>
+        <w:rPr>
+          <w:rStyle w:val="VerbatimChar"/>
+        </w:rPr>
+        <w:t xml:space="preserve">cifs://</w:t>
+      </w:r>
+      <w:r>
+        <w:t xml:space="preserve"> </w:t>
+      </w:r>
+      <w:r>
+        <w:t xml:space="preserve">/</w:t>
+      </w:r>
+      <w:r>
+        <w:t xml:space="preserve"> </w:t>
+      </w:r>
+      <w:r>
+        <w:rPr>
+          <w:rStyle w:val="VerbatimChar"/>
+        </w:rPr>
+        <w:t xml:space="preserve">smb://</w:t>
+      </w:r>
+      <w:r>
+        <w:t xml:space="preserve"> </w:t>
+      </w:r>
+      <w:r>
+        <w:t xml:space="preserve">/</w:t>
+      </w:r>
+      <w:r>
+        <w:t xml:space="preserve"> </w:t>
+      </w:r>
+      <w:r>
+        <w:rPr>
+          <w:rStyle w:val="VerbatimChar"/>
+        </w:rPr>
+        <w:t xml:space="preserve">https://</w:t>
+      </w:r>
+      <w:r>
+        <w:t xml:space="preserve"> </w:t>
+      </w:r>
+      <w:r>
+        <w:t xml:space="preserve">/</w:t>
+      </w:r>
+      <w:r>
+        <w:t xml:space="preserve"> </w:t>
+      </w:r>
+      <w:r>
+        <w:rPr>
+          <w:rStyle w:val="VerbatimChar"/>
+        </w:rPr>
+        <w:t xml:space="preserve">nfs://</w:t>
+      </w:r>
+      <w:r>
+        <w:t xml:space="preserve"> </w:t>
+      </w:r>
+      <w:r>
+        <w:t xml:space="preserve">— a mapped drive on the automation host is expanded to its UNC). Firmware is applied</w:t>
+      </w:r>
+      <w:r>
+        <w:t xml:space="preserve"> </w:t>
+      </w:r>
+      <w:r>
+        <w:rPr>
+          <w:b/>
+          <w:bCs/>
+        </w:rPr>
+        <w:t xml:space="preserve">after</w:t>
+      </w:r>
+      <w:r>
+        <w:t xml:space="preserve"> </w:t>
+      </w:r>
+      <w:r>
+        <w:t xml:space="preserve">the OS install completes.</w:t>
+      </w:r>
+    </w:p>
+    <w:p>
+      <w:pPr>
+        <w:pStyle w:val="SourceCode"/>
+      </w:pPr>
+      <w:r>
+        <w:rPr>
+          <w:rStyle w:val="CommentTok"/>
+        </w:rPr>
+        <w:t xml:space="preserve"># Two UNC firmware folders (BIOS + iLO5) {#sec60}</w:t>
+      </w:r>
+      <w:r>
+        <w:br/>
+      </w:r>
+      <w:r>
+        <w:rPr>
+          <w:rStyle w:val="NormalTok"/>
+        </w:rPr>
+        <w:t xml:space="preserve">Configure-PhysicalBuild </w:t>
+      </w:r>
+      <w:r>
+        <w:rPr>
+          <w:rStyle w:val="OperatorTok"/>
+        </w:rPr>
+        <w:t xml:space="preserve">-</w:t>
+      </w:r>
+      <w:r>
+        <w:rPr>
+          <w:rStyle w:val="NormalTok"/>
+        </w:rPr>
+        <w:t xml:space="preserve">ServerIdentifier srv01 </w:t>
+      </w:r>
+      <w:r>
+        <w:rPr>
+          <w:rStyle w:val="OperatorTok"/>
+        </w:rPr>
+        <w:t xml:space="preserve">-</w:t>
+      </w:r>
+      <w:r>
+        <w:rPr>
+          <w:rStyle w:val="NormalTok"/>
+        </w:rPr>
+        <w:t xml:space="preserve">OneViewHost oneview</w:t>
+      </w:r>
+      <w:r>
+        <w:rPr>
+          <w:rStyle w:val="OperatorTok"/>
+        </w:rPr>
+        <w:t xml:space="preserve">.</w:t>
+      </w:r>
+      <w:r>
+        <w:rPr>
+          <w:rStyle w:val="FunctionTok"/>
+        </w:rPr>
+        <w:t xml:space="preserve">corp</w:t>
+      </w:r>
+      <w:r>
+        <w:rPr>
+          <w:rStyle w:val="OperatorTok"/>
+        </w:rPr>
+        <w:t xml:space="preserve">.</w:t>
+      </w:r>
+      <w:r>
+        <w:rPr>
+          <w:rStyle w:val="FunctionTok"/>
+        </w:rPr>
+        <w:t xml:space="preserve">local</w:t>
+      </w:r>
+      <w:r>
+        <w:rPr>
+          <w:rStyle w:val="NormalTok"/>
+        </w:rPr>
+        <w:t xml:space="preserve"> </w:t>
+      </w:r>
+      <w:r>
+        <w:rPr>
+          <w:rStyle w:val="OperatorTok"/>
+        </w:rPr>
+        <w:t xml:space="preserve">-</w:t>
+      </w:r>
+      <w:r>
+        <w:rPr>
+          <w:rStyle w:val="NormalTok"/>
+        </w:rPr>
+        <w:t xml:space="preserve">IloIp </w:t>
+      </w:r>
+      <w:r>
+        <w:rPr>
+          <w:rStyle w:val="DecValTok"/>
+        </w:rPr>
+        <w:t xml:space="preserve">10.0</w:t>
+      </w:r>
+      <w:r>
+        <w:rPr>
+          <w:rStyle w:val="OperatorTok"/>
+        </w:rPr>
+        <w:t xml:space="preserve">.</w:t>
+      </w:r>
+      <w:r>
+        <w:rPr>
+          <w:rStyle w:val="DecValTok"/>
+        </w:rPr>
+        <w:t xml:space="preserve">1.50</w:t>
+      </w:r>
+      <w:r>
+        <w:rPr>
+          <w:rStyle w:val="NormalTok"/>
+        </w:rPr>
+        <w:t xml:space="preserve"> `</w:t>
+      </w:r>
+      <w:r>
+        <w:br/>
+      </w:r>
+      <w:r>
+        <w:rPr>
+          <w:rStyle w:val="NormalTok"/>
+        </w:rPr>
+        <w:t xml:space="preserve">    </w:t>
+      </w:r>
+      <w:r>
+        <w:rPr>
+          <w:rStyle w:val="OperatorTok"/>
+        </w:rPr>
+        <w:t xml:space="preserve">-</w:t>
+      </w:r>
+      <w:r>
+        <w:rPr>
+          <w:rStyle w:val="NormalTok"/>
+        </w:rPr>
+        <w:t xml:space="preserve">ExpectedHostname srv01</w:t>
+      </w:r>
+      <w:r>
+        <w:rPr>
+          <w:rStyle w:val="OperatorTok"/>
+        </w:rPr>
+        <w:t xml:space="preserve">.</w:t>
+      </w:r>
+      <w:r>
+        <w:rPr>
+          <w:rStyle w:val="FunctionTok"/>
+        </w:rPr>
+        <w:t xml:space="preserve">corp</w:t>
+      </w:r>
+      <w:r>
+        <w:rPr>
+          <w:rStyle w:val="OperatorTok"/>
+        </w:rPr>
+        <w:t xml:space="preserve">.</w:t>
+      </w:r>
+      <w:r>
+        <w:rPr>
+          <w:rStyle w:val="FunctionTok"/>
+        </w:rPr>
+        <w:t xml:space="preserve">local</w:t>
+      </w:r>
+      <w:r>
+        <w:rPr>
+          <w:rStyle w:val="NormalTok"/>
+        </w:rPr>
+        <w:t xml:space="preserve"> </w:t>
+      </w:r>
+      <w:r>
+        <w:rPr>
+          <w:rStyle w:val="OperatorTok"/>
+        </w:rPr>
+        <w:t xml:space="preserve">-</w:t>
+      </w:r>
+      <w:r>
+        <w:rPr>
+          <w:rStyle w:val="NormalTok"/>
+        </w:rPr>
+        <w:t xml:space="preserve">Domain corp</w:t>
+      </w:r>
+      <w:r>
+        <w:rPr>
+          <w:rStyle w:val="OperatorTok"/>
+        </w:rPr>
+        <w:t xml:space="preserve">.</w:t>
+      </w:r>
+      <w:r>
+        <w:rPr>
+          <w:rStyle w:val="FunctionTok"/>
+        </w:rPr>
+        <w:t xml:space="preserve">local</w:t>
+      </w:r>
+      <w:r>
+        <w:rPr>
+          <w:rStyle w:val="NormalTok"/>
+        </w:rPr>
+        <w:t xml:space="preserve"> `</w:t>
+      </w:r>
+      <w:r>
+        <w:br/>
+      </w:r>
+      <w:r>
+        <w:rPr>
+          <w:rStyle w:val="NormalTok"/>
+        </w:rPr>
+        <w:t xml:space="preserve">    </w:t>
+      </w:r>
+      <w:r>
+        <w:rPr>
+          <w:rStyle w:val="OperatorTok"/>
+        </w:rPr>
+        <w:t xml:space="preserve">-</w:t>
+      </w:r>
+      <w:r>
+        <w:rPr>
+          <w:rStyle w:val="NormalTok"/>
+        </w:rPr>
+        <w:t xml:space="preserve">ExternalIsoPath </w:t>
+      </w:r>
+      <w:r>
+        <w:rPr>
+          <w:rStyle w:val="StringTok"/>
+        </w:rPr>
+        <w:t xml:space="preserve">'\\fileserver\isos\WinSrv2025.iso'</w:t>
+      </w:r>
+      <w:r>
+        <w:rPr>
+          <w:rStyle w:val="NormalTok"/>
+        </w:rPr>
+        <w:t xml:space="preserve"> `</w:t>
+      </w:r>
+      <w:r>
+        <w:br/>
+      </w:r>
+      <w:r>
+        <w:rPr>
+          <w:rStyle w:val="NormalTok"/>
+        </w:rPr>
+        <w:t xml:space="preserve">    </w:t>
+      </w:r>
+      <w:r>
+        <w:rPr>
+          <w:rStyle w:val="OperatorTok"/>
+        </w:rPr>
+        <w:t xml:space="preserve">-</w:t>
+      </w:r>
+      <w:r>
+        <w:rPr>
+          <w:rStyle w:val="NormalTok"/>
+        </w:rPr>
+        <w:t xml:space="preserve">FirmwareFolders </w:t>
+      </w:r>
+      <w:r>
+        <w:rPr>
+          <w:rStyle w:val="OperatorTok"/>
+        </w:rPr>
+        <w:t xml:space="preserve">@(</w:t>
+      </w:r>
+      <w:r>
+        <w:rPr>
+          <w:rStyle w:val="StringTok"/>
+        </w:rPr>
+        <w:t xml:space="preserve">'\\fileserver\fw\BIOS'</w:t>
+      </w:r>
+      <w:r>
+        <w:rPr>
+          <w:rStyle w:val="OperatorTok"/>
+        </w:rPr>
+        <w:t xml:space="preserve">,</w:t>
+      </w:r>
+      <w:r>
+        <w:rPr>
+          <w:rStyle w:val="NormalTok"/>
+        </w:rPr>
+        <w:t xml:space="preserve"> </w:t>
+      </w:r>
+      <w:r>
+        <w:rPr>
+          <w:rStyle w:val="StringTok"/>
+        </w:rPr>
+        <w:t xml:space="preserve">'\\fileserver\fw\iLO5'</w:t>
+      </w:r>
+      <w:r>
+        <w:rPr>
+          <w:rStyle w:val="OperatorTok"/>
+        </w:rPr>
+        <w:t xml:space="preserve">)</w:t>
+      </w:r>
+      <w:r>
+        <w:rPr>
+          <w:rStyle w:val="NormalTok"/>
+        </w:rPr>
+        <w:t xml:space="preserve"> `</w:t>
+      </w:r>
+      <w:r>
+        <w:br/>
+      </w:r>
+      <w:r>
+        <w:rPr>
+          <w:rStyle w:val="NormalTok"/>
+        </w:rPr>
+        <w:t xml:space="preserve">    </w:t>
+      </w:r>
+      <w:r>
+        <w:rPr>
+          <w:rStyle w:val="OperatorTok"/>
+        </w:rPr>
+        <w:t xml:space="preserve">-</w:t>
+      </w:r>
+      <w:r>
+        <w:rPr>
+          <w:rStyle w:val="NormalTok"/>
+        </w:rPr>
+        <w:t xml:space="preserve">InMaintenanceWindow </w:t>
+      </w:r>
+      <w:r>
+        <w:rPr>
+          <w:rStyle w:val="OperatorTok"/>
+        </w:rPr>
+        <w:t xml:space="preserve">-</w:t>
+      </w:r>
+      <w:r>
+        <w:rPr>
+          <w:rStyle w:val="NormalTok"/>
+        </w:rPr>
+        <w:t xml:space="preserve">Deploy </w:t>
+      </w:r>
+      <w:r>
+        <w:rPr>
+          <w:rStyle w:val="OperatorTok"/>
+        </w:rPr>
+        <w:t xml:space="preserve">-</w:t>
+      </w:r>
+      <w:r>
+        <w:rPr>
+          <w:rStyle w:val="NormalTok"/>
+        </w:rPr>
+        <w:t xml:space="preserve">GuardRail </w:t>
+      </w:r>
+      <w:r>
+        <w:rPr>
+          <w:rStyle w:val="StringTok"/>
+        </w:rPr>
+        <w:t xml:space="preserve">'srv01'</w:t>
+      </w:r>
+      <w:r>
+        <w:br/>
+      </w:r>
+      <w:r>
+        <w:br/>
+      </w:r>
+      <w:r>
+        <w:rPr>
+          <w:rStyle w:val="CommentTok"/>
+        </w:rPr>
+        <w:t xml:space="preserve"># Mixed UNC + mapped drive (H: is expanded to its UNC automatically) {#sec61}</w:t>
+      </w:r>
+      <w:r>
+        <w:br/>
+      </w:r>
+      <w:r>
+        <w:rPr>
+          <w:rStyle w:val="NormalTok"/>
+        </w:rPr>
+        <w:t xml:space="preserve">Configure-PhysicalBuild </w:t>
+      </w:r>
+      <w:r>
+        <w:rPr>
+          <w:rStyle w:val="OperatorTok"/>
+        </w:rPr>
+        <w:t xml:space="preserve">-</w:t>
+      </w:r>
+      <w:r>
+        <w:rPr>
+          <w:rStyle w:val="NormalTok"/>
+        </w:rPr>
+        <w:t xml:space="preserve">ServerIdentifier srv01 </w:t>
+      </w:r>
+      <w:r>
+        <w:rPr>
+          <w:rStyle w:val="OperatorTok"/>
+        </w:rPr>
+        <w:t xml:space="preserve">-</w:t>
+      </w:r>
+      <w:r>
+        <w:rPr>
+          <w:rStyle w:val="NormalTok"/>
+        </w:rPr>
+        <w:t xml:space="preserve">OneViewHost oneview</w:t>
+      </w:r>
+      <w:r>
+        <w:rPr>
+          <w:rStyle w:val="OperatorTok"/>
+        </w:rPr>
+        <w:t xml:space="preserve">.</w:t>
+      </w:r>
+      <w:r>
+        <w:rPr>
+          <w:rStyle w:val="FunctionTok"/>
+        </w:rPr>
+        <w:t xml:space="preserve">corp</w:t>
+      </w:r>
+      <w:r>
+        <w:rPr>
+          <w:rStyle w:val="OperatorTok"/>
+        </w:rPr>
+        <w:t xml:space="preserve">.</w:t>
+      </w:r>
+      <w:r>
+        <w:rPr>
+          <w:rStyle w:val="FunctionTok"/>
+        </w:rPr>
+        <w:t xml:space="preserve">local</w:t>
+      </w:r>
+      <w:r>
+        <w:rPr>
+          <w:rStyle w:val="NormalTok"/>
+        </w:rPr>
+        <w:t xml:space="preserve"> </w:t>
+      </w:r>
+      <w:r>
+        <w:rPr>
+          <w:rStyle w:val="OperatorTok"/>
+        </w:rPr>
+        <w:t xml:space="preserve">-</w:t>
+      </w:r>
+      <w:r>
+        <w:rPr>
+          <w:rStyle w:val="NormalTok"/>
+        </w:rPr>
+        <w:t xml:space="preserve">IloIp </w:t>
+      </w:r>
+      <w:r>
+        <w:rPr>
+          <w:rStyle w:val="DecValTok"/>
+        </w:rPr>
+        <w:t xml:space="preserve">10.0</w:t>
+      </w:r>
+      <w:r>
+        <w:rPr>
+          <w:rStyle w:val="OperatorTok"/>
+        </w:rPr>
+        <w:t xml:space="preserve">.</w:t>
+      </w:r>
+      <w:r>
+        <w:rPr>
+          <w:rStyle w:val="DecValTok"/>
+        </w:rPr>
+        <w:t xml:space="preserve">1.50</w:t>
+      </w:r>
+      <w:r>
+        <w:rPr>
+          <w:rStyle w:val="NormalTok"/>
+        </w:rPr>
+        <w:t xml:space="preserve"> `</w:t>
+      </w:r>
+      <w:r>
+        <w:br/>
+      </w:r>
+      <w:r>
+        <w:rPr>
+          <w:rStyle w:val="NormalTok"/>
+        </w:rPr>
+        <w:t xml:space="preserve">    </w:t>
+      </w:r>
+      <w:r>
+        <w:rPr>
+          <w:rStyle w:val="OperatorTok"/>
+        </w:rPr>
+        <w:t xml:space="preserve">-</w:t>
+      </w:r>
+      <w:r>
+        <w:rPr>
+          <w:rStyle w:val="NormalTok"/>
+        </w:rPr>
+        <w:t xml:space="preserve">ExternalIsoPath </w:t>
+      </w:r>
+      <w:r>
+        <w:rPr>
+          <w:rStyle w:val="StringTok"/>
+        </w:rPr>
+        <w:t xml:space="preserve">'\\fileserver\isos\WinSrv2025.iso'</w:t>
+      </w:r>
+      <w:r>
+        <w:rPr>
+          <w:rStyle w:val="NormalTok"/>
+        </w:rPr>
+        <w:t xml:space="preserve"> `</w:t>
+      </w:r>
+      <w:r>
+        <w:br/>
+      </w:r>
+      <w:r>
+        <w:rPr>
+          <w:rStyle w:val="NormalTok"/>
+        </w:rPr>
+        <w:t xml:space="preserve">    </w:t>
+      </w:r>
+      <w:r>
+        <w:rPr>
+          <w:rStyle w:val="OperatorTok"/>
+        </w:rPr>
+        <w:t xml:space="preserve">-</w:t>
+      </w:r>
+      <w:r>
+        <w:rPr>
+          <w:rStyle w:val="NormalTok"/>
+        </w:rPr>
+        <w:t xml:space="preserve">FirmwareFolders </w:t>
+      </w:r>
+      <w:r>
+        <w:rPr>
+          <w:rStyle w:val="OperatorTok"/>
+        </w:rPr>
+        <w:t xml:space="preserve">@(</w:t>
+      </w:r>
+      <w:r>
+        <w:rPr>
+          <w:rStyle w:val="StringTok"/>
+        </w:rPr>
+        <w:t xml:space="preserve">'\\fileserver\fw\BIOS'</w:t>
+      </w:r>
+      <w:r>
+        <w:rPr>
+          <w:rStyle w:val="OperatorTok"/>
+        </w:rPr>
+        <w:t xml:space="preserve">,</w:t>
+      </w:r>
+      <w:r>
+        <w:rPr>
+          <w:rStyle w:val="NormalTok"/>
+        </w:rPr>
+        <w:t xml:space="preserve"> </w:t>
+      </w:r>
+      <w:r>
+        <w:rPr>
+          <w:rStyle w:val="StringTok"/>
+        </w:rPr>
+        <w:t xml:space="preserve">'H:\fw\iLO5'</w:t>
+      </w:r>
+      <w:r>
+        <w:rPr>
+          <w:rStyle w:val="OperatorTok"/>
+        </w:rPr>
+        <w:t xml:space="preserve">)</w:t>
+      </w:r>
+      <w:r>
+        <w:rPr>
+          <w:rStyle w:val="NormalTok"/>
+        </w:rPr>
+        <w:t xml:space="preserve"> `</w:t>
+      </w:r>
+      <w:r>
+        <w:br/>
+      </w:r>
+      <w:r>
+        <w:rPr>
+          <w:rStyle w:val="NormalTok"/>
+        </w:rPr>
+        <w:t xml:space="preserve">    </w:t>
+      </w:r>
+      <w:r>
+        <w:rPr>
+          <w:rStyle w:val="OperatorTok"/>
+        </w:rPr>
+        <w:t xml:space="preserve">-</w:t>
+      </w:r>
+      <w:r>
+        <w:rPr>
+          <w:rStyle w:val="NormalTok"/>
+        </w:rPr>
+        <w:t xml:space="preserve">InMaintenanceWindow </w:t>
+      </w:r>
+      <w:r>
+        <w:rPr>
+          <w:rStyle w:val="OperatorTok"/>
+        </w:rPr>
+        <w:t xml:space="preserve">-</w:t>
+      </w:r>
+      <w:r>
+        <w:rPr>
+          <w:rStyle w:val="NormalTok"/>
+        </w:rPr>
+        <w:t xml:space="preserve">Deploy </w:t>
+      </w:r>
+      <w:r>
+        <w:rPr>
+          <w:rStyle w:val="OperatorTok"/>
+        </w:rPr>
+        <w:t xml:space="preserve">-</w:t>
+      </w:r>
+      <w:r>
+        <w:rPr>
+          <w:rStyle w:val="NormalTok"/>
+        </w:rPr>
+        <w:t xml:space="preserve">GuardRail </w:t>
+      </w:r>
+      <w:r>
+        <w:rPr>
+          <w:rStyle w:val="StringTok"/>
+        </w:rPr>
+        <w:t xml:space="preserve">'srv01'</w:t>
+      </w:r>
+      <w:r>
+        <w:br/>
+      </w:r>
+      <w:r>
+        <w:br/>
+      </w:r>
+      <w:r>
+        <w:rPr>
+          <w:rStyle w:val="CommentTok"/>
+        </w:rPr>
+        <w:t xml:space="preserve"># HTTPS firmware repository {#sec62}</w:t>
+      </w:r>
+      <w:r>
+        <w:br/>
+      </w:r>
+      <w:r>
+        <w:rPr>
+          <w:rStyle w:val="NormalTok"/>
+        </w:rPr>
+        <w:t xml:space="preserve">Configure-PhysicalBuild </w:t>
+      </w:r>
+      <w:r>
+        <w:rPr>
+          <w:rStyle w:val="OperatorTok"/>
+        </w:rPr>
+        <w:t xml:space="preserve">-</w:t>
+      </w:r>
+      <w:r>
+        <w:rPr>
+          <w:rStyle w:val="NormalTok"/>
+        </w:rPr>
+        <w:t xml:space="preserve">ServerIdentifier srv01 </w:t>
+      </w:r>
+      <w:r>
+        <w:rPr>
+          <w:rStyle w:val="OperatorTok"/>
+        </w:rPr>
+        <w:t xml:space="preserve">-</w:t>
+      </w:r>
+      <w:r>
+        <w:rPr>
+          <w:rStyle w:val="NormalTok"/>
+        </w:rPr>
+        <w:t xml:space="preserve">OneViewHost oneview</w:t>
+      </w:r>
+      <w:r>
+        <w:rPr>
+          <w:rStyle w:val="OperatorTok"/>
+        </w:rPr>
+        <w:t xml:space="preserve">.</w:t>
+      </w:r>
+      <w:r>
+        <w:rPr>
+          <w:rStyle w:val="FunctionTok"/>
+        </w:rPr>
+        <w:t xml:space="preserve">corp</w:t>
+      </w:r>
+      <w:r>
+        <w:rPr>
+          <w:rStyle w:val="OperatorTok"/>
+        </w:rPr>
+        <w:t xml:space="preserve">.</w:t>
+      </w:r>
+      <w:r>
+        <w:rPr>
+          <w:rStyle w:val="FunctionTok"/>
+        </w:rPr>
+        <w:t xml:space="preserve">local</w:t>
+      </w:r>
+      <w:r>
+        <w:rPr>
+          <w:rStyle w:val="NormalTok"/>
+        </w:rPr>
+        <w:t xml:space="preserve"> </w:t>
+      </w:r>
+      <w:r>
+        <w:rPr>
+          <w:rStyle w:val="OperatorTok"/>
+        </w:rPr>
+        <w:t xml:space="preserve">-</w:t>
+      </w:r>
+      <w:r>
+        <w:rPr>
+          <w:rStyle w:val="NormalTok"/>
+        </w:rPr>
+        <w:t xml:space="preserve">IloIp </w:t>
+      </w:r>
+      <w:r>
+        <w:rPr>
+          <w:rStyle w:val="DecValTok"/>
+        </w:rPr>
+        <w:t xml:space="preserve">10.0</w:t>
+      </w:r>
+      <w:r>
+        <w:rPr>
+          <w:rStyle w:val="OperatorTok"/>
+        </w:rPr>
+        <w:t xml:space="preserve">.</w:t>
+      </w:r>
+      <w:r>
+        <w:rPr>
+          <w:rStyle w:val="DecValTok"/>
+        </w:rPr>
+        <w:t xml:space="preserve">1.50</w:t>
+      </w:r>
+      <w:r>
+        <w:rPr>
+          <w:rStyle w:val="NormalTok"/>
+        </w:rPr>
+        <w:t xml:space="preserve"> `</w:t>
+      </w:r>
+      <w:r>
+        <w:br/>
+      </w:r>
+      <w:r>
+        <w:rPr>
+          <w:rStyle w:val="NormalTok"/>
+        </w:rPr>
+        <w:t xml:space="preserve">    </w:t>
+      </w:r>
+      <w:r>
+        <w:rPr>
+          <w:rStyle w:val="OperatorTok"/>
+        </w:rPr>
+        <w:t xml:space="preserve">-</w:t>
+      </w:r>
+      <w:r>
+        <w:rPr>
+          <w:rStyle w:val="NormalTok"/>
+        </w:rPr>
+        <w:t xml:space="preserve">ExternalIsoPath </w:t>
+      </w:r>
+      <w:r>
+        <w:rPr>
+          <w:rStyle w:val="StringTok"/>
+        </w:rPr>
+        <w:t xml:space="preserve">'https://artifacts.corp.local/isos/WinSrv2025.iso'</w:t>
+      </w:r>
+      <w:r>
+        <w:rPr>
+          <w:rStyle w:val="NormalTok"/>
+        </w:rPr>
+        <w:t xml:space="preserve"> `</w:t>
+      </w:r>
+      <w:r>
+        <w:br/>
+      </w:r>
+      <w:r>
+        <w:rPr>
+          <w:rStyle w:val="NormalTok"/>
+        </w:rPr>
+        <w:t xml:space="preserve">    </w:t>
+      </w:r>
+      <w:r>
+        <w:rPr>
+          <w:rStyle w:val="OperatorTok"/>
+        </w:rPr>
+        <w:t xml:space="preserve">-</w:t>
+      </w:r>
+      <w:r>
+        <w:rPr>
+          <w:rStyle w:val="NormalTok"/>
+        </w:rPr>
+        <w:t xml:space="preserve">FirmwareFolders </w:t>
+      </w:r>
+      <w:r>
+        <w:rPr>
+          <w:rStyle w:val="OperatorTok"/>
+        </w:rPr>
+        <w:t xml:space="preserve">@(</w:t>
+      </w:r>
+      <w:r>
+        <w:rPr>
+          <w:rStyle w:val="StringTok"/>
+        </w:rPr>
+        <w:t xml:space="preserve">'https://fwrepo.corp.local/fw/WinSrv2025'</w:t>
+      </w:r>
+      <w:r>
+        <w:rPr>
+          <w:rStyle w:val="OperatorTok"/>
+        </w:rPr>
+        <w:t xml:space="preserve">)</w:t>
+      </w:r>
+      <w:r>
+        <w:rPr>
+          <w:rStyle w:val="NormalTok"/>
+        </w:rPr>
+        <w:t xml:space="preserve"> `</w:t>
+      </w:r>
+      <w:r>
+        <w:br/>
+      </w:r>
+      <w:r>
+        <w:rPr>
+          <w:rStyle w:val="NormalTok"/>
+        </w:rPr>
+        <w:t xml:space="preserve">    </w:t>
+      </w:r>
+      <w:r>
+        <w:rPr>
+          <w:rStyle w:val="OperatorTok"/>
+        </w:rPr>
+        <w:t xml:space="preserve">-</w:t>
+      </w:r>
+      <w:r>
+        <w:rPr>
+          <w:rStyle w:val="NormalTok"/>
+        </w:rPr>
+        <w:t xml:space="preserve">InMaintenanceWindow </w:t>
+      </w:r>
+      <w:r>
+        <w:rPr>
+          <w:rStyle w:val="OperatorTok"/>
+        </w:rPr>
+        <w:t xml:space="preserve">-</w:t>
+      </w:r>
+      <w:r>
+        <w:rPr>
+          <w:rStyle w:val="NormalTok"/>
+        </w:rPr>
+        <w:t xml:space="preserve">Deploy </w:t>
+      </w:r>
+      <w:r>
+        <w:rPr>
+          <w:rStyle w:val="OperatorTok"/>
+        </w:rPr>
+        <w:t xml:space="preserve">-</w:t>
+      </w:r>
+      <w:r>
+        <w:rPr>
+          <w:rStyle w:val="NormalTok"/>
+        </w:rPr>
+        <w:t xml:space="preserve">GuardRail </w:t>
+      </w:r>
+      <w:r>
+        <w:rPr>
+          <w:rStyle w:val="StringTok"/>
+        </w:rPr>
+        <w:t xml:space="preserve">'srv01'</w:t>
+      </w:r>
+      <w:r>
+        <w:br/>
+      </w:r>
+      <w:r>
+        <w:br/>
+      </w:r>
+      <w:r>
+        <w:rPr>
+          <w:rStyle w:val="CommentTok"/>
+        </w:rPr>
+        <w:t xml:space="preserve"># Validate firmware folders only (no change) — DryRun resolves + reports paths {#sec63}</w:t>
+      </w:r>
+      <w:r>
+        <w:br/>
+      </w:r>
+      <w:r>
+        <w:rPr>
+          <w:rStyle w:val="NormalTok"/>
+        </w:rPr>
+        <w:t xml:space="preserve">Configure-PhysicalBuild </w:t>
+      </w:r>
+      <w:r>
+        <w:rPr>
+          <w:rStyle w:val="OperatorTok"/>
+        </w:rPr>
+        <w:t xml:space="preserve">-</w:t>
+      </w:r>
+      <w:r>
+        <w:rPr>
+          <w:rStyle w:val="NormalTok"/>
+        </w:rPr>
+        <w:t xml:space="preserve">ServerIdentifier srv01 </w:t>
+      </w:r>
+      <w:r>
+        <w:rPr>
+          <w:rStyle w:val="OperatorTok"/>
+        </w:rPr>
+        <w:t xml:space="preserve">-</w:t>
+      </w:r>
+      <w:r>
+        <w:rPr>
+          <w:rStyle w:val="NormalTok"/>
+        </w:rPr>
+        <w:t xml:space="preserve">OneViewHost oneview</w:t>
+      </w:r>
+      <w:r>
+        <w:rPr>
+          <w:rStyle w:val="OperatorTok"/>
+        </w:rPr>
+        <w:t xml:space="preserve">.</w:t>
+      </w:r>
+      <w:r>
+        <w:rPr>
+          <w:rStyle w:val="FunctionTok"/>
+        </w:rPr>
+        <w:t xml:space="preserve">corp</w:t>
+      </w:r>
+      <w:r>
+        <w:rPr>
+          <w:rStyle w:val="OperatorTok"/>
+        </w:rPr>
+        <w:t xml:space="preserve">.</w:t>
+      </w:r>
+      <w:r>
+        <w:rPr>
+          <w:rStyle w:val="FunctionTok"/>
+        </w:rPr>
+        <w:t xml:space="preserve">local</w:t>
+      </w:r>
+      <w:r>
+        <w:rPr>
+          <w:rStyle w:val="NormalTok"/>
+        </w:rPr>
+        <w:t xml:space="preserve"> </w:t>
+      </w:r>
+      <w:r>
+        <w:rPr>
+          <w:rStyle w:val="OperatorTok"/>
+        </w:rPr>
+        <w:t xml:space="preserve">-</w:t>
+      </w:r>
+      <w:r>
+        <w:rPr>
+          <w:rStyle w:val="NormalTok"/>
+        </w:rPr>
+        <w:t xml:space="preserve">IloIp </w:t>
+      </w:r>
+      <w:r>
+        <w:rPr>
+          <w:rStyle w:val="DecValTok"/>
+        </w:rPr>
+        <w:t xml:space="preserve">10.0</w:t>
+      </w:r>
+      <w:r>
+        <w:rPr>
+          <w:rStyle w:val="OperatorTok"/>
+        </w:rPr>
+        <w:t xml:space="preserve">.</w:t>
+      </w:r>
+      <w:r>
+        <w:rPr>
+          <w:rStyle w:val="DecValTok"/>
+        </w:rPr>
+        <w:t xml:space="preserve">1.50</w:t>
+      </w:r>
+      <w:r>
+        <w:rPr>
+          <w:rStyle w:val="NormalTok"/>
+        </w:rPr>
+        <w:t xml:space="preserve"> `</w:t>
+      </w:r>
+      <w:r>
+        <w:br/>
+      </w:r>
+      <w:r>
+        <w:rPr>
+          <w:rStyle w:val="NormalTok"/>
+        </w:rPr>
+        <w:t xml:space="preserve">    </w:t>
+      </w:r>
+      <w:r>
+        <w:rPr>
+          <w:rStyle w:val="OperatorTok"/>
+        </w:rPr>
+        <w:t xml:space="preserve">-</w:t>
+      </w:r>
+      <w:r>
+        <w:rPr>
+          <w:rStyle w:val="NormalTok"/>
+        </w:rPr>
+        <w:t xml:space="preserve">ExternalIsoPath </w:t>
+      </w:r>
+      <w:r>
+        <w:rPr>
+          <w:rStyle w:val="StringTok"/>
+        </w:rPr>
+        <w:t xml:space="preserve">'\\fileserver\isos\WinSrv2025.iso'</w:t>
+      </w:r>
+      <w:r>
+        <w:rPr>
+          <w:rStyle w:val="NormalTok"/>
+        </w:rPr>
+        <w:t xml:space="preserve"> `</w:t>
+      </w:r>
+      <w:r>
+        <w:br/>
+      </w:r>
+      <w:r>
+        <w:rPr>
+          <w:rStyle w:val="NormalTok"/>
+        </w:rPr>
+        <w:t xml:space="preserve">    </w:t>
+      </w:r>
+      <w:r>
+        <w:rPr>
+          <w:rStyle w:val="OperatorTok"/>
+        </w:rPr>
+        <w:t xml:space="preserve">-</w:t>
+      </w:r>
+      <w:r>
+        <w:rPr>
+          <w:rStyle w:val="NormalTok"/>
+        </w:rPr>
+        <w:t xml:space="preserve">FirmwareFolders </w:t>
+      </w:r>
+      <w:r>
+        <w:rPr>
+          <w:rStyle w:val="OperatorTok"/>
+        </w:rPr>
+        <w:t xml:space="preserve">@(</w:t>
+      </w:r>
+      <w:r>
+        <w:rPr>
+          <w:rStyle w:val="StringTok"/>
+        </w:rPr>
+        <w:t xml:space="preserve">'\\fileserver\fw\BIOS'</w:t>
+      </w:r>
+      <w:r>
+        <w:rPr>
+          <w:rStyle w:val="OperatorTok"/>
+        </w:rPr>
+        <w:t xml:space="preserve">,</w:t>
+      </w:r>
+      <w:r>
+        <w:rPr>
+          <w:rStyle w:val="NormalTok"/>
+        </w:rPr>
+        <w:t xml:space="preserve"> </w:t>
+      </w:r>
+      <w:r>
+        <w:rPr>
+          <w:rStyle w:val="StringTok"/>
+        </w:rPr>
+        <w:t xml:space="preserve">'H:\fw\iLO5'</w:t>
+      </w:r>
+      <w:r>
+        <w:rPr>
+          <w:rStyle w:val="OperatorTok"/>
+        </w:rPr>
+        <w:t xml:space="preserve">)</w:t>
+      </w:r>
+      <w:r>
+        <w:rPr>
+          <w:rStyle w:val="NormalTok"/>
+        </w:rPr>
+        <w:t xml:space="preserve"> `</w:t>
+      </w:r>
+      <w:r>
+        <w:br/>
+      </w:r>
+      <w:r>
+        <w:rPr>
+          <w:rStyle w:val="NormalTok"/>
+        </w:rPr>
+        <w:t xml:space="preserve">    </w:t>
+      </w:r>
+      <w:r>
+        <w:rPr>
+          <w:rStyle w:val="OperatorTok"/>
+        </w:rPr>
+        <w:t xml:space="preserve">-</w:t>
+      </w:r>
+      <w:r>
+        <w:rPr>
+          <w:rStyle w:val="NormalTok"/>
+        </w:rPr>
+        <w:t xml:space="preserve">DryRun </w:t>
+      </w:r>
+      <w:r>
+        <w:rPr>
+          <w:rStyle w:val="OperatorTok"/>
+        </w:rPr>
+        <w:t xml:space="preserve">-</w:t>
+      </w:r>
+      <w:r>
+        <w:rPr>
+          <w:rStyle w:val="NormalTok"/>
+        </w:rPr>
+        <w:t xml:space="preserve">GuardRail </w:t>
+      </w:r>
+      <w:r>
+        <w:rPr>
+          <w:rStyle w:val="StringTok"/>
+        </w:rPr>
+        <w:t xml:space="preserve">'srv01'</w:t>
+      </w:r>
+    </w:p>
+    <w:p>
+      <w:pPr>
+        <w:pStyle w:val="BlockText"/>
+      </w:pPr>
+      <w:r>
+        <w:rPr>
+          <w:b/>
+          <w:bCs/>
+        </w:rPr>
+        <w:t xml:space="preserve">OS credentials for firmware:</w:t>
+      </w:r>
+      <w:r>
+        <w:t xml:space="preserve"> </w:t>
+      </w:r>
+      <w:r>
+        <w:rPr>
+          <w:rStyle w:val="VerbatimChar"/>
+        </w:rPr>
+        <w:t xml:space="preserve">Update-Firmware</w:t>
+      </w:r>
+      <w:r>
+        <w:t xml:space="preserve"> </w:t>
+      </w:r>
+      <w:r>
+        <w:t xml:space="preserve">WinRMs into the built server to run HPE SUT/SUM. Pass</w:t>
+      </w:r>
+      <w:r>
+        <w:t xml:space="preserve"> </w:t>
+      </w:r>
+      <w:r>
+        <w:rPr>
+          <w:rStyle w:val="VerbatimChar"/>
+        </w:rPr>
+        <w:t xml:space="preserve">-ServerCredential</w:t>
+      </w:r>
+      <w:r>
+        <w:t xml:space="preserve">, or set</w:t>
+      </w:r>
+      <w:r>
+        <w:t xml:space="preserve"> </w:t>
+      </w:r>
+      <w:r>
+        <w:rPr>
+          <w:rStyle w:val="VerbatimChar"/>
+        </w:rPr>
+        <w:t xml:space="preserve">OS_ADMIN_USER</w:t>
+      </w:r>
+      <w:r>
+        <w:t xml:space="preserve"> </w:t>
+      </w:r>
+      <w:r>
+        <w:t xml:space="preserve">/</w:t>
+      </w:r>
+      <w:r>
+        <w:t xml:space="preserve"> </w:t>
+      </w:r>
+      <w:r>
+        <w:rPr>
+          <w:rStyle w:val="VerbatimChar"/>
+        </w:rPr>
+        <w:t xml:space="preserve">OS_ADMIN_PASSWORD</w:t>
+      </w:r>
+      <w:r>
+        <w:t xml:space="preserve"> </w:t>
+      </w:r>
+      <w:r>
+        <w:t xml:space="preserve">(env / CyberArk). If neither is available the firmware step is recorded as</w:t>
+      </w:r>
+      <w:r>
+        <w:t xml:space="preserve"> </w:t>
+      </w:r>
+      <w:r>
+        <w:rPr>
+          <w:b/>
+          <w:bCs/>
+        </w:rPr>
+        <w:t xml:space="preserve">failed</w:t>
+      </w:r>
+      <w:r>
+        <w:t xml:space="preserve"> </w:t>
+      </w:r>
+      <w:r>
+        <w:t xml:space="preserve">(not silently skipped).</w:t>
+      </w:r>
+    </w:p>
+    <w:bookmarkEnd w:id="29"/>
+    <w:bookmarkStart w:id="30" w:name="sec64"/>
+    <w:p>
+      <w:pPr>
+        <w:pStyle w:val="Heading4"/>
+      </w:pPr>
+      <w:r>
+        <w:t xml:space="preserve">Full destructive example (ISO + firmware)</w:t>
+      </w:r>
+    </w:p>
+    <w:p>
+      <w:pPr>
+        <w:pStyle w:val="FirstParagraph"/>
+      </w:pPr>
+      <w:r>
+        <w:t xml:space="preserve">This is the exact end-to-end destructive command — note it still cannot run without a matching</w:t>
+      </w:r>
+      <w:r>
+        <w:t xml:space="preserve"> </w:t>
+      </w:r>
+      <w:r>
+        <w:rPr>
+          <w:rStyle w:val="VerbatimChar"/>
+        </w:rPr>
+        <w:t xml:space="preserve">-GuardRail</w:t>
+      </w:r>
+      <w:r>
+        <w:t xml:space="preserve">:</w:t>
+      </w:r>
+    </w:p>
+    <w:p>
+      <w:pPr>
+        <w:pStyle w:val="SourceCode"/>
+      </w:pPr>
+      <w:r>
+        <w:rPr>
+          <w:rStyle w:val="NormalTok"/>
+        </w:rPr>
+        <w:t xml:space="preserve">Configure-PhysicalBuild </w:t>
+      </w:r>
+      <w:r>
+        <w:rPr>
+          <w:rStyle w:val="OperatorTok"/>
+        </w:rPr>
+        <w:t xml:space="preserve">-</w:t>
+      </w:r>
+      <w:r>
+        <w:rPr>
+          <w:rStyle w:val="NormalTok"/>
+        </w:rPr>
+        <w:t xml:space="preserve">ServerIdentifier srv01 </w:t>
+      </w:r>
+      <w:r>
+        <w:rPr>
+          <w:rStyle w:val="OperatorTok"/>
+        </w:rPr>
+        <w:t xml:space="preserve">-</w:t>
+      </w:r>
+      <w:r>
+        <w:rPr>
+          <w:rStyle w:val="NormalTok"/>
+        </w:rPr>
+        <w:t xml:space="preserve">OneViewHost oneview</w:t>
+      </w:r>
+      <w:r>
+        <w:rPr>
+          <w:rStyle w:val="OperatorTok"/>
+        </w:rPr>
+        <w:t xml:space="preserve">.</w:t>
+      </w:r>
+      <w:r>
+        <w:rPr>
+          <w:rStyle w:val="FunctionTok"/>
+        </w:rPr>
+        <w:t xml:space="preserve">corp</w:t>
+      </w:r>
+      <w:r>
+        <w:rPr>
+          <w:rStyle w:val="OperatorTok"/>
+        </w:rPr>
+        <w:t xml:space="preserve">.</w:t>
+      </w:r>
+      <w:r>
+        <w:rPr>
+          <w:rStyle w:val="FunctionTok"/>
+        </w:rPr>
+        <w:t xml:space="preserve">local</w:t>
+      </w:r>
+      <w:r>
+        <w:rPr>
+          <w:rStyle w:val="NormalTok"/>
+        </w:rPr>
+        <w:t xml:space="preserve"> </w:t>
+      </w:r>
+      <w:r>
+        <w:rPr>
+          <w:rStyle w:val="OperatorTok"/>
+        </w:rPr>
+        <w:t xml:space="preserve">-</w:t>
+      </w:r>
+      <w:r>
+        <w:rPr>
+          <w:rStyle w:val="NormalTok"/>
+        </w:rPr>
+        <w:t xml:space="preserve">IloIp </w:t>
+      </w:r>
+      <w:r>
+        <w:rPr>
+          <w:rStyle w:val="DecValTok"/>
+        </w:rPr>
+        <w:t xml:space="preserve">10.0</w:t>
+      </w:r>
+      <w:r>
+        <w:rPr>
+          <w:rStyle w:val="OperatorTok"/>
+        </w:rPr>
+        <w:t xml:space="preserve">.</w:t>
+      </w:r>
+      <w:r>
+        <w:rPr>
+          <w:rStyle w:val="DecValTok"/>
+        </w:rPr>
+        <w:t xml:space="preserve">1.50</w:t>
+      </w:r>
+      <w:r>
+        <w:rPr>
+          <w:rStyle w:val="NormalTok"/>
+        </w:rPr>
+        <w:t xml:space="preserve"> `</w:t>
+      </w:r>
+      <w:r>
+        <w:br/>
+      </w:r>
+      <w:r>
+        <w:rPr>
+          <w:rStyle w:val="NormalTok"/>
+        </w:rPr>
+        <w:t xml:space="preserve">    </w:t>
+      </w:r>
+      <w:r>
+        <w:rPr>
+          <w:rStyle w:val="OperatorTok"/>
+        </w:rPr>
+        <w:t xml:space="preserve">-</w:t>
+      </w:r>
+      <w:r>
+        <w:rPr>
+          <w:rStyle w:val="NormalTok"/>
+        </w:rPr>
+        <w:t xml:space="preserve">ExpectedHostname srv01</w:t>
+      </w:r>
+      <w:r>
+        <w:rPr>
+          <w:rStyle w:val="OperatorTok"/>
+        </w:rPr>
+        <w:t xml:space="preserve">.</w:t>
+      </w:r>
+      <w:r>
+        <w:rPr>
+          <w:rStyle w:val="FunctionTok"/>
+        </w:rPr>
+        <w:t xml:space="preserve">corp</w:t>
+      </w:r>
+      <w:r>
+        <w:rPr>
+          <w:rStyle w:val="OperatorTok"/>
+        </w:rPr>
+        <w:t xml:space="preserve">.</w:t>
+      </w:r>
+      <w:r>
+        <w:rPr>
+          <w:rStyle w:val="FunctionTok"/>
+        </w:rPr>
+        <w:t xml:space="preserve">local</w:t>
+      </w:r>
+      <w:r>
+        <w:rPr>
+          <w:rStyle w:val="NormalTok"/>
+        </w:rPr>
+        <w:t xml:space="preserve"> </w:t>
+      </w:r>
+      <w:r>
+        <w:rPr>
+          <w:rStyle w:val="OperatorTok"/>
+        </w:rPr>
+        <w:t xml:space="preserve">-</w:t>
+      </w:r>
+      <w:r>
+        <w:rPr>
+          <w:rStyle w:val="NormalTok"/>
+        </w:rPr>
+        <w:t xml:space="preserve">Domain corp</w:t>
+      </w:r>
+      <w:r>
+        <w:rPr>
+          <w:rStyle w:val="OperatorTok"/>
+        </w:rPr>
+        <w:t xml:space="preserve">.</w:t>
+      </w:r>
+      <w:r>
+        <w:rPr>
+          <w:rStyle w:val="FunctionTok"/>
+        </w:rPr>
+        <w:t xml:space="preserve">local</w:t>
+      </w:r>
+      <w:r>
+        <w:rPr>
+          <w:rStyle w:val="NormalTok"/>
+        </w:rPr>
+        <w:t xml:space="preserve"> </w:t>
+      </w:r>
+      <w:r>
+        <w:rPr>
+          <w:rStyle w:val="OperatorTok"/>
+        </w:rPr>
+        <w:t xml:space="preserve">-</w:t>
+      </w:r>
+      <w:r>
+        <w:rPr>
+          <w:rStyle w:val="NormalTok"/>
+        </w:rPr>
+        <w:t xml:space="preserve">ExternalIsoPath </w:t>
+      </w:r>
+      <w:r>
+        <w:rPr>
+          <w:rStyle w:val="StringTok"/>
+        </w:rPr>
+        <w:t xml:space="preserve">'\\fileserver\isos\WinSrv2025.iso'</w:t>
+      </w:r>
+      <w:r>
+        <w:rPr>
+          <w:rStyle w:val="NormalTok"/>
+        </w:rPr>
+        <w:t xml:space="preserve"> `</w:t>
+      </w:r>
+      <w:r>
+        <w:br/>
+      </w:r>
+      <w:r>
+        <w:rPr>
+          <w:rStyle w:val="NormalTok"/>
+        </w:rPr>
+        <w:t xml:space="preserve">    </w:t>
+      </w:r>
+      <w:r>
+        <w:rPr>
+          <w:rStyle w:val="OperatorTok"/>
+        </w:rPr>
+        <w:t xml:space="preserve">-</w:t>
+      </w:r>
+      <w:r>
+        <w:rPr>
+          <w:rStyle w:val="NormalTok"/>
+        </w:rPr>
+        <w:t xml:space="preserve">FirmwareFolders </w:t>
+      </w:r>
+      <w:r>
+        <w:rPr>
+          <w:rStyle w:val="OperatorTok"/>
+        </w:rPr>
+        <w:t xml:space="preserve">@(</w:t>
+      </w:r>
+      <w:r>
+        <w:rPr>
+          <w:rStyle w:val="StringTok"/>
+        </w:rPr>
+        <w:t xml:space="preserve">'\\fileserver\fw\BIOS'</w:t>
+      </w:r>
+      <w:r>
+        <w:rPr>
+          <w:rStyle w:val="OperatorTok"/>
+        </w:rPr>
+        <w:t xml:space="preserve">,</w:t>
+      </w:r>
+      <w:r>
+        <w:rPr>
+          <w:rStyle w:val="NormalTok"/>
+        </w:rPr>
+        <w:t xml:space="preserve"> </w:t>
+      </w:r>
+      <w:r>
+        <w:rPr>
+          <w:rStyle w:val="StringTok"/>
+        </w:rPr>
+        <w:t xml:space="preserve">'H:\fw\iLO5'</w:t>
+      </w:r>
+      <w:r>
+        <w:rPr>
+          <w:rStyle w:val="OperatorTok"/>
+        </w:rPr>
+        <w:t xml:space="preserve">)</w:t>
+      </w:r>
+      <w:r>
+        <w:rPr>
+          <w:rStyle w:val="NormalTok"/>
+        </w:rPr>
+        <w:t xml:space="preserve"> `</w:t>
+      </w:r>
+      <w:r>
+        <w:br/>
+      </w:r>
+      <w:r>
+        <w:rPr>
+          <w:rStyle w:val="NormalTok"/>
+        </w:rPr>
+        <w:t xml:space="preserve">    </w:t>
+      </w:r>
+      <w:r>
+        <w:rPr>
+          <w:rStyle w:val="OperatorTok"/>
+        </w:rPr>
+        <w:t xml:space="preserve">-</w:t>
+      </w:r>
+      <w:r>
+        <w:rPr>
+          <w:rStyle w:val="NormalTok"/>
+        </w:rPr>
+        <w:t xml:space="preserve">InMaintenanceWindow </w:t>
+      </w:r>
+      <w:r>
+        <w:rPr>
+          <w:rStyle w:val="OperatorTok"/>
+        </w:rPr>
+        <w:t xml:space="preserve">-</w:t>
+      </w:r>
+      <w:r>
+        <w:rPr>
+          <w:rStyle w:val="NormalTok"/>
+        </w:rPr>
+        <w:t xml:space="preserve">Deploy </w:t>
+      </w:r>
+      <w:r>
+        <w:rPr>
+          <w:rStyle w:val="OperatorTok"/>
+        </w:rPr>
+        <w:t xml:space="preserve">-</w:t>
+      </w:r>
+      <w:r>
+        <w:rPr>
+          <w:rStyle w:val="NormalTok"/>
+        </w:rPr>
+        <w:t xml:space="preserve">GuardRail </w:t>
+      </w:r>
+      <w:r>
+        <w:rPr>
+          <w:rStyle w:val="StringTok"/>
+        </w:rPr>
+        <w:t xml:space="preserve">'srv01'</w:t>
+      </w:r>
+    </w:p>
+    <w:bookmarkEnd w:id="30"/>
+    <w:bookmarkEnd w:id="31"/>
+    <w:bookmarkStart w:id="32" w:name="sec65"/>
+    <w:p>
+      <w:pPr>
+        <w:pStyle w:val="Heading3"/>
+      </w:pPr>
+      <w:r>
         <w:t xml:space="preserve">Dry run (validate without changing anything)</w:t>
       </w:r>
     </w:p>
@@ -13953,8 +17191,8 @@
         <w:t xml:space="preserve">'srv01'</w:t>
       </w:r>
     </w:p>
-    <w:bookmarkEnd w:id="28"/>
-    <w:bookmarkStart w:id="29" w:name="sec54"/>
+    <w:bookmarkEnd w:id="32"/>
+    <w:bookmarkStart w:id="33" w:name="sec66"/>
     <w:p>
       <w:pPr>
         <w:pStyle w:val="Heading3"/>
@@ -14052,8 +17290,8 @@
         <w:t xml:space="preserve">'srv01'</w:t>
       </w:r>
     </w:p>
-    <w:bookmarkEnd w:id="29"/>
-    <w:bookmarkStart w:id="30" w:name="sec55"/>
+    <w:bookmarkEnd w:id="33"/>
+    <w:bookmarkStart w:id="34" w:name="sec67"/>
     <w:p>
       <w:pPr>
         <w:pStyle w:val="Heading3"/>
@@ -14326,9 +17564,9 @@
         </w:pict>
       </w:r>
     </w:p>
-    <w:bookmarkEnd w:id="30"/>
-    <w:bookmarkEnd w:id="31"/>
-    <w:bookmarkStart w:id="52" w:name="sec56"/>
+    <w:bookmarkEnd w:id="34"/>
+    <w:bookmarkEnd w:id="35"/>
+    <w:bookmarkStart w:id="56" w:name="sec68"/>
     <w:p>
       <w:pPr>
         <w:pStyle w:val="Heading2"/>
@@ -14345,7 +17583,7 @@
         <w:t xml:space="preserve">Commands for deploying ISOs to servers and monitoring installation progress.</w:t>
       </w:r>
     </w:p>
-    <w:bookmarkStart w:id="34" w:name="sec57"/>
+    <w:bookmarkStart w:id="38" w:name="sec69"/>
     <w:p>
       <w:pPr>
         <w:pStyle w:val="Heading3"/>
@@ -14457,7 +17695,7 @@
         <w:t xml:space="preserve">Server srv01</w:t>
       </w:r>
     </w:p>
-    <w:bookmarkStart w:id="32" w:name="sec58"/>
+    <w:bookmarkStart w:id="36" w:name="sec70"/>
     <w:p>
       <w:pPr>
         <w:pStyle w:val="Heading4"/>
@@ -14531,8 +17769,8 @@
         <w:t xml:space="preserve">15</w:t>
       </w:r>
     </w:p>
-    <w:bookmarkEnd w:id="32"/>
-    <w:bookmarkStart w:id="33" w:name="sec59"/>
+    <w:bookmarkEnd w:id="36"/>
+    <w:bookmarkStart w:id="37" w:name="sec71"/>
     <w:p>
       <w:pPr>
         <w:pStyle w:val="Heading4"/>
@@ -15138,7 +18376,7 @@
         <w:rPr>
           <w:rStyle w:val="CommentTok"/>
         </w:rPr>
-        <w:t xml:space="preserve"># Target by serial number (resolved via OneView) {#sec60}</w:t>
+        <w:t xml:space="preserve"># Target by serial number (resolved via OneView) {#sec72}</w:t>
       </w:r>
       <w:r>
         <w:br/>
@@ -15289,9 +18527,9 @@
         </w:pict>
       </w:r>
     </w:p>
-    <w:bookmarkEnd w:id="33"/>
-    <w:bookmarkEnd w:id="34"/>
-    <w:bookmarkStart w:id="39" w:name="sec61"/>
+    <w:bookmarkEnd w:id="37"/>
+    <w:bookmarkEnd w:id="38"/>
+    <w:bookmarkStart w:id="43" w:name="sec73"/>
     <w:p>
       <w:pPr>
         <w:pStyle w:val="Heading3"/>
@@ -15323,7 +18561,7 @@
         <w:pStyle w:val="Compact"/>
         <w:numPr>
           <w:ilvl w:val="0"/>
-          <w:numId w:val="1015"/>
+          <w:numId w:val="1016"/>
         </w:numPr>
       </w:pPr>
       <w:r>
@@ -15354,7 +18592,7 @@
         <w:pStyle w:val="Compact"/>
         <w:numPr>
           <w:ilvl w:val="0"/>
-          <w:numId w:val="1015"/>
+          <w:numId w:val="1016"/>
         </w:numPr>
       </w:pPr>
       <w:r>
@@ -15375,7 +18613,7 @@
         <w:pStyle w:val="Compact"/>
         <w:numPr>
           <w:ilvl w:val="0"/>
-          <w:numId w:val="1015"/>
+          <w:numId w:val="1016"/>
         </w:numPr>
       </w:pPr>
       <w:r>
@@ -15406,7 +18644,7 @@
         <w:pStyle w:val="Compact"/>
         <w:numPr>
           <w:ilvl w:val="0"/>
-          <w:numId w:val="1015"/>
+          <w:numId w:val="1016"/>
         </w:numPr>
       </w:pPr>
       <w:r>
@@ -15427,7 +18665,7 @@
         <w:pStyle w:val="Compact"/>
         <w:numPr>
           <w:ilvl w:val="0"/>
-          <w:numId w:val="1015"/>
+          <w:numId w:val="1016"/>
         </w:numPr>
       </w:pPr>
       <w:r>
@@ -15477,7 +18715,7 @@
         <w:pStyle w:val="Compact"/>
         <w:numPr>
           <w:ilvl w:val="0"/>
-          <w:numId w:val="1015"/>
+          <w:numId w:val="1016"/>
         </w:numPr>
       </w:pPr>
       <w:r>
@@ -15657,7 +18895,7 @@
         <w:t xml:space="preserve">Force</w:t>
       </w:r>
     </w:p>
-    <w:bookmarkStart w:id="35" w:name="sec62"/>
+    <w:bookmarkStart w:id="39" w:name="sec74"/>
     <w:p>
       <w:pPr>
         <w:pStyle w:val="Heading4"/>
@@ -15755,8 +18993,8 @@
         <w:t xml:space="preserve">'https://artifacts/isos/WinSrv2025_v1.0.iso'</w:t>
       </w:r>
     </w:p>
-    <w:bookmarkEnd w:id="35"/>
-    <w:bookmarkStart w:id="36" w:name="sec63"/>
+    <w:bookmarkEnd w:id="39"/>
+    <w:bookmarkStart w:id="40" w:name="sec75"/>
     <w:p>
       <w:pPr>
         <w:pStyle w:val="Heading4"/>
@@ -15818,8 +19056,8 @@
         <w:t xml:space="preserve">1.50</w:t>
       </w:r>
     </w:p>
-    <w:bookmarkEnd w:id="36"/>
-    <w:bookmarkStart w:id="37" w:name="sec64"/>
+    <w:bookmarkEnd w:id="40"/>
+    <w:bookmarkStart w:id="41" w:name="sec76"/>
     <w:p>
       <w:pPr>
         <w:pStyle w:val="Heading4"/>
@@ -15881,8 +19119,8 @@
         <w:t xml:space="preserve">1.50</w:t>
       </w:r>
     </w:p>
-    <w:bookmarkEnd w:id="37"/>
-    <w:bookmarkStart w:id="38" w:name="sec65"/>
+    <w:bookmarkEnd w:id="41"/>
+    <w:bookmarkStart w:id="42" w:name="sec77"/>
     <w:p>
       <w:pPr>
         <w:pStyle w:val="Heading4"/>
@@ -15960,6 +19198,326 @@
           <w:rStyle w:val="NormalTok"/>
         </w:rPr>
         <w:t xml:space="preserve">Force</w:t>
+      </w:r>
+    </w:p>
+    <w:p>
+      <w:pPr>
+        <w:pStyle w:val="BlockText"/>
+      </w:pPr>
+      <w:r>
+        <w:rPr>
+          <w:b/>
+          <w:bCs/>
+        </w:rPr>
+        <w:t xml:space="preserve">Destructive actions require</w:t>
+      </w:r>
+      <w:r>
+        <w:rPr>
+          <w:b/>
+          <w:bCs/>
+        </w:rPr>
+        <w:t xml:space="preserve"> </w:t>
+      </w:r>
+      <w:r>
+        <w:rPr>
+          <w:rStyle w:val="VerbatimChar"/>
+          <w:b/>
+          <w:bCs/>
+        </w:rPr>
+        <w:t xml:space="preserve">-Force</w:t>
+      </w:r>
+      <w:r>
+        <w:rPr>
+          <w:b/>
+          <w:bCs/>
+        </w:rPr>
+        <w:t xml:space="preserve"> </w:t>
+      </w:r>
+      <w:r>
+        <w:rPr>
+          <w:b/>
+          <w:bCs/>
+        </w:rPr>
+        <w:t xml:space="preserve">(or</w:t>
+      </w:r>
+      <w:r>
+        <w:rPr>
+          <w:b/>
+          <w:bCs/>
+        </w:rPr>
+        <w:t xml:space="preserve"> </w:t>
+      </w:r>
+      <w:r>
+        <w:rPr>
+          <w:rStyle w:val="VerbatimChar"/>
+          <w:b/>
+          <w:bCs/>
+        </w:rPr>
+        <w:t xml:space="preserve">-DryRun</w:t>
+      </w:r>
+      <w:r>
+        <w:rPr>
+          <w:b/>
+          <w:bCs/>
+        </w:rPr>
+        <w:t xml:space="preserve">).</w:t>
+      </w:r>
+      <w:r>
+        <w:t xml:space="preserve"> </w:t>
+      </w:r>
+      <w:r>
+        <w:rPr>
+          <w:rStyle w:val="VerbatimChar"/>
+        </w:rPr>
+        <w:t xml:space="preserve">MountAndBoot</w:t>
+      </w:r>
+      <w:r>
+        <w:t xml:space="preserve"> </w:t>
+      </w:r>
+      <w:r>
+        <w:t xml:space="preserve">and</w:t>
+      </w:r>
+      <w:r>
+        <w:t xml:space="preserve"> </w:t>
+      </w:r>
+      <w:r>
+        <w:rPr>
+          <w:rStyle w:val="VerbatimChar"/>
+        </w:rPr>
+        <w:t xml:space="preserve">Reset</w:t>
+      </w:r>
+      <w:r>
+        <w:t xml:space="preserve"> </w:t>
+      </w:r>
+      <w:r>
+        <w:t xml:space="preserve">wipe/reboot the server. In a pipeline, the</w:t>
+      </w:r>
+      <w:r>
+        <w:t xml:space="preserve"> </w:t>
+      </w:r>
+      <w:r>
+        <w:rPr>
+          <w:rStyle w:val="VerbatimChar"/>
+        </w:rPr>
+        <w:t xml:space="preserve">-GuardRail</w:t>
+      </w:r>
+      <w:r>
+        <w:t xml:space="preserve"> </w:t>
+      </w:r>
+      <w:r>
+        <w:t xml:space="preserve">regex is enforced by</w:t>
+      </w:r>
+      <w:r>
+        <w:t xml:space="preserve"> </w:t>
+      </w:r>
+      <w:r>
+        <w:rPr>
+          <w:rStyle w:val="VerbatimChar"/>
+        </w:rPr>
+        <w:t xml:space="preserve">Configure-PhysicalBuild</w:t>
+      </w:r>
+      <w:r>
+        <w:t xml:space="preserve"> </w:t>
+      </w:r>
+      <w:r>
+        <w:t xml:space="preserve">(which calls</w:t>
+      </w:r>
+      <w:r>
+        <w:t xml:space="preserve"> </w:t>
+      </w:r>
+      <w:r>
+        <w:rPr>
+          <w:rStyle w:val="VerbatimChar"/>
+        </w:rPr>
+        <w:t xml:space="preserve">Invoke-IloRedfish</w:t>
+      </w:r>
+      <w:r>
+        <w:t xml:space="preserve"> </w:t>
+      </w:r>
+      <w:r>
+        <w:t xml:space="preserve">internally) — never call</w:t>
+      </w:r>
+      <w:r>
+        <w:t xml:space="preserve"> </w:t>
+      </w:r>
+      <w:r>
+        <w:rPr>
+          <w:rStyle w:val="VerbatimChar"/>
+        </w:rPr>
+        <w:t xml:space="preserve">Invoke-IloRedfish -Action MountAndBoot -Force</w:t>
+      </w:r>
+      <w:r>
+        <w:t xml:space="preserve"> </w:t>
+      </w:r>
+      <w:r>
+        <w:t xml:space="preserve">directly against a production server without the same guard.</w:t>
+      </w:r>
+    </w:p>
+    <w:p>
+      <w:pPr>
+        <w:pStyle w:val="SourceCode"/>
+      </w:pPr>
+      <w:r>
+        <w:rPr>
+          <w:rStyle w:val="CommentTok"/>
+        </w:rPr>
+        <w:t xml:space="preserve"># Destructive: mount the ISO and immediately reboot into it (full reinstall) {#sec78}</w:t>
+      </w:r>
+      <w:r>
+        <w:br/>
+      </w:r>
+      <w:r>
+        <w:rPr>
+          <w:rStyle w:val="NormalTok"/>
+        </w:rPr>
+        <w:t xml:space="preserve">Invoke-IloRedfish </w:t>
+      </w:r>
+      <w:r>
+        <w:rPr>
+          <w:rStyle w:val="OperatorTok"/>
+        </w:rPr>
+        <w:t xml:space="preserve">-</w:t>
+      </w:r>
+      <w:r>
+        <w:rPr>
+          <w:rStyle w:val="NormalTok"/>
+        </w:rPr>
+        <w:t xml:space="preserve">Action MountAndBoot </w:t>
+      </w:r>
+      <w:r>
+        <w:rPr>
+          <w:rStyle w:val="OperatorTok"/>
+        </w:rPr>
+        <w:t xml:space="preserve">-</w:t>
+      </w:r>
+      <w:r>
+        <w:rPr>
+          <w:rStyle w:val="NormalTok"/>
+        </w:rPr>
+        <w:t xml:space="preserve">IloIp </w:t>
+      </w:r>
+      <w:r>
+        <w:rPr>
+          <w:rStyle w:val="DecValTok"/>
+        </w:rPr>
+        <w:t xml:space="preserve">10.0</w:t>
+      </w:r>
+      <w:r>
+        <w:rPr>
+          <w:rStyle w:val="OperatorTok"/>
+        </w:rPr>
+        <w:t xml:space="preserve">.</w:t>
+      </w:r>
+      <w:r>
+        <w:rPr>
+          <w:rStyle w:val="DecValTok"/>
+        </w:rPr>
+        <w:t xml:space="preserve">1.50</w:t>
+      </w:r>
+      <w:r>
+        <w:rPr>
+          <w:rStyle w:val="NormalTok"/>
+        </w:rPr>
+        <w:t xml:space="preserve"> </w:t>
+      </w:r>
+      <w:r>
+        <w:rPr>
+          <w:rStyle w:val="OperatorTok"/>
+        </w:rPr>
+        <w:t xml:space="preserve">-</w:t>
+      </w:r>
+      <w:r>
+        <w:rPr>
+          <w:rStyle w:val="NormalTok"/>
+        </w:rPr>
+        <w:t xml:space="preserve">IsoUrl </w:t>
+      </w:r>
+      <w:r>
+        <w:rPr>
+          <w:rStyle w:val="StringTok"/>
+        </w:rPr>
+        <w:t xml:space="preserve">'https://artifacts/isos/WinSrv2025_v1.0.iso'</w:t>
+      </w:r>
+      <w:r>
+        <w:rPr>
+          <w:rStyle w:val="NormalTok"/>
+        </w:rPr>
+        <w:t xml:space="preserve"> </w:t>
+      </w:r>
+      <w:r>
+        <w:rPr>
+          <w:rStyle w:val="OperatorTok"/>
+        </w:rPr>
+        <w:t xml:space="preserve">-</w:t>
+      </w:r>
+      <w:r>
+        <w:rPr>
+          <w:rStyle w:val="NormalTok"/>
+        </w:rPr>
+        <w:t xml:space="preserve">Force</w:t>
+      </w:r>
+      <w:r>
+        <w:br/>
+      </w:r>
+      <w:r>
+        <w:br/>
+      </w:r>
+      <w:r>
+        <w:rPr>
+          <w:rStyle w:val="CommentTok"/>
+        </w:rPr>
+        <w:t xml:space="preserve"># Non-destructive equivalent (review only — no reboot) {#sec79}</w:t>
+      </w:r>
+      <w:r>
+        <w:br/>
+      </w:r>
+      <w:r>
+        <w:rPr>
+          <w:rStyle w:val="NormalTok"/>
+        </w:rPr>
+        <w:t xml:space="preserve">Invoke-IloRedfish </w:t>
+      </w:r>
+      <w:r>
+        <w:rPr>
+          <w:rStyle w:val="OperatorTok"/>
+        </w:rPr>
+        <w:t xml:space="preserve">-</w:t>
+      </w:r>
+      <w:r>
+        <w:rPr>
+          <w:rStyle w:val="NormalTok"/>
+        </w:rPr>
+        <w:t xml:space="preserve">Action Status </w:t>
+      </w:r>
+      <w:r>
+        <w:rPr>
+          <w:rStyle w:val="OperatorTok"/>
+        </w:rPr>
+        <w:t xml:space="preserve">-</w:t>
+      </w:r>
+      <w:r>
+        <w:rPr>
+          <w:rStyle w:val="NormalTok"/>
+        </w:rPr>
+        <w:t xml:space="preserve">IloIp </w:t>
+      </w:r>
+      <w:r>
+        <w:rPr>
+          <w:rStyle w:val="DecValTok"/>
+        </w:rPr>
+        <w:t xml:space="preserve">10.0</w:t>
+      </w:r>
+      <w:r>
+        <w:rPr>
+          <w:rStyle w:val="OperatorTok"/>
+        </w:rPr>
+        <w:t xml:space="preserve">.</w:t>
+      </w:r>
+      <w:r>
+        <w:rPr>
+          <w:rStyle w:val="DecValTok"/>
+        </w:rPr>
+        <w:t xml:space="preserve">1.50</w:t>
       </w:r>
     </w:p>
     <w:p>
@@ -16742,9 +20300,9 @@
         </w:pict>
       </w:r>
     </w:p>
-    <w:bookmarkEnd w:id="38"/>
-    <w:bookmarkEnd w:id="39"/>
-    <w:bookmarkStart w:id="42" w:name="sec66"/>
+    <w:bookmarkEnd w:id="42"/>
+    <w:bookmarkEnd w:id="43"/>
+    <w:bookmarkStart w:id="46" w:name="sec80"/>
     <w:p>
       <w:pPr>
         <w:pStyle w:val="Heading3"/>
@@ -17115,7 +20673,7 @@
         <w:t xml:space="preserve">local</w:t>
       </w:r>
     </w:p>
-    <w:bookmarkStart w:id="40" w:name="sec67"/>
+    <w:bookmarkStart w:id="44" w:name="sec81"/>
     <w:p>
       <w:pPr>
         <w:pStyle w:val="Heading4"/>
@@ -17201,8 +20759,8 @@
         <w:t xml:space="preserve">IdentifierType Serial</w:t>
       </w:r>
     </w:p>
-    <w:bookmarkEnd w:id="40"/>
-    <w:bookmarkStart w:id="41" w:name="sec68"/>
+    <w:bookmarkEnd w:id="44"/>
+    <w:bookmarkStart w:id="45" w:name="sec82"/>
     <w:p>
       <w:pPr>
         <w:pStyle w:val="Heading4"/>
@@ -18039,9 +21597,9 @@
         </w:pict>
       </w:r>
     </w:p>
-    <w:bookmarkEnd w:id="41"/>
-    <w:bookmarkEnd w:id="42"/>
-    <w:bookmarkStart w:id="45" w:name="sec69"/>
+    <w:bookmarkEnd w:id="45"/>
+    <w:bookmarkEnd w:id="46"/>
+    <w:bookmarkStart w:id="49" w:name="sec83"/>
     <w:p>
       <w:pPr>
         <w:pStyle w:val="Heading3"/>
@@ -18337,7 +21895,7 @@
         <w:t xml:space="preserve">1.50</w:t>
       </w:r>
     </w:p>
-    <w:bookmarkStart w:id="43" w:name="sec70"/>
+    <w:bookmarkStart w:id="47" w:name="sec84"/>
     <w:p>
       <w:pPr>
         <w:pStyle w:val="Heading4"/>
@@ -18393,8 +21951,8 @@
         <w:t xml:space="preserve">SkipIsoUrl</w:t>
       </w:r>
     </w:p>
-    <w:bookmarkEnd w:id="43"/>
-    <w:bookmarkStart w:id="44" w:name="sec71"/>
+    <w:bookmarkEnd w:id="47"/>
+    <w:bookmarkStart w:id="48" w:name="sec85"/>
     <w:p>
       <w:pPr>
         <w:pStyle w:val="Heading4"/>
@@ -19434,9 +22992,9 @@
         </w:pict>
       </w:r>
     </w:p>
-    <w:bookmarkEnd w:id="44"/>
-    <w:bookmarkEnd w:id="45"/>
-    <w:bookmarkStart w:id="48" w:name="sec72"/>
+    <w:bookmarkEnd w:id="48"/>
+    <w:bookmarkEnd w:id="49"/>
+    <w:bookmarkStart w:id="52" w:name="sec86"/>
     <w:p>
       <w:pPr>
         <w:pStyle w:val="Heading3"/>
@@ -19492,7 +23050,7 @@
         <w:t xml:space="preserve">local</w:t>
       </w:r>
     </w:p>
-    <w:bookmarkStart w:id="46" w:name="sec73"/>
+    <w:bookmarkStart w:id="50" w:name="sec87"/>
     <w:p>
       <w:pPr>
         <w:pStyle w:val="Heading4"/>
@@ -19536,8 +23094,8 @@
         <w:t xml:space="preserve">SkipCmClient</w:t>
       </w:r>
     </w:p>
-    <w:bookmarkEnd w:id="46"/>
-    <w:bookmarkStart w:id="47" w:name="sec74"/>
+    <w:bookmarkEnd w:id="50"/>
+    <w:bookmarkStart w:id="51" w:name="sec88"/>
     <w:p>
       <w:pPr>
         <w:pStyle w:val="Heading4"/>
@@ -19554,7 +23112,7 @@
         <w:rPr>
           <w:rStyle w:val="CommentTok"/>
         </w:rPr>
-        <w:t xml:space="preserve"># Target by serial number (resolved to hostname via OneView) {#sec75}</w:t>
+        <w:t xml:space="preserve"># Target by serial number (resolved to hostname via OneView) {#sec89}</w:t>
       </w:r>
       <w:r>
         <w:br/>
@@ -20559,9 +24117,9 @@
         </w:pict>
       </w:r>
     </w:p>
-    <w:bookmarkEnd w:id="47"/>
-    <w:bookmarkEnd w:id="48"/>
-    <w:bookmarkStart w:id="51" w:name="sec76"/>
+    <w:bookmarkEnd w:id="51"/>
+    <w:bookmarkEnd w:id="52"/>
+    <w:bookmarkStart w:id="55" w:name="sec90"/>
     <w:p>
       <w:pPr>
         <w:pStyle w:val="Heading3"/>
@@ -20758,7 +24316,7 @@
         <w:t xml:space="preserve">Server srv01</w:t>
       </w:r>
     </w:p>
-    <w:bookmarkStart w:id="49" w:name="sec77"/>
+    <w:bookmarkStart w:id="53" w:name="sec91"/>
     <w:p>
       <w:pPr>
         <w:pStyle w:val="Heading4"/>
@@ -20826,8 +24384,8 @@
         <w:t xml:space="preserve">Method powershell</w:t>
       </w:r>
     </w:p>
-    <w:bookmarkEnd w:id="49"/>
-    <w:bookmarkStart w:id="50" w:name="sec78"/>
+    <w:bookmarkEnd w:id="53"/>
+    <w:bookmarkStart w:id="54" w:name="sec92"/>
     <w:p>
       <w:pPr>
         <w:pStyle w:val="Heading4"/>
@@ -21574,7 +25132,7 @@
         <w:rPr>
           <w:rStyle w:val="CommentTok"/>
         </w:rPr>
-        <w:t xml:space="preserve"># Target by serial number (resolved via OneView) {#sec79}</w:t>
+        <w:t xml:space="preserve"># Target by serial number (resolved via OneView) {#sec93}</w:t>
       </w:r>
       <w:r>
         <w:br/>
@@ -21728,10 +25286,10 @@
         </w:pict>
       </w:r>
     </w:p>
-    <w:bookmarkEnd w:id="50"/>
-    <w:bookmarkEnd w:id="51"/>
-    <w:bookmarkEnd w:id="52"/>
-    <w:bookmarkStart w:id="55" w:name="sec80"/>
+    <w:bookmarkEnd w:id="54"/>
+    <w:bookmarkEnd w:id="55"/>
+    <w:bookmarkEnd w:id="56"/>
+    <w:bookmarkStart w:id="59" w:name="sec94"/>
     <w:p>
       <w:pPr>
         <w:pStyle w:val="Heading2"/>
@@ -21750,7 +25308,7 @@
       <w:r>
         <w:t xml:space="preserve"> </w:t>
       </w:r>
-      <w:hyperlink r:id="rId53">
+      <w:hyperlink r:id="rId57">
         <w:r>
           <w:rPr>
             <w:rStyle w:val="VerbatimChar"/>
@@ -21765,7 +25323,7 @@
         <w:t xml:space="preserve">for the full guide.</w:t>
       </w:r>
     </w:p>
-    <w:bookmarkStart w:id="54" w:name="sec81"/>
+    <w:bookmarkStart w:id="58" w:name="sec95"/>
     <w:p>
       <w:pPr>
         <w:pStyle w:val="Heading3"/>
@@ -21840,9 +25398,9 @@
         </w:pict>
       </w:r>
     </w:p>
-    <w:bookmarkEnd w:id="54"/>
-    <w:bookmarkEnd w:id="55"/>
-    <w:bookmarkStart w:id="60" w:name="sec82"/>
+    <w:bookmarkEnd w:id="58"/>
+    <w:bookmarkEnd w:id="59"/>
+    <w:bookmarkStart w:id="64" w:name="sec96"/>
     <w:p>
       <w:pPr>
         <w:pStyle w:val="Heading2"/>
@@ -21859,7 +25417,7 @@
         <w:t xml:space="preserve">Low-level helpers used by other commands.</w:t>
       </w:r>
     </w:p>
-    <w:bookmarkStart w:id="56" w:name="sec83"/>
+    <w:bookmarkStart w:id="60" w:name="sec97"/>
     <w:p>
       <w:pPr>
         <w:pStyle w:val="Heading3"/>
@@ -21953,7 +25511,7 @@
         <w:pStyle w:val="Compact"/>
         <w:numPr>
           <w:ilvl w:val="0"/>
-          <w:numId w:val="1016"/>
+          <w:numId w:val="1017"/>
         </w:numPr>
       </w:pPr>
       <w:r>
@@ -21975,7 +25533,7 @@
         <w:pStyle w:val="Compact"/>
         <w:numPr>
           <w:ilvl w:val="0"/>
-          <w:numId w:val="1016"/>
+          <w:numId w:val="1017"/>
         </w:numPr>
       </w:pPr>
       <w:r>
@@ -22116,8 +25674,8 @@
         <w:t xml:space="preserve">30</w:t>
       </w:r>
     </w:p>
-    <w:bookmarkEnd w:id="56"/>
-    <w:bookmarkStart w:id="57" w:name="sec84"/>
+    <w:bookmarkEnd w:id="60"/>
+    <w:bookmarkStart w:id="61" w:name="sec98"/>
     <w:p>
       <w:pPr>
         <w:pStyle w:val="Heading3"/>
@@ -22173,8 +25731,8 @@
         <w:t xml:space="preserve">Server srv01</w:t>
       </w:r>
     </w:p>
-    <w:bookmarkEnd w:id="57"/>
-    <w:bookmarkStart w:id="58" w:name="sec85"/>
+    <w:bookmarkEnd w:id="61"/>
+    <w:bookmarkStart w:id="62" w:name="sec99"/>
     <w:p>
       <w:pPr>
         <w:pStyle w:val="Heading3"/>
@@ -22206,8 +25764,8 @@
         <w:t xml:space="preserve">ServerName srv01</w:t>
       </w:r>
     </w:p>
-    <w:bookmarkEnd w:id="58"/>
-    <w:bookmarkStart w:id="59" w:name="sec86"/>
+    <w:bookmarkEnd w:id="62"/>
+    <w:bookmarkStart w:id="63" w:name="sec100"/>
     <w:p>
       <w:pPr>
         <w:pStyle w:val="Heading3"/>
@@ -22379,9 +25937,9 @@
         </w:pict>
       </w:r>
     </w:p>
-    <w:bookmarkEnd w:id="59"/>
-    <w:bookmarkEnd w:id="60"/>
-    <w:bookmarkStart w:id="65" w:name="sec87"/>
+    <w:bookmarkEnd w:id="63"/>
+    <w:bookmarkEnd w:id="64"/>
+    <w:bookmarkStart w:id="69" w:name="sec101"/>
     <w:p>
       <w:pPr>
         <w:pStyle w:val="Heading2"/>
@@ -22398,7 +25956,7 @@
         <w:t xml:space="preserve">Dispatch requests to the appropriate handler.</w:t>
       </w:r>
     </w:p>
-    <w:bookmarkStart w:id="61" w:name="sec88"/>
+    <w:bookmarkStart w:id="65" w:name="sec102"/>
     <w:p>
       <w:pPr>
         <w:pStyle w:val="Heading3"/>
@@ -22514,8 +26072,8 @@
         <w:t xml:space="preserve">}</w:t>
       </w:r>
     </w:p>
-    <w:bookmarkEnd w:id="61"/>
-    <w:bookmarkStart w:id="62" w:name="sec89"/>
+    <w:bookmarkEnd w:id="65"/>
+    <w:bookmarkStart w:id="66" w:name="sec103"/>
     <w:p>
       <w:pPr>
         <w:pStyle w:val="Heading3"/>
@@ -22535,8 +26093,8 @@
         <w:t xml:space="preserve">Get-RouteMap</w:t>
       </w:r>
     </w:p>
-    <w:bookmarkEnd w:id="62"/>
-    <w:bookmarkStart w:id="63" w:name="sec90"/>
+    <w:bookmarkEnd w:id="66"/>
+    <w:bookmarkStart w:id="67" w:name="sec104"/>
     <w:p>
       <w:pPr>
         <w:pStyle w:val="Heading3"/>
@@ -22826,8 +26384,8 @@
         <w:t xml:space="preserve">}</w:t>
       </w:r>
     </w:p>
-    <w:bookmarkEnd w:id="63"/>
-    <w:bookmarkStart w:id="64" w:name="sec91"/>
+    <w:bookmarkEnd w:id="67"/>
+    <w:bookmarkStart w:id="68" w:name="sec105"/>
     <w:p>
       <w:pPr>
         <w:pStyle w:val="Heading3"/>
@@ -22848,9 +26406,9 @@
         </w:pict>
       </w:r>
     </w:p>
-    <w:bookmarkEnd w:id="64"/>
-    <w:bookmarkEnd w:id="65"/>
-    <w:bookmarkStart w:id="70" w:name="sec92"/>
+    <w:bookmarkEnd w:id="68"/>
+    <w:bookmarkEnd w:id="69"/>
+    <w:bookmarkStart w:id="74" w:name="sec106"/>
     <w:p>
       <w:pPr>
         <w:pStyle w:val="Heading2"/>
@@ -23022,7 +26580,7 @@
       <w:r>
         <w:t xml:space="preserve"> </w:t>
       </w:r>
-      <w:hyperlink r:id="rId66">
+      <w:hyperlink r:id="rId70">
         <w:r>
           <w:rPr>
             <w:rStyle w:val="VerbatimChar"/>
@@ -23039,7 +26597,7 @@
       <w:r>
         <w:t xml:space="preserve"> </w:t>
       </w:r>
-      <w:hyperlink r:id="rId67">
+      <w:hyperlink r:id="rId71">
         <w:r>
           <w:rPr>
             <w:rStyle w:val="VerbatimChar"/>
@@ -23051,7 +26609,7 @@
         <w:t xml:space="preserve">.</w:t>
       </w:r>
     </w:p>
-    <w:bookmarkStart w:id="68" w:name="sec93"/>
+    <w:bookmarkStart w:id="72" w:name="sec107"/>
     <w:p>
       <w:pPr>
         <w:pStyle w:val="Heading3"/>
@@ -23324,8 +26882,8 @@
         <w:t xml:space="preserve">$cred</w:t>
       </w:r>
     </w:p>
-    <w:bookmarkEnd w:id="68"/>
-    <w:bookmarkStart w:id="69" w:name="sec94"/>
+    <w:bookmarkEnd w:id="72"/>
+    <w:bookmarkStart w:id="73" w:name="sec108"/>
     <w:p>
       <w:pPr>
         <w:pStyle w:val="Heading3"/>
@@ -23633,9 +27191,9 @@
         <w:t xml:space="preserve">'srv0'</w:t>
       </w:r>
     </w:p>
-    <w:bookmarkEnd w:id="69"/>
-    <w:bookmarkEnd w:id="70"/>
-    <w:bookmarkStart w:id="77" w:name="sec95"/>
+    <w:bookmarkEnd w:id="73"/>
+    <w:bookmarkEnd w:id="74"/>
+    <w:bookmarkStart w:id="81" w:name="sec109"/>
     <w:p>
       <w:pPr>
         <w:pStyle w:val="Heading2"/>
@@ -23644,7 +27202,7 @@
         <w:t xml:space="preserve">Troubleshooting</w:t>
       </w:r>
     </w:p>
-    <w:bookmarkStart w:id="71" w:name="sec96"/>
+    <w:bookmarkStart w:id="75" w:name="sec110"/>
     <w:p>
       <w:pPr>
         <w:pStyle w:val="Heading3"/>
@@ -23703,8 +27261,8 @@
         <w:t xml:space="preserve">Module Automation</w:t>
       </w:r>
     </w:p>
-    <w:bookmarkEnd w:id="71"/>
-    <w:bookmarkStart w:id="72" w:name="sec97"/>
+    <w:bookmarkEnd w:id="75"/>
+    <w:bookmarkStart w:id="76" w:name="sec111"/>
     <w:p>
       <w:pPr>
         <w:pStyle w:val="Heading3"/>
@@ -23754,8 +27312,8 @@
         <w:t xml:space="preserve">ps1</w:t>
       </w:r>
     </w:p>
-    <w:bookmarkEnd w:id="72"/>
-    <w:bookmarkStart w:id="73" w:name="sec98"/>
+    <w:bookmarkEnd w:id="76"/>
+    <w:bookmarkStart w:id="77" w:name="sec112"/>
     <w:p>
       <w:pPr>
         <w:pStyle w:val="Heading3"/>
@@ -23781,8 +27339,8 @@
         <w:t xml:space="preserve"> Automation</w:t>
       </w:r>
     </w:p>
-    <w:bookmarkEnd w:id="73"/>
-    <w:bookmarkStart w:id="74" w:name="sec99"/>
+    <w:bookmarkEnd w:id="77"/>
+    <w:bookmarkStart w:id="78" w:name="sec113"/>
     <w:p>
       <w:pPr>
         <w:pStyle w:val="Heading3"/>
@@ -24030,8 +27588,8 @@
         <w:t xml:space="preserve">Force</w:t>
       </w:r>
     </w:p>
-    <w:bookmarkEnd w:id="74"/>
-    <w:bookmarkStart w:id="76" w:name="sec100"/>
+    <w:bookmarkEnd w:id="78"/>
+    <w:bookmarkStart w:id="80" w:name="sec114"/>
     <w:p>
       <w:pPr>
         <w:pStyle w:val="Heading3"/>
@@ -24044,7 +27602,7 @@
       <w:pPr>
         <w:pStyle w:val="FirstParagraph"/>
       </w:pPr>
-      <w:hyperlink r:id="rId75">
+      <w:hyperlink r:id="rId79">
         <w:r>
           <w:rPr>
             <w:rStyle w:val="Hyperlink"/>
@@ -24059,9 +27617,9 @@
         <w:t xml:space="preserve">with per-command detail pages.</w:t>
       </w:r>
     </w:p>
-    <w:bookmarkEnd w:id="76"/>
-    <w:bookmarkEnd w:id="77"/>
-    <w:bookmarkEnd w:id="78"/>
+    <w:bookmarkEnd w:id="80"/>
+    <w:bookmarkEnd w:id="81"/>
+    <w:bookmarkEnd w:id="82"/>
     <w:sectPr>
       <w:pgSz w:w="16838" w:h="11906" w:orient="landscape"/>
       <w:footnotePr>
@@ -24325,6 +27883,9 @@
     <w:abstractNumId w:val="991"/>
   </w:num>
   <w:num w:numId="1016">
+    <w:abstractNumId w:val="991"/>
+  </w:num>
+  <w:num w:numId="1017">
     <w:abstractNumId w:val="991"/>
   </w:num>
 </w:numbering>

--- a/docx/Automation/automation_commands.docx
+++ b/docx/Automation/automation_commands.docx
@@ -272,6 +272,23 @@
             <w:rStyle w:val="Hyperlink"/>
           </w:rPr>
           <w:t xml:space="preserve">Full build (most common)</w:t>
+        </w:r>
+      </w:hyperlink>
+    </w:p>
+    <w:p>
+      <w:pPr>
+        <w:pStyle w:val="Compact"/>
+        <w:numPr>
+          <w:ilvl w:val="1"/>
+          <w:numId w:val="1004"/>
+        </w:numPr>
+      </w:pPr>
+      <w:hyperlink w:anchor="sec53">
+        <w:r>
+          <w:rPr>
+            <w:rStyle w:val="Hyperlink"/>
+          </w:rPr>
+          <w:t xml:space="preserve">ISO &amp; Firmware parameter options</w:t>
         </w:r>
       </w:hyperlink>
     </w:p>
